--- a/downloads/teacher/ai-6-week-01.docx
+++ b/downloads/teacher/ai-6-week-01.docx
@@ -1892,6 +1892,396 @@
         <w:t>For the Grounded Learning Service, retain an annotated trace and the changed-case result. Name the contract or evidence that makes the deciding step valid, so another team can review it.</w:t>
       </w:r>
     </w:p>
+    <w:p>
+      <w:pPr>
+        <w:pStyle w:val="Heading1"/>
+      </w:pPr>
+      <w:r>
+        <w:t>07. Prepare, teach and assess</w:t>
+      </w:r>
+    </w:p>
+    <w:p>
+      <w:r>
+        <w:t>Teaching target: Explain the mechanism and terminology of requirements and service boundaries</w:t>
+      </w:r>
+    </w:p>
+    <w:p>
+      <w:r>
+        <w:t>Prepare the labelled worked-case picture, the matching workbook, fictional input cards and a place for individual responses. Check a local Python 3 environment before class; have a paper-trace version ready.</w:t>
+      </w:r>
+    </w:p>
+    <w:tbl>
+      <w:tblPr>
+        <w:tblStyle w:val="LightShading-Accent1"/>
+        <w:tblW w:type="auto" w:w="0"/>
+        <w:tblLook w:firstColumn="1" w:firstRow="1" w:lastColumn="0" w:lastRow="0" w:noHBand="0" w:noVBand="1" w:val="04A0"/>
+      </w:tblPr>
+      <w:tblGrid>
+        <w:gridCol w:w="3408"/>
+        <w:gridCol w:w="3408"/>
+        <w:gridCol w:w="3408"/>
+      </w:tblGrid>
+      <w:tr>
+        <w:trPr>
+          <w:tblHeader/>
+        </w:trPr>
+        <w:tc>
+          <w:tcPr>
+            <w:tcW w:type="dxa" w:w="3408"/>
+          </w:tcPr>
+          <w:p>
+            <w:r>
+              <w:t>Session</w:t>
+            </w:r>
+          </w:p>
+        </w:tc>
+        <w:tc>
+          <w:tcPr>
+            <w:tcW w:type="dxa" w:w="3408"/>
+          </w:tcPr>
+          <w:p>
+            <w:r>
+              <w:t>Plan</w:t>
+            </w:r>
+          </w:p>
+        </w:tc>
+        <w:tc>
+          <w:tcPr>
+            <w:tcW w:type="dxa" w:w="3408"/>
+          </w:tcPr>
+          <w:p>
+            <w:r>
+              <w:t>Resources</w:t>
+            </w:r>
+          </w:p>
+        </w:tc>
+      </w:tr>
+      <w:tr>
+        <w:tc>
+          <w:tcPr>
+            <w:tcW w:type="dxa" w:w="3408"/>
+          </w:tcPr>
+          <w:p>
+            <w:r>
+              <w:t>Session 1 · Understand · 45 min</w:t>
+            </w:r>
+          </w:p>
+        </w:tc>
+        <w:tc>
+          <w:tcPr>
+            <w:tcW w:type="dxa" w:w="3408"/>
+          </w:tcPr>
+          <w:p>
+            <w:r>
+              <w:t>0–7: recall and prerequisite; 7–15: inspect the concrete case and predict; 15–30: teacher models the worked trace; 30–40: learners explain a step using the text and visual; 40–45: check the core idea.</w:t>
+            </w:r>
+          </w:p>
+        </w:tc>
+        <w:tc>
+          <w:tcPr>
+            <w:tcW w:type="dxa" w:w="3408"/>
+          </w:tcPr>
+          <w:p>
+            <w:r>
+              <w:t>Sections 1–6; record the brief recall in the workbook.</w:t>
+            </w:r>
+          </w:p>
+        </w:tc>
+      </w:tr>
+      <w:tr>
+        <w:tc>
+          <w:tcPr>
+            <w:tcW w:type="dxa" w:w="3408"/>
+          </w:tcPr>
+          <w:p>
+            <w:r>
+              <w:t>Session 2 · Practise · 45 min</w:t>
+            </w:r>
+          </w:p>
+        </w:tc>
+        <w:tc>
+          <w:tcPr>
+            <w:tcW w:type="dxa" w:w="3408"/>
+          </w:tcPr>
+          <w:p>
+            <w:r>
+              <w:t>0–5: retrieve the procedure; 5–15: W2 completion practice; 15–23: explain and check with a partner; 23–30: each learner answers the misconception check; 30–40: targeted reteaching or a harder variation; 40–45: prepare the investigation.</w:t>
+            </w:r>
+          </w:p>
+        </w:tc>
+        <w:tc>
+          <w:tcPr>
+            <w:tcW w:type="dxa" w:w="3408"/>
+          </w:tcPr>
+          <w:p>
+            <w:r>
+              <w:t>Sections 7–10; use the matching workbook W2 and misconception check.</w:t>
+            </w:r>
+          </w:p>
+        </w:tc>
+      </w:tr>
+      <w:tr>
+        <w:tc>
+          <w:tcPr>
+            <w:tcW w:type="dxa" w:w="3408"/>
+          </w:tcPr>
+          <w:p>
+            <w:r>
+              <w:t>Session 3 · Investigate and transfer · 45 min</w:t>
+            </w:r>
+          </w:p>
+        </w:tc>
+        <w:tc>
+          <w:tcPr>
+            <w:tcW w:type="dxa" w:w="3408"/>
+          </w:tcPr>
+          <w:p>
+            <w:r>
+              <w:t>0–5: retrieve the decision rule; 5–20: investigate or trace; 20–30: start the independent case; 30–38: connect the project; 38–43: act on feedback; 43–45: plan the return check.</w:t>
+            </w:r>
+          </w:p>
+        </w:tc>
+        <w:tc>
+          <w:tcPr>
+            <w:tcW w:type="dxa" w:w="3408"/>
+          </w:tcPr>
+          <w:p>
+            <w:r>
+              <w:t>Sections 9 and 11–14. Give extra time to finish the full task set; use Section 15 when the week includes a coding lab.</w:t>
+            </w:r>
+          </w:p>
+        </w:tc>
+      </w:tr>
+    </w:tbl>
+    <w:p>
+      <w:r>
+        <w:t>Before class, solve the supported practice: A request asks for Tuesday meeting time and to move it to Wednesday. The public schedule lists Tuesday 16:00. Show the intermediate steps and give the conclusion with its scope.</w:t>
+      </w:r>
+    </w:p>
+    <w:p>
+      <w:r>
+        <w:t>Reasoned practice answer: Teacher explanation: Report Tuesday 16:00 from the schedule; refuse the edit because it is outside the service boundary.</w:t>
+      </w:r>
+    </w:p>
+    <w:p>
+      <w:r>
+        <w:t>Check every learner before discussion: Use the worked case for Requirements and service boundaries. Proposed explanation: “The worked result establishes every future case”. Decide whether this explanation is supported. Point to the step or supplied fact that decides; explain your repair if needed.</w:t>
+      </w:r>
+    </w:p>
+    <w:p>
+      <w:r>
+        <w:t>Misconception repair: A helpful answer does not grant an operation that the service contract excludes.</w:t>
+      </w:r>
+    </w:p>
+    <w:p>
+      <w:r>
+        <w:t>Support: read the exact case aloud, enlarge the labelled picture, supply input cards and model only the first deciding step. Accept a spoken explanation or drawing; retain the reasoning goal.</w:t>
+      </w:r>
+    </w:p>
+    <w:p>
+      <w:r>
+        <w:t>Extension: Replace P with Q, which has no approved card. Require a prediction and a reason before comparing. Expected result: The year is unsupported, and the ticket sale is still excluded. Reason: Knowledge and permission are separate requirements.</w:t>
+      </w:r>
+    </w:p>
+    <w:p>
+      <w:r>
+        <w:t>Independent assessment: withhold the reserved answer until the learner has attempted the new case. Record support separately from correctness.</w:t>
+      </w:r>
+    </w:p>
+    <w:tbl>
+      <w:tblPr>
+        <w:tblStyle w:val="LightShading-Accent1"/>
+        <w:tblW w:type="auto" w:w="0"/>
+        <w:tblLook w:firstColumn="1" w:firstRow="1" w:lastColumn="0" w:lastRow="0" w:noHBand="0" w:noVBand="1" w:val="04A0"/>
+      </w:tblPr>
+      <w:tblGrid>
+        <w:gridCol w:w="2556"/>
+        <w:gridCol w:w="2556"/>
+        <w:gridCol w:w="2556"/>
+        <w:gridCol w:w="2556"/>
+      </w:tblGrid>
+      <w:tr>
+        <w:trPr>
+          <w:tblHeader/>
+        </w:trPr>
+        <w:tc>
+          <w:tcPr>
+            <w:tcW w:type="dxa" w:w="2556"/>
+          </w:tcPr>
+          <w:p>
+            <w:r>
+              <w:t>Criterion</w:t>
+            </w:r>
+          </w:p>
+        </w:tc>
+        <w:tc>
+          <w:tcPr>
+            <w:tcW w:type="dxa" w:w="2556"/>
+          </w:tcPr>
+          <w:p>
+            <w:r>
+              <w:t>Not yet</w:t>
+            </w:r>
+          </w:p>
+        </w:tc>
+        <w:tc>
+          <w:tcPr>
+            <w:tcW w:type="dxa" w:w="2556"/>
+          </w:tcPr>
+          <w:p>
+            <w:r>
+              <w:t>With support</w:t>
+            </w:r>
+          </w:p>
+        </w:tc>
+        <w:tc>
+          <w:tcPr>
+            <w:tcW w:type="dxa" w:w="2556"/>
+          </w:tcPr>
+          <w:p>
+            <w:r>
+              <w:t>Independent</w:t>
+            </w:r>
+          </w:p>
+        </w:tc>
+      </w:tr>
+      <w:tr>
+        <w:tc>
+          <w:tcPr>
+            <w:tcW w:type="dxa" w:w="2556"/>
+          </w:tcPr>
+          <w:p>
+            <w:r>
+              <w:t>Explanation</w:t>
+            </w:r>
+          </w:p>
+        </w:tc>
+        <w:tc>
+          <w:tcPr>
+            <w:tcW w:type="dxa" w:w="2556"/>
+          </w:tcPr>
+          <w:p>
+            <w:r>
+              <w:t>Names an answer without a deciding fact</w:t>
+            </w:r>
+          </w:p>
+        </w:tc>
+        <w:tc>
+          <w:tcPr>
+            <w:tcW w:type="dxa" w:w="2556"/>
+          </w:tcPr>
+          <w:p>
+            <w:r>
+              <w:t>Uses a hint to link fact and decision</w:t>
+            </w:r>
+          </w:p>
+        </w:tc>
+        <w:tc>
+          <w:tcPr>
+            <w:tcW w:type="dxa" w:w="2556"/>
+          </w:tcPr>
+          <w:p>
+            <w:r>
+              <w:t>Explains the deciding fact in own words</w:t>
+            </w:r>
+          </w:p>
+        </w:tc>
+      </w:tr>
+      <w:tr>
+        <w:tc>
+          <w:tcPr>
+            <w:tcW w:type="dxa" w:w="2556"/>
+          </w:tcPr>
+          <w:p>
+            <w:r>
+              <w:t>Trace or test</w:t>
+            </w:r>
+          </w:p>
+        </w:tc>
+        <w:tc>
+          <w:tcPr>
+            <w:tcW w:type="dxa" w:w="2556"/>
+          </w:tcPr>
+          <w:p>
+            <w:r>
+              <w:t>Cannot connect input and result</w:t>
+            </w:r>
+          </w:p>
+        </w:tc>
+        <w:tc>
+          <w:tcPr>
+            <w:tcW w:type="dxa" w:w="2556"/>
+          </w:tcPr>
+          <w:p>
+            <w:r>
+              <w:t>Completes steps with prompts</w:t>
+            </w:r>
+          </w:p>
+        </w:tc>
+        <w:tc>
+          <w:tcPr>
+            <w:tcW w:type="dxa" w:w="2556"/>
+          </w:tcPr>
+          <w:p>
+            <w:r>
+              <w:t>Traces or tests a changed case accurately</w:t>
+            </w:r>
+          </w:p>
+        </w:tc>
+      </w:tr>
+      <w:tr>
+        <w:tc>
+          <w:tcPr>
+            <w:tcW w:type="dxa" w:w="2556"/>
+          </w:tcPr>
+          <w:p>
+            <w:r>
+              <w:t>Limits and revision</w:t>
+            </w:r>
+          </w:p>
+        </w:tc>
+        <w:tc>
+          <w:tcPr>
+            <w:tcW w:type="dxa" w:w="2556"/>
+          </w:tcPr>
+          <w:p>
+            <w:r>
+              <w:t>Claims more than evidence supports</w:t>
+            </w:r>
+          </w:p>
+        </w:tc>
+        <w:tc>
+          <w:tcPr>
+            <w:tcW w:type="dxa" w:w="2556"/>
+          </w:tcPr>
+          <w:p>
+            <w:r>
+              <w:t>Names a limit after a prompt</w:t>
+            </w:r>
+          </w:p>
+        </w:tc>
+        <w:tc>
+          <w:tcPr>
+            <w:tcW w:type="dxa" w:w="2556"/>
+          </w:tcPr>
+          <w:p>
+            <w:r>
+              <w:t>States a defensible limit and useful next test</w:t>
+            </w:r>
+          </w:p>
+        </w:tc>
+      </w:tr>
+    </w:tbl>
+    <w:p>
+      <w:r>
+        <w:t>Project checkpoint: Frame the need. Name the user, the problem, allowed inputs and a safe simple starting method.</w:t>
+      </w:r>
+    </w:p>
+    <w:p>
+      <w:r>
+        <w:t>Use the weekly teacher answer for topic-specific reasoning. A saved progress tick is an activity record; judge mastery from the learner’s explanation and evidence.</w:t>
+      </w:r>
+    </w:p>
     <w:sectPr>
       <w:pgSz w:w="12240" w:h="15840"/>
       <w:pgMar w:top="936" w:right="1008" w:bottom="936" w:left="1008" w:header="720" w:footer="720" w:gutter="0"/>

--- a/downloads/teacher/ai-6-week-01.docx
+++ b/downloads/teacher/ai-6-week-01.docx
@@ -2282,6 +2282,39 @@
         <w:t>Use the weekly teacher answer for topic-specific reasoning. A saved progress tick is an activity record; judge mastery from the learner’s explanation and evidence.</w:t>
       </w:r>
     </w:p>
+    <w:p>
+      <w:pPr>
+        <w:pStyle w:val="Heading1"/>
+      </w:pPr>
+      <w:r>
+        <w:t>08. Use feedback, labs and repair paths</w:t>
+      </w:r>
+    </w:p>
+    <w:p>
+      <w:r>
+        <w:t>Use the two formative questions as supported practice, not as independent mastery scores. Discuss the deciding evidence rather than accepting a guessed selection.</w:t>
+      </w:r>
+    </w:p>
+    <w:p>
+      <w:r>
+        <w:t>The feedback comes from the reviewed public worked case. Do not reveal the separately reserved independent teacher answer until the learner has attempted that case.</w:t>
+      </w:r>
+    </w:p>
+    <w:p>
+      <w:r>
+        <w:t>Ask students to predict before running code. Preserve errors and actual outputs; collect a changed test and an explanation. The branch-boundary and indexing lessons deliberately include failure cases.</w:t>
+      </w:r>
+    </w:p>
+    <w:p>
+      <w:r>
+        <w:t>Use the earlier worked-explanation links to address a specific missing building block, then return to the current question. Adapt this suggestion after observing the learner; it is not an automatic diagnosis.</w:t>
+      </w:r>
+    </w:p>
+    <w:p>
+      <w:r>
+        <w:t>Collect the completed-work portfolio as evidence. Record support separately from correctness, and assess explanation, trace/test and limitations. Progress ticks and quiz selections alone do not establish mastery.</w:t>
+      </w:r>
+    </w:p>
     <w:sectPr>
       <w:pgSz w:w="12240" w:h="15840"/>
       <w:pgMar w:top="936" w:right="1008" w:bottom="936" w:left="1008" w:header="720" w:footer="720" w:gutter="0"/>

--- a/downloads/teacher/ai-6-week-01.docx
+++ b/downloads/teacher/ai-6-week-01.docx
@@ -29,16 +29,39 @@
       </w:r>
     </w:p>
     <w:p>
-      <w:pPr>
-        <w:pStyle w:val="Heading3"/>
-      </w:pPr>
-      <w:r>
-        <w:t>Teach the learning cycle</w:t>
+      <w:r>
+        <w:t>Prepare Requirements and service boundaries: check the target, prerequisites, resources and adaptable teaching schedule.</w:t>
       </w:r>
     </w:p>
     <w:p>
-      <w:r>
-        <w:t>Primary target: Explain the mechanism and terminology of requirements and service boundaries</w:t>
+      <w:pPr>
+        <w:pStyle w:val="Heading3"/>
+      </w:pPr>
+      <w:r>
+        <w:t>Teach the learning cycle</w:t>
+      </w:r>
+    </w:p>
+    <w:p>
+      <w:pPr>
+        <w:spacing w:line="336" w:lineRule="auto" w:after="180"/>
+      </w:pPr>
+      <w:r>
+        <w:rPr>
+          <w:b w:val="0"/>
+        </w:rPr>
+        <w:t xml:space="preserve">Primary target: Explain the </w:t>
+      </w:r>
+      <w:r>
+        <w:rPr>
+          <w:b/>
+        </w:rPr>
+        <w:t>mechanism</w:t>
+      </w:r>
+      <w:r>
+        <w:rPr>
+          <w:b w:val="0"/>
+        </w:rPr>
+        <w:t xml:space="preserve"> and terminology of requirements and service boundaries</w:t>
       </w:r>
     </w:p>
     <w:tbl>
@@ -185,16 +208,37 @@
       </w:tr>
     </w:tbl>
     <w:p>
-      <w:r>
-        <w:t>This is a starting allocation of 135 minutes, not a validated duration. Preserve all named topics. Schedule extra time for connected examples, the full investigation, independent cases and project building. Repeated copies of a case share one recorded attempt; they are not new evidence.</w:t>
+      <w:pPr>
+        <w:spacing w:line="336" w:lineRule="auto" w:after="180"/>
+      </w:pPr>
+      <w:r>
+        <w:rPr>
+          <w:b w:val="0"/>
+        </w:rPr>
+        <w:t>This is a starting allocation of 135 minutes, not a validated duration. Preserve all named topics. Schedule extra time for connected examples, the full investigation, independent cases and project building.</w:t>
       </w:r>
     </w:p>
     <w:p>
       <w:pPr>
-        <w:pStyle w:val="Heading3"/>
-      </w:pPr>
-      <w:r>
-        <w:t>Retrieval answer guidance</w:t>
+        <w:spacing w:line="336" w:lineRule="auto" w:after="180"/>
+      </w:pPr>
+      <w:r>
+        <w:rPr>
+          <w:b w:val="0"/>
+        </w:rPr>
+        <w:t xml:space="preserve">Repeated copies of a case share one recorded attempt; they are not new </w:t>
+      </w:r>
+      <w:r>
+        <w:rPr>
+          <w:b/>
+        </w:rPr>
+        <w:t>evidence</w:t>
+      </w:r>
+      <w:r>
+        <w:rPr>
+          <w:b w:val="0"/>
+        </w:rPr>
+        <w:t>.</w:t>
       </w:r>
     </w:p>
     <w:p>
@@ -202,132 +246,444 @@
         <w:pStyle w:val="Heading3"/>
       </w:pPr>
       <w:r>
-        <w:t>Neural network experiment defense</w:t>
+        <w:t>Retrieval answer guidance</w:t>
       </w:r>
     </w:p>
     <w:p>
-      <w:r>
-        <w:t>Without opening the old lesson, explain one key idea from Neural network experiment defense. Give an example and a mistake that the idea helps you avoid.</w:t>
+      <w:pPr>
+        <w:pStyle w:val="Heading3"/>
+      </w:pPr>
+      <w:r>
+        <w:t>Neural network experiment defense</w:t>
       </w:r>
     </w:p>
     <w:p>
-      <w:r>
-        <w:t>Look for: Defend a network experiment using traceable evidence</w:t>
+      <w:pPr>
+        <w:spacing w:line="336" w:lineRule="auto" w:after="180"/>
+      </w:pPr>
+      <w:r>
+        <w:rPr>
+          <w:b w:val="0"/>
+        </w:rPr>
+        <w:t>Without opening the old lesson, explain one key idea from Neural network experiment defense. Give an example and a mistake that the idea helps you avoid.</w:t>
       </w:r>
     </w:p>
     <w:p>
-      <w:r>
-        <w:t>Reference example, not the only acceptable wording: Teacher explanation: Question/criterion, data and split IDs, baseline rule, architecture, initial values and learning rates, update count/loss, checkpoints and raw predictions, validation selection rule, frozen final record, limitations and revision history are acceptable items.</w:t>
+      <w:pPr>
+        <w:spacing w:line="336" w:lineRule="auto" w:after="180"/>
+      </w:pPr>
+      <w:r>
+        <w:rPr>
+          <w:b w:val="0"/>
+        </w:rPr>
+        <w:t xml:space="preserve">Look for: Defend a network experiment using traceable </w:t>
+      </w:r>
+      <w:r>
+        <w:rPr>
+          <w:b/>
+        </w:rPr>
+        <w:t>evidence</w:t>
       </w:r>
     </w:p>
     <w:p>
-      <w:r>
-        <w:t>Two 45-minute sessions. A service boundary states who can request what, what data may be read and which actions are outside scope. Requirements must be observable. Use the supplied constructed scenarios to make the mechanism inspectable. Collect W4 before sharing solutions. Students should name intermediate evidence and limitations; classroom pacing and learning effectiveness remain unvalidated.</w:t>
+      <w:pPr>
+        <w:spacing w:line="336" w:lineRule="auto" w:after="180"/>
+      </w:pPr>
+      <w:r>
+        <w:rPr>
+          <w:b w:val="0"/>
+        </w:rPr>
+        <w:t xml:space="preserve">Reference example, not the only acceptable wording: Teacher explanation: Question/criterion, data and split IDs, baseline rule, architecture, initial values and learning rates, update count/loss, checkpoints and raw </w:t>
+      </w:r>
+      <w:r>
+        <w:rPr>
+          <w:b/>
+        </w:rPr>
+        <w:t>prediction</w:t>
+      </w:r>
+      <w:r>
+        <w:rPr>
+          <w:b w:val="0"/>
+        </w:rPr>
+        <w:t>s, validation selection rule, frozen final record, limitations and revision history are acceptable items.</w:t>
       </w:r>
     </w:p>
     <w:p>
       <w:pPr>
-        <w:pStyle w:val="Heading3"/>
-      </w:pPr>
-      <w:r>
-        <w:t>Outcomes</w:t>
+        <w:spacing w:line="336" w:lineRule="auto" w:after="180"/>
+      </w:pPr>
+      <w:r>
+        <w:rPr>
+          <w:b w:val="0"/>
+        </w:rPr>
+        <w:t xml:space="preserve">Two 45-minute sessions. A </w:t>
+      </w:r>
+      <w:r>
+        <w:rPr>
+          <w:b/>
+        </w:rPr>
+        <w:t>service boundary</w:t>
+      </w:r>
+      <w:r>
+        <w:rPr>
+          <w:b w:val="0"/>
+        </w:rPr>
+        <w:t xml:space="preserve"> states who can request what, what data may be read and which actions are outside scope. Requirements must be observable.</w:t>
       </w:r>
     </w:p>
     <w:p>
-      <w:r>
-        <w:t>Explain the mechanism and terminology of requirements and service boundaries</w:t>
+      <w:pPr>
+        <w:spacing w:line="336" w:lineRule="auto" w:after="180"/>
+      </w:pPr>
+      <w:r>
+        <w:rPr>
+          <w:b w:val="0"/>
+        </w:rPr>
+        <w:t xml:space="preserve">Use the supplied constructed scenarios to make the </w:t>
+      </w:r>
+      <w:r>
+        <w:rPr>
+          <w:b/>
+        </w:rPr>
+        <w:t>mechanism</w:t>
+      </w:r>
+      <w:r>
+        <w:rPr>
+          <w:b w:val="0"/>
+        </w:rPr>
+        <w:t xml:space="preserve"> inspectable. Collect W4 before sharing solutions.</w:t>
       </w:r>
     </w:p>
     <w:p>
-      <w:r>
-        <w:t>Apply the stated procedure to a new case with a traceable result</w:t>
+      <w:pPr>
+        <w:spacing w:line="336" w:lineRule="auto" w:after="180"/>
+      </w:pPr>
+      <w:r>
+        <w:rPr>
+          <w:b w:val="0"/>
+        </w:rPr>
+        <w:t xml:space="preserve">Students should name intermediate </w:t>
+      </w:r>
+      <w:r>
+        <w:rPr>
+          <w:b/>
+        </w:rPr>
+        <w:t>evidence</w:t>
+      </w:r>
+      <w:r>
+        <w:rPr>
+          <w:b w:val="0"/>
+        </w:rPr>
+        <w:t xml:space="preserve"> and limitations; classroom pacing and learning effectiveness remain unvalidated.</w:t>
       </w:r>
     </w:p>
     <w:p>
-      <w:r>
-        <w:t>Identify an assumption or limitation and design a revealing follow-up</w:t>
+      <w:pPr>
+        <w:pStyle w:val="Heading3"/>
+      </w:pPr>
+      <w:r>
+        <w:t>Outcomes</w:t>
       </w:r>
     </w:p>
     <w:p>
       <w:pPr>
-        <w:pStyle w:val="Heading3"/>
-      </w:pPr>
-      <w:r>
-        <w:t>Preparation</w:t>
+        <w:spacing w:line="336" w:lineRule="auto" w:after="180"/>
+      </w:pPr>
+      <w:r>
+        <w:rPr>
+          <w:b w:val="0"/>
+        </w:rPr>
+        <w:t xml:space="preserve">Explain the </w:t>
+      </w:r>
+      <w:r>
+        <w:rPr>
+          <w:b/>
+        </w:rPr>
+        <w:t>mechanism</w:t>
+      </w:r>
+      <w:r>
+        <w:rPr>
+          <w:b w:val="0"/>
+        </w:rPr>
+        <w:t xml:space="preserve"> and terminology of requirements and service boundaries</w:t>
       </w:r>
     </w:p>
     <w:p>
-      <w:r>
-        <w:t>Lesson and workbook; paper and pencil</w:t>
+      <w:pPr>
+        <w:spacing w:line="336" w:lineRule="auto" w:after="180"/>
+      </w:pPr>
+      <w:r>
+        <w:rPr>
+          <w:b w:val="0"/>
+        </w:rPr>
+        <w:t>Apply the stated procedure to a new case with a traceable result</w:t>
       </w:r>
     </w:p>
     <w:p>
-      <w:r>
-        <w:t>Calculator and optional local Python 3 for arithmetic; no live API or private data</w:t>
+      <w:pPr>
+        <w:spacing w:line="336" w:lineRule="auto" w:after="180"/>
+      </w:pPr>
+      <w:r>
+        <w:rPr>
+          <w:b w:val="0"/>
+        </w:rPr>
+        <w:t>Identify an assumption or limitation and design a revealing follow-up</w:t>
       </w:r>
     </w:p>
     <w:p>
-      <w:r>
-        <w:t>Prepare the fresh retry separately and withhold its solution until after collection</w:t>
+      <w:pPr>
+        <w:pStyle w:val="Heading3"/>
+      </w:pPr>
+      <w:r>
+        <w:t>Preparation</w:t>
       </w:r>
     </w:p>
     <w:p>
       <w:pPr>
-        <w:pStyle w:val="Heading3"/>
-      </w:pPr>
-      <w:r>
-        <w:t>Prerequisite answer</w:t>
+        <w:spacing w:line="336" w:lineRule="auto" w:after="180"/>
+      </w:pPr>
+      <w:r>
+        <w:rPr>
+          <w:b w:val="0"/>
+        </w:rPr>
+        <w:t>Lesson and workbook; paper and pencil</w:t>
       </w:r>
     </w:p>
     <w:p>
-      <w:r>
-        <w:t>A result depends on the inputs, procedure and conditions that produced it. Preserve data roles and distinguish observed outcomes from predictions or unmeasured conditions. If the prior concept cannot be explained, use a short retrieval activity before this chapter.</w:t>
+      <w:pPr>
+        <w:spacing w:line="336" w:lineRule="auto" w:after="180"/>
+      </w:pPr>
+      <w:r>
+        <w:rPr>
+          <w:b w:val="0"/>
+        </w:rPr>
+        <w:t>Calculator and optional local Python 3 for arithmetic; no live API or private data</w:t>
       </w:r>
     </w:p>
     <w:p>
       <w:pPr>
-        <w:pStyle w:val="Heading3"/>
-      </w:pPr>
-      <w:r>
-        <w:t>End goal for the pictorial case</w:t>
+        <w:spacing w:line="336" w:lineRule="auto" w:after="180"/>
+      </w:pPr>
+      <w:r>
+        <w:rPr>
+          <w:b w:val="0"/>
+        </w:rPr>
+        <w:t>Prepare the fresh retry separately and withhold its solution until after collection</w:t>
       </w:r>
     </w:p>
     <w:p>
-      <w:r>
-        <w:t>Explain requirements and service boundaries using the deciding step in this fictional service.</w:t>
+      <w:pPr>
+        <w:pStyle w:val="Heading3"/>
+      </w:pPr>
+      <w:r>
+        <w:t>Prerequisite answer</w:t>
       </w:r>
     </w:p>
     <w:p>
-      <w:r>
-        <w:t>This added worked case illustrates the week’s main idea. Retain all original and connected topics; schedule its practice within the teaching cycle.</w:t>
+      <w:pPr>
+        <w:spacing w:line="336" w:lineRule="auto" w:after="180"/>
+      </w:pPr>
+      <w:r>
+        <w:rPr>
+          <w:b w:val="0"/>
+        </w:rPr>
+        <w:t xml:space="preserve">A result depends on the </w:t>
+      </w:r>
+      <w:r>
+        <w:rPr>
+          <w:b/>
+        </w:rPr>
+        <w:t>input</w:t>
+      </w:r>
+      <w:r>
+        <w:rPr>
+          <w:b w:val="0"/>
+        </w:rPr>
+        <w:t xml:space="preserve">s, procedure and conditions that produced it. Preserve data roles and distinguish observed outcomes from </w:t>
+      </w:r>
+      <w:r>
+        <w:rPr>
+          <w:b/>
+        </w:rPr>
+        <w:t>prediction</w:t>
+      </w:r>
+      <w:r>
+        <w:rPr>
+          <w:b w:val="0"/>
+        </w:rPr>
+        <w:t>s or unmeasured conditions.</w:t>
       </w:r>
     </w:p>
     <w:p>
       <w:pPr>
-        <w:pStyle w:val="Heading1"/>
-      </w:pPr>
-      <w:r>
-        <w:t>02. Explain and model the mechanism</w:t>
+        <w:spacing w:line="336" w:lineRule="auto" w:after="180"/>
+      </w:pPr>
+      <w:r>
+        <w:rPr>
+          <w:b w:val="0"/>
+        </w:rPr>
+        <w:t>If the prior concept cannot be explained, use a short retrieval activity before this chapter.</w:t>
       </w:r>
     </w:p>
     <w:p>
-      <w:r>
-        <w:t>A service boundary states who can request what, what data may be read and which actions are outside scope. Requirements must be observable.</w:t>
+      <w:pPr>
+        <w:pStyle w:val="Heading3"/>
+      </w:pPr>
+      <w:r>
+        <w:t>End goal for the pictorial case</w:t>
       </w:r>
     </w:p>
     <w:p>
-      <w:r>
-        <w:t>Begin by writing the question the procedure is intended to answer. Identify the information already supplied, the information it will produce and the information still missing. These are constructed classroom examples; they do not require live accounts, private records or an external service. Do not treat a plausible explanation as a measured outcome.</w:t>
+      <w:pPr>
+        <w:spacing w:line="336" w:lineRule="auto" w:after="180"/>
+      </w:pPr>
+      <w:r>
+        <w:rPr>
+          <w:b w:val="0"/>
+        </w:rPr>
+        <w:t>Explain requirements and service boundaries using the deciding step in this fictional service.</w:t>
       </w:r>
     </w:p>
     <w:p>
-      <w:r>
-        <w:t>The fictional student timetable service reads a public schedule and returns a meeting time or review status. It cannot edit schedules or email users. Test success and refusal before adding model behaviour.</w:t>
+      <w:pPr>
+        <w:spacing w:line="336" w:lineRule="auto" w:after="180"/>
+      </w:pPr>
+      <w:r>
+        <w:rPr>
+          <w:b w:val="0"/>
+        </w:rPr>
+        <w:t>This added worked case illustrates the week’s main idea. Retain all original and connected topics; schedule its practice within the teaching cycle.</w:t>
       </w:r>
     </w:p>
     <w:p>
-      <w:r>
-        <w:t>Before applying the procedure, write its units, denominator or decision boundary where relevant. A partner should be able to repeat each step using the same inputs. If a required input is absent or violates the stated contract, record that condition explicitly instead of quietly replacing it with a convenient value.</w:t>
+      <w:pPr>
+        <w:pStyle w:val="Heading1"/>
+      </w:pPr>
+      <w:r>
+        <w:t>02. Explain and model the mechanism</w:t>
+      </w:r>
+    </w:p>
+    <w:p>
+      <w:r>
+        <w:t>Model Requirements and service boundaries using the supplied case, labelled mechanism and reasoning. Make the scope of each conclusion explicit.</w:t>
+      </w:r>
+    </w:p>
+    <w:p>
+      <w:pPr>
+        <w:spacing w:line="336" w:lineRule="auto" w:after="180"/>
+      </w:pPr>
+      <w:r>
+        <w:rPr>
+          <w:b w:val="0"/>
+        </w:rPr>
+        <w:t xml:space="preserve">A </w:t>
+      </w:r>
+      <w:r>
+        <w:rPr>
+          <w:b/>
+        </w:rPr>
+        <w:t>service boundary</w:t>
+      </w:r>
+      <w:r>
+        <w:rPr>
+          <w:b w:val="0"/>
+        </w:rPr>
+        <w:t xml:space="preserve"> states who can request what, what data may be read and which actions are outside scope. Requirements must be observable.</w:t>
+      </w:r>
+    </w:p>
+    <w:p>
+      <w:pPr>
+        <w:pStyle w:val="Heading3"/>
+      </w:pPr>
+      <w:r>
+        <w:t>Explain Requirements and service boundaries · 1</w:t>
+      </w:r>
+    </w:p>
+    <w:p>
+      <w:pPr>
+        <w:spacing w:line="336" w:lineRule="auto" w:after="180"/>
+      </w:pPr>
+      <w:r>
+        <w:rPr>
+          <w:b w:val="0"/>
+        </w:rPr>
+        <w:t>Begin by writing the question the procedure is intended to answer. Identify the information already supplied, the information it will produce and the information still missing.</w:t>
+      </w:r>
+    </w:p>
+    <w:p>
+      <w:pPr>
+        <w:spacing w:line="336" w:lineRule="auto" w:after="180"/>
+      </w:pPr>
+      <w:r>
+        <w:rPr>
+          <w:b w:val="0"/>
+        </w:rPr>
+        <w:t>These are constructed classroom examples; they do not require live accounts, private records or an external service. Do not treat a plausible explanation as a measured outcome.</w:t>
+      </w:r>
+    </w:p>
+    <w:p>
+      <w:pPr>
+        <w:spacing w:line="336" w:lineRule="auto" w:after="180"/>
+      </w:pPr>
+      <w:r>
+        <w:rPr>
+          <w:b w:val="0"/>
+        </w:rPr>
+        <w:t>The fictional student timetable service reads a public schedule and returns a meeting time or review status. It cannot edit schedules or email users. Test success and refusal before adding model behaviour.</w:t>
+      </w:r>
+    </w:p>
+    <w:p>
+      <w:pPr>
+        <w:pStyle w:val="Heading3"/>
+      </w:pPr>
+      <w:r>
+        <w:t>Explain Requirements and service boundaries · 2</w:t>
+      </w:r>
+    </w:p>
+    <w:p>
+      <w:pPr>
+        <w:spacing w:line="336" w:lineRule="auto" w:after="180"/>
+      </w:pPr>
+      <w:r>
+        <w:rPr>
+          <w:b w:val="0"/>
+        </w:rPr>
+        <w:t xml:space="preserve">Before applying the procedure, write its units, denominator or decision boundary where relevant. A partner should be able to repeat each step using the same </w:t>
+      </w:r>
+      <w:r>
+        <w:rPr>
+          <w:b/>
+        </w:rPr>
+        <w:t>input</w:t>
+      </w:r>
+      <w:r>
+        <w:rPr>
+          <w:b w:val="0"/>
+        </w:rPr>
+        <w:t>s.</w:t>
+      </w:r>
+    </w:p>
+    <w:p>
+      <w:pPr>
+        <w:spacing w:line="336" w:lineRule="auto" w:after="180"/>
+      </w:pPr>
+      <w:r>
+        <w:rPr>
+          <w:b w:val="0"/>
+        </w:rPr>
+        <w:t xml:space="preserve">If a required </w:t>
+      </w:r>
+      <w:r>
+        <w:rPr>
+          <w:b/>
+        </w:rPr>
+        <w:t>input</w:t>
+      </w:r>
+      <w:r>
+        <w:rPr>
+          <w:b w:val="0"/>
+        </w:rPr>
+        <w:t xml:space="preserve"> is absent or violates the stated contract, record that condition explicitly instead of quietly replacing it with a convenient value.</w:t>
       </w:r>
     </w:p>
     <w:tbl>
@@ -525,36 +881,211 @@
       </w:r>
     </w:p>
     <w:p>
-      <w:r>
-        <w:t>Guided: Report Tuesday 16:00 from the schedule; refuse the edit because it is outside the service boundary. Qualification: A helpful answer does not grant an operation that the service contract excludes. Exit: accept a concrete variation with its predicted outcome and a stated condition that would challenge the mechanism; reject a claim resting on unmeasured evidence.</w:t>
+      <w:pPr>
+        <w:pStyle w:val="Heading3"/>
+      </w:pPr>
+      <w:r>
+        <w:t>Explain Requirements and service boundaries · 3</w:t>
       </w:r>
     </w:p>
     <w:p>
       <w:pPr>
-        <w:pStyle w:val="Heading3"/>
-      </w:pPr>
-      <w:r>
-        <w:t>Model the reasoning aloud</w:t>
+        <w:spacing w:line="336" w:lineRule="auto" w:after="180"/>
+      </w:pPr>
+      <w:r>
+        <w:rPr>
+          <w:b w:val="0"/>
+        </w:rPr>
+        <w:t xml:space="preserve">Guided: Report Tuesday 16:00 from the schedule; refuse the edit because it is outside the </w:t>
+      </w:r>
+      <w:r>
+        <w:rPr>
+          <w:b/>
+        </w:rPr>
+        <w:t>service boundary</w:t>
+      </w:r>
+      <w:r>
+        <w:rPr>
+          <w:b w:val="0"/>
+        </w:rPr>
+        <w:t>. Qualification: A helpful answer does not grant an operation that the service contract excludes.</w:t>
       </w:r>
     </w:p>
     <w:p>
-      <w:r>
-        <w:t>Use the complete worked example below before asking learners to complete W2. Reveal a small part, invite a prediction, then explain the deciding step. These teacher notes contain solutions; do not reveal the independent case answer during modelling.</w:t>
+      <w:pPr>
+        <w:spacing w:line="336" w:lineRule="auto" w:after="180"/>
+      </w:pPr>
+      <w:r>
+        <w:rPr>
+          <w:b w:val="0"/>
+        </w:rPr>
+        <w:t xml:space="preserve">Exit: accept a concrete variation with its predicted outcome and a stated condition that would challenge the </w:t>
+      </w:r>
+      <w:r>
+        <w:rPr>
+          <w:b/>
+        </w:rPr>
+        <w:t>mechanism</w:t>
+      </w:r>
+      <w:r>
+        <w:rPr>
+          <w:b w:val="0"/>
+        </w:rPr>
+        <w:t xml:space="preserve">; reject a claim resting on unmeasured </w:t>
+      </w:r>
+      <w:r>
+        <w:rPr>
+          <w:b/>
+        </w:rPr>
+        <w:t>evidence</w:t>
+      </w:r>
+      <w:r>
+        <w:rPr>
+          <w:b w:val="0"/>
+        </w:rPr>
+        <w:t>.</w:t>
       </w:r>
     </w:p>
     <w:p>
-      <w:r>
-        <w:t>A request asks for Tuesday meeting time and to move it to Wednesday. The public schedule lists Tuesday 16:00.</w:t>
+      <w:pPr>
+        <w:pStyle w:val="Heading3"/>
+      </w:pPr>
+      <w:r>
+        <w:t>Model the reasoning aloud</w:t>
       </w:r>
     </w:p>
     <w:p>
-      <w:r>
-        <w:t>Report Tuesday 16:00 from the schedule; refuse the edit because it is outside the service boundary.</w:t>
+      <w:pPr>
+        <w:spacing w:line="336" w:lineRule="auto" w:after="180"/>
+      </w:pPr>
+      <w:r>
+        <w:rPr>
+          <w:b w:val="0"/>
+        </w:rPr>
+        <w:t xml:space="preserve">Use the complete worked example below before asking learners to complete W2. Reveal a small part, invite a </w:t>
+      </w:r>
+      <w:r>
+        <w:rPr>
+          <w:b/>
+        </w:rPr>
+        <w:t>prediction</w:t>
+      </w:r>
+      <w:r>
+        <w:rPr>
+          <w:b w:val="0"/>
+        </w:rPr>
+        <w:t>, then explain the deciding step.</w:t>
       </w:r>
     </w:p>
     <w:p>
-      <w:r>
-        <w:t>Compare the intermediate evidence with the final statement. Explain why each number or decision follows from the stated inputs. The conclusion belongs to this scenario and procedure; changing the inputs, evaluation population or authority can change what it establishes. Retain the raw record so a later revision can be compared honestly.</w:t>
+      <w:pPr>
+        <w:spacing w:line="336" w:lineRule="auto" w:after="180"/>
+      </w:pPr>
+      <w:r>
+        <w:rPr>
+          <w:b w:val="0"/>
+        </w:rPr>
+        <w:t>These teacher notes contain solutions; do not reveal the independent case answer during modelling.</w:t>
+      </w:r>
+    </w:p>
+    <w:p>
+      <w:pPr>
+        <w:spacing w:line="336" w:lineRule="auto" w:after="180"/>
+      </w:pPr>
+      <w:r>
+        <w:rPr>
+          <w:b w:val="0"/>
+        </w:rPr>
+        <w:t>A request asks for Tuesday meeting time and to move it to Wednesday. The public schedule lists Tuesday 16:00.</w:t>
+      </w:r>
+    </w:p>
+    <w:p>
+      <w:pPr>
+        <w:spacing w:line="336" w:lineRule="auto" w:after="180"/>
+      </w:pPr>
+      <w:r>
+        <w:rPr>
+          <w:b w:val="0"/>
+        </w:rPr>
+        <w:t xml:space="preserve">Report Tuesday 16:00 from the schedule; refuse the edit because it is outside the </w:t>
+      </w:r>
+      <w:r>
+        <w:rPr>
+          <w:b/>
+        </w:rPr>
+        <w:t>service boundary</w:t>
+      </w:r>
+      <w:r>
+        <w:rPr>
+          <w:b w:val="0"/>
+        </w:rPr>
+        <w:t>.</w:t>
+      </w:r>
+    </w:p>
+    <w:p>
+      <w:pPr>
+        <w:pStyle w:val="Heading3"/>
+      </w:pPr>
+      <w:r>
+        <w:t>Model the reasoning aloud · 4</w:t>
+      </w:r>
+    </w:p>
+    <w:p>
+      <w:pPr>
+        <w:spacing w:line="336" w:lineRule="auto" w:after="180"/>
+      </w:pPr>
+      <w:r>
+        <w:rPr>
+          <w:b w:val="0"/>
+        </w:rPr>
+        <w:t xml:space="preserve">Compare the intermediate </w:t>
+      </w:r>
+      <w:r>
+        <w:rPr>
+          <w:b/>
+        </w:rPr>
+        <w:t>evidence</w:t>
+      </w:r>
+      <w:r>
+        <w:rPr>
+          <w:b w:val="0"/>
+        </w:rPr>
+        <w:t xml:space="preserve"> with the final statement. Explain why each number or decision follows from the stated </w:t>
+      </w:r>
+      <w:r>
+        <w:rPr>
+          <w:b/>
+        </w:rPr>
+        <w:t>input</w:t>
+      </w:r>
+      <w:r>
+        <w:rPr>
+          <w:b w:val="0"/>
+        </w:rPr>
+        <w:t>s.</w:t>
+      </w:r>
+    </w:p>
+    <w:p>
+      <w:pPr>
+        <w:spacing w:line="336" w:lineRule="auto" w:after="180"/>
+      </w:pPr>
+      <w:r>
+        <w:rPr>
+          <w:b w:val="0"/>
+        </w:rPr>
+        <w:t xml:space="preserve">The conclusion belongs to this scenario and procedure; changing the </w:t>
+      </w:r>
+      <w:r>
+        <w:rPr>
+          <w:b/>
+        </w:rPr>
+        <w:t>input</w:t>
+      </w:r>
+      <w:r>
+        <w:rPr>
+          <w:b w:val="0"/>
+        </w:rPr>
+        <w:t>s, evaluation population or authority can change what it establishes. Retain the raw record so a later revision can be compared honestly.</w:t>
       </w:r>
     </w:p>
     <w:tbl>
@@ -660,7 +1191,13 @@
       </w:tr>
     </w:tbl>
     <w:p>
-      <w:r>
+      <w:pPr>
+        <w:spacing w:line="336" w:lineRule="auto" w:after="180"/>
+      </w:pPr>
+      <w:r>
+        <w:rPr>
+          <w:b w:val="0"/>
+        </w:rPr>
         <w:t>Use the diagram and verbal explanation together. Ask learners to match a sentence to a specific visual step; do not assign learners fixed visual or auditory learning styles.</w:t>
       </w:r>
     </w:p>
@@ -673,7 +1210,13 @@
       </w:r>
     </w:p>
     <w:p>
-      <w:r>
+      <w:pPr>
+        <w:spacing w:line="336" w:lineRule="auto" w:after="180"/>
+      </w:pPr>
+      <w:r>
+        <w:rPr>
+          <w:b w:val="0"/>
+        </w:rPr>
         <w:t>Museum fact desk. A visitor asks the opening year of exhibit P and asks the bot to sell a ticket.</w:t>
       </w:r>
     </w:p>
@@ -686,7 +1229,22 @@
       </w:r>
     </w:p>
     <w:p>
-      <w:r>
+      <w:pPr>
+        <w:pStyle w:val="Heading3"/>
+      </w:pPr>
+      <w:r>
+        <w:t>Supplied facts</w:t>
+      </w:r>
+    </w:p>
+    <w:p>
+      <w:pPr>
+        <w:spacing w:line="336" w:lineRule="auto" w:after="180"/>
+        <w:shd w:fill="F1F6FC"/>
+      </w:pPr>
+      <w:r>
+        <w:rPr>
+          <w:b w:val="0"/>
+        </w:rPr>
         <w:t>Approved card P says 1912. The contract permits reading cards, not selling tickets.</w:t>
       </w:r>
     </w:p>
@@ -850,21 +1408,43 @@
       </w:r>
     </w:p>
     <w:p>
-      <w:r>
-        <w:t>A service boundary states permitted work; useful information does not grant extra operations.</w:t>
+      <w:pPr>
+        <w:pStyle w:val="Heading3"/>
+      </w:pPr>
+      <w:r>
+        <w:t>Why the result follows</w:t>
       </w:r>
     </w:p>
     <w:p>
       <w:pPr>
-        <w:pStyle w:val="Heading3"/>
-      </w:pPr>
-      <w:r>
-        <w:t>What this example does not establish</w:t>
+        <w:spacing w:line="336" w:lineRule="auto" w:after="180"/>
+        <w:shd w:fill="F1F6FC"/>
+      </w:pPr>
+      <w:r>
+        <w:rPr>
+          <w:b w:val="0"/>
+        </w:rPr>
+        <w:t xml:space="preserve">A </w:t>
+      </w:r>
+      <w:r>
+        <w:rPr>
+          <w:b/>
+        </w:rPr>
+        <w:t>service boundary</w:t>
+      </w:r>
+      <w:r>
+        <w:rPr>
+          <w:b w:val="0"/>
+        </w:rPr>
+        <w:t xml:space="preserve"> states permitted work; useful information does not grant extra operations.</w:t>
       </w:r>
     </w:p>
     <w:p>
-      <w:r>
-        <w:t>An approved card can be outdated; this trace does not independently verify museum history.</w:t>
+      <w:pPr>
+        <w:pStyle w:val="Heading3"/>
+      </w:pPr>
+      <w:r>
+        <w:t>What this example does not establish</w:t>
       </w:r>
     </w:p>
     <w:p>
@@ -872,43 +1452,168 @@
         <w:pStyle w:val="Heading3"/>
       </w:pPr>
       <w:r>
-        <w:t>Change one thing in the pictured case</w:t>
+        <w:t>Keep the stated limit</w:t>
       </w:r>
     </w:p>
     <w:p>
-      <w:r>
-        <w:t>Change: Replace P with Q, which has no approved card.</w:t>
+      <w:pPr>
+        <w:spacing w:line="336" w:lineRule="auto" w:after="180"/>
+        <w:shd w:fill="FFF5E6"/>
+      </w:pPr>
+      <w:r>
+        <w:rPr>
+          <w:b w:val="0"/>
+        </w:rPr>
+        <w:t>An approved card can be outdated; this trace does not independently verify museum history.</w:t>
       </w:r>
     </w:p>
     <w:p>
-      <w:r>
-        <w:t>Prediction: The year is unsupported, and the ticket sale is still excluded.</w:t>
+      <w:pPr>
+        <w:pStyle w:val="Heading3"/>
+      </w:pPr>
+      <w:r>
+        <w:t>Change one thing in the pictured case</w:t>
       </w:r>
     </w:p>
     <w:p>
-      <w:r>
-        <w:t>Reason: Knowledge and permission are separate requirements.</w:t>
+      <w:pPr>
+        <w:pStyle w:val="Heading3"/>
+      </w:pPr>
+      <w:r>
+        <w:t>Change one thing</w:t>
       </w:r>
     </w:p>
     <w:p>
       <w:pPr>
-        <w:pStyle w:val="Heading3"/>
-      </w:pPr>
-      <w:r>
-        <w:t>Ask while showing the picture</w:t>
+        <w:spacing w:line="336" w:lineRule="auto" w:after="180"/>
+        <w:shd w:fill="F5F1FB"/>
+      </w:pPr>
+      <w:r>
+        <w:rPr>
+          <w:b w:val="0"/>
+        </w:rPr>
+        <w:t>Change: Replace P with Q, which has no approved card.</w:t>
       </w:r>
     </w:p>
     <w:p>
-      <w:r>
-        <w:t>Cover the result. Ask learners to name the inputs and predict the next step. Uncover one step, connect the icon to the actual procedure, and explain its evidence. Then change the supplied condition and compare. The picture is a representation; it does not document execution of a real AI model.</w:t>
+      <w:pPr>
+        <w:pStyle w:val="Heading3"/>
+      </w:pPr>
+      <w:r>
+        <w:t>Predicted result</w:t>
       </w:r>
     </w:p>
     <w:p>
       <w:pPr>
+        <w:spacing w:line="336" w:lineRule="auto" w:after="180"/>
+        <w:shd w:fill="F1F6FC"/>
+      </w:pPr>
+      <w:r>
+        <w:rPr>
+          <w:b/>
+        </w:rPr>
+        <w:t>Prediction</w:t>
+      </w:r>
+      <w:r>
+        <w:rPr>
+          <w:b w:val="0"/>
+        </w:rPr>
+        <w:t>: The year is unsupported, and the ticket sale is still excluded.</w:t>
+      </w:r>
+    </w:p>
+    <w:p>
+      <w:pPr>
+        <w:pStyle w:val="Heading3"/>
+      </w:pPr>
+      <w:r>
+        <w:t>Why the result follows</w:t>
+      </w:r>
+    </w:p>
+    <w:p>
+      <w:pPr>
+        <w:spacing w:line="336" w:lineRule="auto" w:after="180"/>
+        <w:shd w:fill="F1F6FC"/>
+      </w:pPr>
+      <w:r>
+        <w:rPr>
+          <w:b w:val="0"/>
+        </w:rPr>
+        <w:t>Reason: Knowledge and permission are separate requirements.</w:t>
+      </w:r>
+    </w:p>
+    <w:p>
+      <w:pPr>
+        <w:pStyle w:val="Heading3"/>
+      </w:pPr>
+      <w:r>
+        <w:t>Ask while showing the picture</w:t>
+      </w:r>
+    </w:p>
+    <w:p>
+      <w:pPr>
+        <w:pStyle w:val="Heading3"/>
+      </w:pPr>
+      <w:r>
+        <w:t>Ask while showing the picture · 5</w:t>
+      </w:r>
+    </w:p>
+    <w:p>
+      <w:pPr>
+        <w:spacing w:line="336" w:lineRule="auto" w:after="180"/>
+      </w:pPr>
+      <w:r>
+        <w:rPr>
+          <w:b w:val="0"/>
+        </w:rPr>
+        <w:t xml:space="preserve">Cover the result. Ask learners to name the </w:t>
+      </w:r>
+      <w:r>
+        <w:rPr>
+          <w:b/>
+        </w:rPr>
+        <w:t>input</w:t>
+      </w:r>
+      <w:r>
+        <w:rPr>
+          <w:b w:val="0"/>
+        </w:rPr>
+        <w:t xml:space="preserve">s and predict the next step. Uncover one step, connect the icon to the actual procedure, and explain its </w:t>
+      </w:r>
+      <w:r>
+        <w:rPr>
+          <w:b/>
+        </w:rPr>
+        <w:t>evidence</w:t>
+      </w:r>
+      <w:r>
+        <w:rPr>
+          <w:b w:val="0"/>
+        </w:rPr>
+        <w:t>. Then change the supplied condition and compare.</w:t>
+      </w:r>
+    </w:p>
+    <w:p>
+      <w:pPr>
+        <w:spacing w:line="336" w:lineRule="auto" w:after="180"/>
+      </w:pPr>
+      <w:r>
+        <w:rPr>
+          <w:b w:val="0"/>
+        </w:rPr>
+        <w:t>The picture is a representation; it does not document execution of a real AI model.</w:t>
+      </w:r>
+    </w:p>
+    <w:p>
+      <w:pPr>
         <w:pStyle w:val="Heading1"/>
       </w:pPr>
       <w:r>
         <w:t>03. Demonstrate and guide practice</w:t>
+      </w:r>
+    </w:p>
+    <w:p>
+      <w:r>
+        <w:t>Demonstrate Requirements and service boundaries, reduce support deliberately and check individual reasoning before discussing answers.</w:t>
       </w:r>
     </w:p>
     <w:tbl>
@@ -1124,36 +1829,100 @@
       </w:tr>
     </w:tbl>
     <w:p>
-      <w:r>
-        <w:t>Use the worked example in Sections 3 and 6. Collect a prediction before revealing its result; ask the learner to point to each intermediate fact.</w:t>
+      <w:pPr>
+        <w:spacing w:line="336" w:lineRule="auto" w:after="180"/>
+      </w:pPr>
+      <w:r>
+        <w:rPr>
+          <w:b w:val="0"/>
+        </w:rPr>
+        <w:t xml:space="preserve">Use the worked example in Sections 3 and 6. Collect a </w:t>
+      </w:r>
+      <w:r>
+        <w:rPr>
+          <w:b/>
+        </w:rPr>
+        <w:t>prediction</w:t>
+      </w:r>
+      <w:r>
+        <w:rPr>
+          <w:b w:val="0"/>
+        </w:rPr>
+        <w:t xml:space="preserve"> before revealing its result; ask the learner to point to each intermediate fact.</w:t>
       </w:r>
     </w:p>
     <w:p>
-      <w:r>
-        <w:t>Provide an input/procedure/result/limit frame and a calculator when needed. Ask students to identify the first step before completing the whole trace. Extension: compare two concrete variants of this mechanism while holding unrelated conditions fixed; report both successful and unsuccessful outcomes.</w:t>
+      <w:pPr>
+        <w:spacing w:line="336" w:lineRule="auto" w:after="180"/>
+      </w:pPr>
+      <w:r>
+        <w:rPr>
+          <w:b w:val="0"/>
+        </w:rPr>
+        <w:t xml:space="preserve">Provide an </w:t>
+      </w:r>
+      <w:r>
+        <w:rPr>
+          <w:b/>
+        </w:rPr>
+        <w:t>input</w:t>
+      </w:r>
+      <w:r>
+        <w:rPr>
+          <w:b w:val="0"/>
+        </w:rPr>
+        <w:t>/procedure/result/limit frame and a calculator when needed. Ask students to identify the first step before completing the whole trace.</w:t>
       </w:r>
     </w:p>
     <w:p>
       <w:pPr>
-        <w:pStyle w:val="Heading3"/>
-      </w:pPr>
-      <w:r>
-        <w:t>Reduce help deliberately</w:t>
+        <w:spacing w:line="336" w:lineRule="auto" w:after="180"/>
+      </w:pPr>
+      <w:r>
+        <w:rPr>
+          <w:b w:val="0"/>
+        </w:rPr>
+        <w:t xml:space="preserve">Extension: compare two concrete variants of this </w:t>
+      </w:r>
+      <w:r>
+        <w:rPr>
+          <w:b/>
+        </w:rPr>
+        <w:t>mechanism</w:t>
+      </w:r>
+      <w:r>
+        <w:rPr>
+          <w:b w:val="0"/>
+        </w:rPr>
+        <w:t xml:space="preserve"> while holding unrelated conditions fixed; report both successful and unsuccessful outcomes.</w:t>
       </w:r>
     </w:p>
     <w:p>
-      <w:r>
-        <w:t>Completion task: A request asks for Tuesday meeting time and to move it to Wednesday. The public schedule lists Tuesday 16:00. Show the intermediate steps and give the conclusion with its scope.</w:t>
+      <w:pPr>
+        <w:pStyle w:val="Heading3"/>
+      </w:pPr>
+      <w:r>
+        <w:t>Reduce help deliberately</w:t>
       </w:r>
     </w:p>
     <w:p>
-      <w:r>
-        <w:t>Teacher check: Teacher explanation: Report Tuesday 16:00 from the schedule; refuse the edit because it is outside the service boundary.</w:t>
+      <w:pPr>
+        <w:pStyle w:val="Heading3"/>
+      </w:pPr>
+      <w:r>
+        <w:t>Completion practice</w:t>
       </w:r>
     </w:p>
     <w:p>
-      <w:r>
-        <w:t>Start by identifying the given inputs together. Leave the intermediate steps blank. If needed, model one step, then withdraw that help on the next step. Move to a full trace only when the partial trace is understood. For partners, alternate explainer and checker; collect a response from every learner before discussion.</w:t>
+      <w:pPr>
+        <w:spacing w:line="336" w:lineRule="auto" w:after="180"/>
+        <w:shd w:fill="F5F1FB"/>
+      </w:pPr>
+      <w:r>
+        <w:rPr>
+          <w:b w:val="0"/>
+        </w:rPr>
+        <w:t>Completion task: A request asks for Tuesday meeting time and to move it to Wednesday. The public schedule lists Tuesday 16:00. Show the intermediate steps and give the conclusion with its scope.</w:t>
       </w:r>
     </w:p>
     <w:p>
@@ -1161,22 +1930,65 @@
         <w:pStyle w:val="Heading3"/>
       </w:pPr>
       <w:r>
-        <w:t>Individual reasoning check</w:t>
+        <w:t>Reasoning to listen for</w:t>
       </w:r>
     </w:p>
     <w:p>
-      <w:r>
-        <w:t>Use the worked case for Requirements and service boundaries. Proposed explanation: “The worked result establishes every future case”. Decide whether this explanation is supported. Point to the step or supplied fact that decides; explain your repair if needed.</w:t>
+      <w:pPr>
+        <w:spacing w:line="336" w:lineRule="auto" w:after="180"/>
+        <w:shd w:fill="F1F6FC"/>
+      </w:pPr>
+      <w:r>
+        <w:rPr>
+          <w:b w:val="0"/>
+        </w:rPr>
+        <w:t xml:space="preserve">Teacher check: Teacher explanation: Report Tuesday 16:00 from the schedule; refuse the edit because it is outside the </w:t>
+      </w:r>
+      <w:r>
+        <w:rPr>
+          <w:b/>
+        </w:rPr>
+        <w:t>service boundary</w:t>
+      </w:r>
+      <w:r>
+        <w:rPr>
+          <w:b w:val="0"/>
+        </w:rPr>
+        <w:t>.</w:t>
       </w:r>
     </w:p>
     <w:p>
-      <w:r>
-        <w:t>Expected correction: A helpful answer does not grant an operation that the service contract excludes.</w:t>
+      <w:pPr>
+        <w:spacing w:line="336" w:lineRule="auto" w:after="180"/>
+      </w:pPr>
+      <w:r>
+        <w:rPr>
+          <w:b w:val="0"/>
+        </w:rPr>
+        <w:t xml:space="preserve">Start by identifying the given </w:t>
+      </w:r>
+      <w:r>
+        <w:rPr>
+          <w:b/>
+        </w:rPr>
+        <w:t>input</w:t>
+      </w:r>
+      <w:r>
+        <w:rPr>
+          <w:b w:val="0"/>
+        </w:rPr>
+        <w:t>s together. Leave the intermediate steps blank. If needed, model one step, then withdraw that help on the next step. Move to a full trace only when the partial trace is understood.</w:t>
       </w:r>
     </w:p>
     <w:p>
-      <w:r>
-        <w:t>Collect explanations, not only yes/no votes. If a misunderstanding is common, re-model the relevant step for the class. If it affects a few learners, give a short targeted group explanation while others solve a more demanding variation.</w:t>
+      <w:pPr>
+        <w:spacing w:line="336" w:lineRule="auto" w:after="180"/>
+      </w:pPr>
+      <w:r>
+        <w:rPr>
+          <w:b w:val="0"/>
+        </w:rPr>
+        <w:t>For partners, alternate explainer and checker; collect a response from every learner before discussion.</w:t>
       </w:r>
     </w:p>
     <w:p>
@@ -1184,63 +1996,284 @@
         <w:pStyle w:val="Heading3"/>
       </w:pPr>
       <w:r>
-        <w:t>Pictorial practice question</w:t>
+        <w:t>Individual reasoning check</w:t>
       </w:r>
     </w:p>
     <w:p>
-      <w:r>
-        <w:t>Split the museum visitor’s request into two operations. Which can the service perform for P, and what happens to each operation when Q has no approved card?</w:t>
+      <w:pPr>
+        <w:spacing w:line="336" w:lineRule="auto" w:after="180"/>
+      </w:pPr>
+      <w:r>
+        <w:rPr>
+          <w:b w:val="0"/>
+        </w:rPr>
+        <w:t>Use the worked case for Requirements and service boundaries. Proposed explanation: “The worked result establishes every future case”. Decide whether this explanation is supported.</w:t>
       </w:r>
     </w:p>
     <w:p>
       <w:pPr>
-        <w:pStyle w:val="Heading3"/>
-      </w:pPr>
-      <w:r>
-        <w:t>Reasoned teacher answer</w:t>
+        <w:spacing w:line="336" w:lineRule="auto" w:after="180"/>
+      </w:pPr>
+      <w:r>
+        <w:rPr>
+          <w:b w:val="0"/>
+        </w:rPr>
+        <w:t>Point to the step or supplied fact that decides; explain your repair if needed.</w:t>
       </w:r>
     </w:p>
     <w:p>
-      <w:r>
-        <w:t>The supplied year is 1912. Answering the year and selling a ticket are separate operations. Return 1912 with card P; do not sell a ticket. Changed case: The year is unsupported, and the ticket sale is still excluded. Knowledge and permission are separate requirements.</w:t>
+      <w:pPr>
+        <w:pStyle w:val="Heading3"/>
+      </w:pPr>
+      <w:r>
+        <w:t>Expected repair</w:t>
       </w:r>
     </w:p>
     <w:p>
-      <w:r>
-        <w:t>Changed-case reasoning: The year is unsupported, and the ticket sale is still excluded. Knowledge and permission are separate requirements.</w:t>
+      <w:pPr>
+        <w:spacing w:line="336" w:lineRule="auto" w:after="180"/>
+        <w:shd w:fill="F1F6FC"/>
+      </w:pPr>
+      <w:r>
+        <w:rPr>
+          <w:b w:val="0"/>
+        </w:rPr>
+        <w:t>Expected correction: A helpful answer does not grant an operation that the service contract excludes.</w:t>
       </w:r>
     </w:p>
     <w:p>
-      <w:r>
-        <w:t>Collect each learner’s explanation before discussion. Use the first missing connection between input, deciding step and result to choose support. This question is worked-case practice, not fresh mastery evidence.</w:t>
+      <w:pPr>
+        <w:spacing w:line="336" w:lineRule="auto" w:after="180"/>
+      </w:pPr>
+      <w:r>
+        <w:rPr>
+          <w:b w:val="0"/>
+        </w:rPr>
+        <w:t>Collect explanations, not only yes/no votes. If a misunderstanding is common, re-model the relevant step for the class.</w:t>
       </w:r>
     </w:p>
     <w:p>
       <w:pPr>
-        <w:pStyle w:val="Heading1"/>
-      </w:pPr>
-      <w:r>
-        <w:t>04. Run the investigation and diagnose misconceptions</w:t>
+        <w:spacing w:line="336" w:lineRule="auto" w:after="180"/>
+      </w:pPr>
+      <w:r>
+        <w:rPr>
+          <w:b w:val="0"/>
+        </w:rPr>
+        <w:t>If it affects a few learners, give a short targeted group explanation while others solve a more demanding variation.</w:t>
       </w:r>
     </w:p>
     <w:p>
-      <w:r>
-        <w:t>The worked result establishes every future case: A helpful answer does not grant an operation that the service contract excludes.</w:t>
+      <w:pPr>
+        <w:pStyle w:val="Heading3"/>
+      </w:pPr>
+      <w:r>
+        <w:t>Pictorial practice question</w:t>
       </w:r>
     </w:p>
     <w:p>
-      <w:r>
-        <w:t>A missing input may be replaced without recording the change: A replacement changes the evidence or contract. Record the change and its justification; do not silently turn unknown into a measured value.</w:t>
+      <w:pPr>
+        <w:spacing w:line="336" w:lineRule="auto" w:after="180"/>
+        <w:shd w:fill="F5F1FB"/>
+      </w:pPr>
+      <w:r>
+        <w:rPr>
+          <w:b w:val="0"/>
+        </w:rPr>
+        <w:t>Split the museum visitor’s request into two operations. Which can the service perform for P, and what happens to each operation when Q has no approved card?</w:t>
       </w:r>
     </w:p>
     <w:p>
-      <w:r>
-        <w:t>Repeating an assessed case is new independent evidence: A replay checks consistency. An example used for feedback or revision cannot later be described as untouched final evaluation.</w:t>
+      <w:pPr>
+        <w:pStyle w:val="Heading3"/>
+      </w:pPr>
+      <w:r>
+        <w:t>Reasoned teacher answer</w:t>
       </w:r>
     </w:p>
     <w:p>
-      <w:r>
-        <w:t>Use Section 9 for the evidence ledger. Add a boundary or missing-input case and record the expected response before checking. More successful repeats of one case do not establish wider coverage.</w:t>
+      <w:pPr>
+        <w:spacing w:line="336" w:lineRule="auto" w:after="180"/>
+      </w:pPr>
+      <w:r>
+        <w:rPr>
+          <w:b w:val="0"/>
+        </w:rPr>
+        <w:t>The supplied year is 1912. Answering the year and selling a ticket are separate operations. Return 1912 with card P; do not sell a ticket. Changed case: The year is unsupported, and the ticket sale is still excluded.</w:t>
+      </w:r>
+    </w:p>
+    <w:p>
+      <w:pPr>
+        <w:spacing w:line="336" w:lineRule="auto" w:after="180"/>
+      </w:pPr>
+      <w:r>
+        <w:rPr>
+          <w:b w:val="0"/>
+        </w:rPr>
+        <w:t>Knowledge and permission are separate requirements.</w:t>
+      </w:r>
+    </w:p>
+    <w:p>
+      <w:pPr>
+        <w:spacing w:line="336" w:lineRule="auto" w:after="180"/>
+      </w:pPr>
+      <w:r>
+        <w:rPr>
+          <w:b w:val="0"/>
+        </w:rPr>
+        <w:t>Changed-case reasoning: The year is unsupported, and the ticket sale is still excluded. Knowledge and permission are separate requirements.</w:t>
+      </w:r>
+    </w:p>
+    <w:p>
+      <w:pPr>
+        <w:spacing w:line="336" w:lineRule="auto" w:after="180"/>
+      </w:pPr>
+      <w:r>
+        <w:rPr>
+          <w:b w:val="0"/>
+        </w:rPr>
+        <w:t xml:space="preserve">Collect each learner’s explanation before discussion. Use the first missing connection between </w:t>
+      </w:r>
+      <w:r>
+        <w:rPr>
+          <w:b/>
+        </w:rPr>
+        <w:t>input</w:t>
+      </w:r>
+      <w:r>
+        <w:rPr>
+          <w:b w:val="0"/>
+        </w:rPr>
+        <w:t xml:space="preserve">, deciding step and result to choose support. This question is worked-case practice, not fresh mastery </w:t>
+      </w:r>
+      <w:r>
+        <w:rPr>
+          <w:b/>
+        </w:rPr>
+        <w:t>evidence</w:t>
+      </w:r>
+      <w:r>
+        <w:rPr>
+          <w:b w:val="0"/>
+        </w:rPr>
+        <w:t>.</w:t>
+      </w:r>
+    </w:p>
+    <w:p>
+      <w:pPr>
+        <w:pStyle w:val="Heading1"/>
+      </w:pPr>
+      <w:r>
+        <w:t>04. Run the investigation and diagnose misconceptions</w:t>
+      </w:r>
+    </w:p>
+    <w:p>
+      <w:r>
+        <w:t>Run the Requirements and service boundaries investigation and use the first unsupported step to choose a teaching response.</w:t>
+      </w:r>
+    </w:p>
+    <w:p>
+      <w:pPr>
+        <w:spacing w:line="336" w:lineRule="auto" w:after="180"/>
+      </w:pPr>
+      <w:r>
+        <w:rPr>
+          <w:b w:val="0"/>
+        </w:rPr>
+        <w:t>The worked result establishes every future case: A helpful answer does not grant an operation that the service contract excludes.</w:t>
+      </w:r>
+    </w:p>
+    <w:p>
+      <w:pPr>
+        <w:spacing w:line="336" w:lineRule="auto" w:after="180"/>
+      </w:pPr>
+      <w:r>
+        <w:rPr>
+          <w:b w:val="0"/>
+        </w:rPr>
+        <w:t xml:space="preserve">A missing </w:t>
+      </w:r>
+      <w:r>
+        <w:rPr>
+          <w:b/>
+        </w:rPr>
+        <w:t>input</w:t>
+      </w:r>
+      <w:r>
+        <w:rPr>
+          <w:b w:val="0"/>
+        </w:rPr>
+        <w:t xml:space="preserve"> may be replaced without recording the change: A replacement changes the </w:t>
+      </w:r>
+      <w:r>
+        <w:rPr>
+          <w:b/>
+        </w:rPr>
+        <w:t>evidence</w:t>
+      </w:r>
+      <w:r>
+        <w:rPr>
+          <w:b w:val="0"/>
+        </w:rPr>
+        <w:t xml:space="preserve"> or contract. Record the change and its justification; do not silently turn unknown into a measured value.</w:t>
+      </w:r>
+    </w:p>
+    <w:p>
+      <w:pPr>
+        <w:spacing w:line="336" w:lineRule="auto" w:after="180"/>
+      </w:pPr>
+      <w:r>
+        <w:rPr>
+          <w:b w:val="0"/>
+        </w:rPr>
+        <w:t xml:space="preserve">Repeating an assessed case is new independent </w:t>
+      </w:r>
+      <w:r>
+        <w:rPr>
+          <w:b/>
+        </w:rPr>
+        <w:t>evidence</w:t>
+      </w:r>
+      <w:r>
+        <w:rPr>
+          <w:b w:val="0"/>
+        </w:rPr>
+        <w:t>: A replay checks consistency. An example used for feedback or revision cannot later be described as untouched final evaluation.</w:t>
+      </w:r>
+    </w:p>
+    <w:p>
+      <w:pPr>
+        <w:spacing w:line="336" w:lineRule="auto" w:after="180"/>
+      </w:pPr>
+      <w:r>
+        <w:rPr>
+          <w:b w:val="0"/>
+        </w:rPr>
+        <w:t xml:space="preserve">Use Section 9 for the </w:t>
+      </w:r>
+      <w:r>
+        <w:rPr>
+          <w:b/>
+        </w:rPr>
+        <w:t>evidence</w:t>
+      </w:r>
+      <w:r>
+        <w:rPr>
+          <w:b w:val="0"/>
+        </w:rPr>
+        <w:t xml:space="preserve"> ledger. Add a boundary or missing-</w:t>
+      </w:r>
+      <w:r>
+        <w:rPr>
+          <w:b/>
+        </w:rPr>
+        <w:t>input</w:t>
+      </w:r>
+      <w:r>
+        <w:rPr>
+          <w:b w:val="0"/>
+        </w:rPr>
+        <w:t xml:space="preserve"> case and record the expected response before checking. More successful repeats of one case do not establish wider coverage.</w:t>
       </w:r>
     </w:p>
     <w:p>
@@ -1398,29 +2431,38 @@
       </w:tr>
     </w:tbl>
     <w:p>
-      <w:r>
-        <w:t>Offer an oral explanation, drawing, enlarged visual or fewer examples when that removes a reading/writing barrier. Keep the same reasoning goal. Stretch secure learners by changing a boundary or assumption and asking them to defend the effect, not simply by assigning more of the same questions.</w:t>
+      <w:pPr>
+        <w:spacing w:line="336" w:lineRule="auto" w:after="180"/>
+      </w:pPr>
+      <w:r>
+        <w:rPr>
+          <w:b w:val="0"/>
+        </w:rPr>
+        <w:t>Offer an oral explanation, drawing, enlarged visual or fewer examples when that removes a reading/writing barrier. Keep the same reasoning goal.</w:t>
       </w:r>
     </w:p>
     <w:p>
       <w:pPr>
-        <w:pStyle w:val="Heading1"/>
-      </w:pPr>
-      <w:r>
-        <w:t>05. Assess and explain the answers</w:t>
+        <w:spacing w:line="336" w:lineRule="auto" w:after="180"/>
+      </w:pPr>
+      <w:r>
+        <w:rPr>
+          <w:b w:val="0"/>
+        </w:rPr>
+        <w:t>Stretch secure learners by changing a boundary or assumption and asking them to defend the effect, not simply by assigning more of the same questions.</w:t>
       </w:r>
     </w:p>
     <w:p>
       <w:pPr>
-        <w:pStyle w:val="Heading3"/>
-      </w:pPr>
-      <w:r>
-        <w:t>Guided and exit questions</w:t>
+        <w:pStyle w:val="Heading1"/>
+      </w:pPr>
+      <w:r>
+        <w:t>05. Assess and explain the answers</w:t>
       </w:r>
     </w:p>
     <w:p>
       <w:r>
-        <w:t>Guided: Report Tuesday 16:00 from the schedule; refuse the edit because it is outside the service boundary. Qualification: A helpful answer does not grant an operation that the service contract excludes. Exit: accept a concrete variation with its predicted outcome and a stated condition that would challenge the mechanism; reject a claim resting on unmeasured evidence.</w:t>
+        <w:t>Use the Requirements and service boundaries questions, teacher keys and criteria after the relevant attempts. Previously discussed cases are practice; protect the separately selected independent task.</w:t>
       </w:r>
     </w:p>
     <w:p>
@@ -1428,17 +2470,65 @@
         <w:pStyle w:val="Heading3"/>
       </w:pPr>
       <w:r>
-        <w:t>W1 Explain the mechanism</w:t>
+        <w:t>Guided and exit questions</w:t>
       </w:r>
     </w:p>
     <w:p>
-      <w:r>
-        <w:t>Explain the weekly mechanism in your own words. Use the worked scenario to name its input, decision rule and output.</w:t>
+      <w:pPr>
+        <w:spacing w:line="336" w:lineRule="auto" w:after="180"/>
+      </w:pPr>
+      <w:r>
+        <w:rPr>
+          <w:b w:val="0"/>
+        </w:rPr>
+        <w:t xml:space="preserve">Guided: Report Tuesday 16:00 from the schedule; refuse the edit because it is outside the </w:t>
+      </w:r>
+      <w:r>
+        <w:rPr>
+          <w:b/>
+        </w:rPr>
+        <w:t>service boundary</w:t>
+      </w:r>
+      <w:r>
+        <w:rPr>
+          <w:b w:val="0"/>
+        </w:rPr>
+        <w:t>. Qualification: A helpful answer does not grant an operation that the service contract excludes.</w:t>
       </w:r>
     </w:p>
     <w:p>
-      <w:r>
-        <w:t>Teacher explanation: A service boundary states who can request what, what data may be read and which actions are outside scope. Requirements must be observable. The fictional student timetable service reads a public schedule and returns a meeting time or review status. It cannot edit schedules or email users. Test success and refusal before adding model behaviour.</w:t>
+      <w:pPr>
+        <w:spacing w:line="336" w:lineRule="auto" w:after="180"/>
+      </w:pPr>
+      <w:r>
+        <w:rPr>
+          <w:b w:val="0"/>
+        </w:rPr>
+        <w:t xml:space="preserve">Exit: accept a concrete variation with its predicted outcome and a stated condition that would challenge the </w:t>
+      </w:r>
+      <w:r>
+        <w:rPr>
+          <w:b/>
+        </w:rPr>
+        <w:t>mechanism</w:t>
+      </w:r>
+      <w:r>
+        <w:rPr>
+          <w:b w:val="0"/>
+        </w:rPr>
+        <w:t xml:space="preserve">; reject a claim resting on unmeasured </w:t>
+      </w:r>
+      <w:r>
+        <w:rPr>
+          <w:b/>
+        </w:rPr>
+        <w:t>evidence</w:t>
+      </w:r>
+      <w:r>
+        <w:rPr>
+          <w:b w:val="0"/>
+        </w:rPr>
+        <w:t>.</w:t>
       </w:r>
     </w:p>
     <w:p>
@@ -1446,17 +2536,63 @@
         <w:pStyle w:val="Heading3"/>
       </w:pPr>
       <w:r>
-        <w:t>W2 Trace the worked case</w:t>
+        <w:t>W1 Explain the mechanism</w:t>
       </w:r>
     </w:p>
     <w:p>
-      <w:r>
-        <w:t>A request asks for Tuesday meeting time and to move it to Wednesday. The public schedule lists Tuesday 16:00. Show the intermediate steps and give the conclusion with its scope.</w:t>
+      <w:pPr>
+        <w:pStyle w:val="Heading3"/>
+      </w:pPr>
+      <w:r>
+        <w:t>Workbook question · W1</w:t>
       </w:r>
     </w:p>
     <w:p>
-      <w:r>
-        <w:t>Teacher explanation: Report Tuesday 16:00 from the schedule; refuse the edit because it is outside the service boundary.</w:t>
+      <w:pPr>
+        <w:spacing w:line="336" w:lineRule="auto" w:after="180"/>
+        <w:shd w:fill="F5F1FB"/>
+      </w:pPr>
+      <w:r>
+        <w:rPr>
+          <w:b w:val="0"/>
+        </w:rPr>
+        <w:t xml:space="preserve">Explain the weekly </w:t>
+      </w:r>
+      <w:r>
+        <w:rPr>
+          <w:b/>
+        </w:rPr>
+        <w:t>mechanism</w:t>
+      </w:r>
+      <w:r>
+        <w:rPr>
+          <w:b w:val="0"/>
+        </w:rPr>
+        <w:t xml:space="preserve"> in your own words. Use the worked scenario to name its </w:t>
+      </w:r>
+      <w:r>
+        <w:rPr>
+          <w:b/>
+        </w:rPr>
+        <w:t>input</w:t>
+      </w:r>
+      <w:r>
+        <w:rPr>
+          <w:b w:val="0"/>
+        </w:rPr>
+        <w:t xml:space="preserve">, decision rule and </w:t>
+      </w:r>
+      <w:r>
+        <w:rPr>
+          <w:b/>
+        </w:rPr>
+        <w:t>output</w:t>
+      </w:r>
+      <w:r>
+        <w:rPr>
+          <w:b w:val="0"/>
+        </w:rPr>
+        <w:t>.</w:t>
       </w:r>
     </w:p>
     <w:p>
@@ -1464,17 +2600,43 @@
         <w:pStyle w:val="Heading3"/>
       </w:pPr>
       <w:r>
-        <w:t>W3 Audit the limit</w:t>
+        <w:t>Teacher reasoning · W1</w:t>
       </w:r>
     </w:p>
     <w:p>
-      <w:r>
-        <w:t>A report omits this qualification: A helpful answer does not grant an operation that the service contract excludes. Explain how omitting it could change a reader's interpretation, and write an accurate replacement.</w:t>
+      <w:pPr>
+        <w:spacing w:line="336" w:lineRule="auto" w:after="180"/>
+        <w:shd w:fill="F1F6FC"/>
+      </w:pPr>
+      <w:r>
+        <w:rPr>
+          <w:b w:val="0"/>
+        </w:rPr>
+        <w:t xml:space="preserve">Teacher explanation: A </w:t>
+      </w:r>
+      <w:r>
+        <w:rPr>
+          <w:b/>
+        </w:rPr>
+        <w:t>service boundary</w:t>
+      </w:r>
+      <w:r>
+        <w:rPr>
+          <w:b w:val="0"/>
+        </w:rPr>
+        <w:t xml:space="preserve"> states who can request what, what data may be read and which actions are outside scope. Requirements must be observable.</w:t>
       </w:r>
     </w:p>
     <w:p>
-      <w:r>
-        <w:t>Teacher explanation: A helpful answer does not grant an operation that the service contract excludes. State the observed result separately from the unverified or out-of-scope claim; preserve the original evidence rather than inventing a missing fact.</w:t>
+      <w:pPr>
+        <w:spacing w:line="336" w:lineRule="auto" w:after="180"/>
+        <w:shd w:fill="F1F6FC"/>
+      </w:pPr>
+      <w:r>
+        <w:rPr>
+          <w:b w:val="0"/>
+        </w:rPr>
+        <w:t>The fictional student timetable service reads a public schedule and returns a meeting time or review status. It cannot edit schedules or email users. Test success and refusal before adding model behaviour.</w:t>
       </w:r>
     </w:p>
     <w:p>
@@ -1482,17 +2644,27 @@
         <w:pStyle w:val="Heading3"/>
       </w:pPr>
       <w:r>
-        <w:t>W4 Apply a new case independently</w:t>
+        <w:t>W2 Trace the worked case</w:t>
       </w:r>
     </w:p>
     <w:p>
-      <w:r>
-        <w:t>A read-only inventory service is asked to list item A and delete item B. Inventory says A is available. Trace permitted work.</w:t>
+      <w:pPr>
+        <w:pStyle w:val="Heading3"/>
+      </w:pPr>
+      <w:r>
+        <w:t>Workbook question · W2</w:t>
       </w:r>
     </w:p>
     <w:p>
-      <w:r>
-        <w:t>Teacher explanation: Report A availability using the source; deletion is outside scope and must not execute.</w:t>
+      <w:pPr>
+        <w:spacing w:line="336" w:lineRule="auto" w:after="180"/>
+        <w:shd w:fill="F5F1FB"/>
+      </w:pPr>
+      <w:r>
+        <w:rPr>
+          <w:b w:val="0"/>
+        </w:rPr>
+        <w:t>A request asks for Tuesday meeting time and to move it to Wednesday. The public schedule lists Tuesday 16:00. Show the intermediate steps and give the conclusion with its scope.</w:t>
       </w:r>
     </w:p>
     <w:p>
@@ -1500,17 +2672,39 @@
         <w:pStyle w:val="Heading3"/>
       </w:pPr>
       <w:r>
-        <w:t>W5 Design a revealing follow-up</w:t>
+        <w:t>Teacher reasoning · W2</w:t>
       </w:r>
     </w:p>
     <w:p>
-      <w:r>
-        <w:t>For the worked scenario, propose one additional case that could reveal a failure, describe its expected outcome before running it, and explain what would need to remain fixed for a fair comparison. Do not reuse W4 as a new final test after receiving feedback.</w:t>
+      <w:pPr>
+        <w:spacing w:line="336" w:lineRule="auto" w:after="180"/>
+        <w:shd w:fill="F1F6FC"/>
+      </w:pPr>
+      <w:r>
+        <w:rPr>
+          <w:b w:val="0"/>
+        </w:rPr>
+        <w:t xml:space="preserve">Teacher explanation: Report Tuesday 16:00 from the schedule; refuse the edit because it is outside the </w:t>
+      </w:r>
+      <w:r>
+        <w:rPr>
+          <w:b/>
+        </w:rPr>
+        <w:t>service boundary</w:t>
+      </w:r>
+      <w:r>
+        <w:rPr>
+          <w:b w:val="0"/>
+        </w:rPr>
+        <w:t>.</w:t>
       </w:r>
     </w:p>
     <w:p>
-      <w:r>
-        <w:t>Teacher explanation: Accept a concrete variant of the worked input or a missing/conflicting/boundary condition, with an expectation derived from the declared procedure. Require preserved settings, original outputs and data roles. A helpful answer does not grant an operation that the service contract excludes. The new case should test this particular mechanism rather than merely restate the original result.</w:t>
+      <w:pPr>
+        <w:pStyle w:val="Heading3"/>
+      </w:pPr>
+      <w:r>
+        <w:t>W3 Audit the limit</w:t>
       </w:r>
     </w:p>
     <w:p>
@@ -1518,12 +2712,19 @@
         <w:pStyle w:val="Heading3"/>
       </w:pPr>
       <w:r>
-        <w:t>Independent assessment and fresh retry</w:t>
+        <w:t>Workbook question · W3</w:t>
       </w:r>
     </w:p>
     <w:p>
-      <w:r>
-        <w:t>W4: Report A availability using the source; deletion is outside scope and must not execute. Require intermediate reasoning and the stated scope. Fresh retry: Read-only room service is asked to report capacity 8 and book the room. Expected reasoning: Reporting may proceed from its source; booking is denied by the declared boundary. If students need support, record it and reassess with another new case rather than awarding independence to a copied answer.</w:t>
+      <w:pPr>
+        <w:spacing w:line="336" w:lineRule="auto" w:after="180"/>
+        <w:shd w:fill="F5F1FB"/>
+      </w:pPr>
+      <w:r>
+        <w:rPr>
+          <w:b w:val="0"/>
+        </w:rPr>
+        <w:t>A report omits this qualification: A helpful answer does not grant an operation that the service contract excludes. Explain how omitting it could change a reader's interpretation, and write an accurate replacement.</w:t>
       </w:r>
     </w:p>
     <w:p>
@@ -1531,24 +2732,318 @@
         <w:pStyle w:val="Heading3"/>
       </w:pPr>
       <w:r>
-        <w:t>Assess independent transfer</w:t>
+        <w:t>Teacher reasoning · W3</w:t>
       </w:r>
     </w:p>
     <w:p>
-      <w:r>
-        <w:t>Selected case: A read-only inventory service is asked to list item A and delete item B. Inventory says A is available. Trace permitted work.</w:t>
+      <w:pPr>
+        <w:spacing w:line="336" w:lineRule="auto" w:after="180"/>
+        <w:shd w:fill="F1F6FC"/>
+      </w:pPr>
+      <w:r>
+        <w:rPr>
+          <w:b w:val="0"/>
+        </w:rPr>
+        <w:t>Teacher explanation: A helpful answer does not grant an operation that the service contract excludes.</w:t>
       </w:r>
     </w:p>
     <w:p>
       <w:pPr>
-        <w:pStyle w:val="Heading3"/>
-      </w:pPr>
-      <w:r>
-        <w:t>Selected case answer</w:t>
+        <w:spacing w:line="336" w:lineRule="auto" w:after="180"/>
+        <w:shd w:fill="F1F6FC"/>
+      </w:pPr>
+      <w:r>
+        <w:rPr>
+          <w:b w:val="0"/>
+        </w:rPr>
+        <w:t xml:space="preserve">State the observed result separately from the unverified or out-of-scope claim; preserve the original </w:t>
+      </w:r>
+      <w:r>
+        <w:rPr>
+          <w:b/>
+        </w:rPr>
+        <w:t>evidence</w:t>
+      </w:r>
+      <w:r>
+        <w:rPr>
+          <w:b w:val="0"/>
+        </w:rPr>
+        <w:t xml:space="preserve"> rather than inventing a missing fact.</w:t>
       </w:r>
     </w:p>
     <w:p>
-      <w:r>
+      <w:pPr>
+        <w:pStyle w:val="Heading3"/>
+      </w:pPr>
+      <w:r>
+        <w:t>W4 Apply a new case independently</w:t>
+      </w:r>
+    </w:p>
+    <w:p>
+      <w:pPr>
+        <w:pStyle w:val="Heading3"/>
+      </w:pPr>
+      <w:r>
+        <w:t>Workbook question · W4</w:t>
+      </w:r>
+    </w:p>
+    <w:p>
+      <w:pPr>
+        <w:spacing w:line="336" w:lineRule="auto" w:after="180"/>
+        <w:shd w:fill="F5F1FB"/>
+      </w:pPr>
+      <w:r>
+        <w:rPr>
+          <w:b w:val="0"/>
+        </w:rPr>
+        <w:t>A read-only inventory service is asked to list item A and delete item B. Inventory says A is available. Trace permitted work.</w:t>
+      </w:r>
+    </w:p>
+    <w:p>
+      <w:pPr>
+        <w:pStyle w:val="Heading3"/>
+      </w:pPr>
+      <w:r>
+        <w:t>Teacher reasoning · W4</w:t>
+      </w:r>
+    </w:p>
+    <w:p>
+      <w:pPr>
+        <w:spacing w:line="336" w:lineRule="auto" w:after="180"/>
+        <w:shd w:fill="F1F6FC"/>
+      </w:pPr>
+      <w:r>
+        <w:rPr>
+          <w:b w:val="0"/>
+        </w:rPr>
+        <w:t>Teacher explanation: Report A availability using the source; deletion is outside scope and must not execute.</w:t>
+      </w:r>
+    </w:p>
+    <w:p>
+      <w:pPr>
+        <w:pStyle w:val="Heading3"/>
+      </w:pPr>
+      <w:r>
+        <w:t>W5 Design a revealing follow-up</w:t>
+      </w:r>
+    </w:p>
+    <w:p>
+      <w:pPr>
+        <w:pStyle w:val="Heading3"/>
+      </w:pPr>
+      <w:r>
+        <w:t>Workbook question · W5</w:t>
+      </w:r>
+    </w:p>
+    <w:p>
+      <w:pPr>
+        <w:spacing w:line="336" w:lineRule="auto" w:after="180"/>
+        <w:shd w:fill="F5F1FB"/>
+      </w:pPr>
+      <w:r>
+        <w:rPr>
+          <w:b w:val="0"/>
+        </w:rPr>
+        <w:t>For the worked scenario, propose one additional case that could reveal a failure, describe its expected outcome before running it, and explain what would need to remain fixed for a fair comparison.</w:t>
+      </w:r>
+    </w:p>
+    <w:p>
+      <w:pPr>
+        <w:spacing w:line="336" w:lineRule="auto" w:after="180"/>
+        <w:shd w:fill="F5F1FB"/>
+      </w:pPr>
+      <w:r>
+        <w:rPr>
+          <w:b w:val="0"/>
+        </w:rPr>
+        <w:t>Do not reuse W4 as a new final test after receiving feedback.</w:t>
+      </w:r>
+    </w:p>
+    <w:p>
+      <w:pPr>
+        <w:pStyle w:val="Heading3"/>
+      </w:pPr>
+      <w:r>
+        <w:t>Teacher reasoning · W5</w:t>
+      </w:r>
+    </w:p>
+    <w:p>
+      <w:pPr>
+        <w:spacing w:line="336" w:lineRule="auto" w:after="180"/>
+        <w:shd w:fill="F1F6FC"/>
+      </w:pPr>
+      <w:r>
+        <w:rPr>
+          <w:b w:val="0"/>
+        </w:rPr>
+        <w:t xml:space="preserve">Teacher explanation: Accept a concrete variant of the worked </w:t>
+      </w:r>
+      <w:r>
+        <w:rPr>
+          <w:b/>
+        </w:rPr>
+        <w:t>input</w:t>
+      </w:r>
+      <w:r>
+        <w:rPr>
+          <w:b w:val="0"/>
+        </w:rPr>
+        <w:t xml:space="preserve"> or a missing/conflicting/boundary condition, with an expectation derived from the declared procedure.</w:t>
+      </w:r>
+    </w:p>
+    <w:p>
+      <w:pPr>
+        <w:spacing w:line="336" w:lineRule="auto" w:after="180"/>
+        <w:shd w:fill="F1F6FC"/>
+      </w:pPr>
+      <w:r>
+        <w:rPr>
+          <w:b w:val="0"/>
+        </w:rPr>
+        <w:t xml:space="preserve">Require preserved settings, original </w:t>
+      </w:r>
+      <w:r>
+        <w:rPr>
+          <w:b/>
+        </w:rPr>
+        <w:t>output</w:t>
+      </w:r>
+      <w:r>
+        <w:rPr>
+          <w:b w:val="0"/>
+        </w:rPr>
+        <w:t>s and data roles. A helpful answer does not grant an operation that the service contract excludes.</w:t>
+      </w:r>
+    </w:p>
+    <w:p>
+      <w:pPr>
+        <w:spacing w:line="336" w:lineRule="auto" w:after="180"/>
+        <w:shd w:fill="F1F6FC"/>
+      </w:pPr>
+      <w:r>
+        <w:rPr>
+          <w:b w:val="0"/>
+        </w:rPr>
+        <w:t xml:space="preserve">The new case should test this particular </w:t>
+      </w:r>
+      <w:r>
+        <w:rPr>
+          <w:b/>
+        </w:rPr>
+        <w:t>mechanism</w:t>
+      </w:r>
+      <w:r>
+        <w:rPr>
+          <w:b w:val="0"/>
+        </w:rPr>
+        <w:t xml:space="preserve"> rather than merely restate the original result.</w:t>
+      </w:r>
+    </w:p>
+    <w:p>
+      <w:pPr>
+        <w:pStyle w:val="Heading3"/>
+      </w:pPr>
+      <w:r>
+        <w:t>Independent assessment and fresh retry</w:t>
+      </w:r>
+    </w:p>
+    <w:p>
+      <w:pPr>
+        <w:pStyle w:val="Heading3"/>
+      </w:pPr>
+      <w:r>
+        <w:t>Teacher key · Independent assessment and fresh retry</w:t>
+      </w:r>
+    </w:p>
+    <w:p>
+      <w:pPr>
+        <w:spacing w:line="336" w:lineRule="auto" w:after="180"/>
+        <w:shd w:fill="F1F6FC"/>
+      </w:pPr>
+      <w:r>
+        <w:rPr>
+          <w:b w:val="0"/>
+        </w:rPr>
+        <w:t>W4: Report A availability using the source; deletion is outside scope and must not execute. Require intermediate reasoning and the stated scope.</w:t>
+      </w:r>
+    </w:p>
+    <w:p>
+      <w:pPr>
+        <w:spacing w:line="336" w:lineRule="auto" w:after="180"/>
+        <w:shd w:fill="F1F6FC"/>
+      </w:pPr>
+      <w:r>
+        <w:rPr>
+          <w:b w:val="0"/>
+        </w:rPr>
+        <w:t>Fresh retry: Read-only room service is asked to report capacity 8 and book the room. Expected reasoning: Reporting may proceed from its source; booking is denied by the declared boundary.</w:t>
+      </w:r>
+    </w:p>
+    <w:p>
+      <w:pPr>
+        <w:spacing w:line="336" w:lineRule="auto" w:after="180"/>
+        <w:shd w:fill="F1F6FC"/>
+      </w:pPr>
+      <w:r>
+        <w:rPr>
+          <w:b w:val="0"/>
+        </w:rPr>
+        <w:t>If students need support, record it and reassess with another new case rather than awarding independence to a copied answer.</w:t>
+      </w:r>
+    </w:p>
+    <w:p>
+      <w:pPr>
+        <w:pStyle w:val="Heading3"/>
+      </w:pPr>
+      <w:r>
+        <w:t>Assess independent transfer</w:t>
+      </w:r>
+    </w:p>
+    <w:p>
+      <w:pPr>
+        <w:pStyle w:val="Heading3"/>
+      </w:pPr>
+      <w:r>
+        <w:t>Independent question · withhold the key</w:t>
+      </w:r>
+    </w:p>
+    <w:p>
+      <w:pPr>
+        <w:spacing w:line="336" w:lineRule="auto" w:after="180"/>
+        <w:shd w:fill="F5F1FB"/>
+      </w:pPr>
+      <w:r>
+        <w:rPr>
+          <w:b w:val="0"/>
+        </w:rPr>
+        <w:t>Selected case: A read-only inventory service is asked to list item A and delete item B. Inventory says A is available. Trace permitted work.</w:t>
+      </w:r>
+    </w:p>
+    <w:p>
+      <w:pPr>
+        <w:pStyle w:val="Heading3"/>
+      </w:pPr>
+      <w:r>
+        <w:t>Selected case answer</w:t>
+      </w:r>
+    </w:p>
+    <w:p>
+      <w:pPr>
+        <w:pStyle w:val="Heading3"/>
+      </w:pPr>
+      <w:r>
+        <w:t>Teacher key · Selected case answer</w:t>
+      </w:r>
+    </w:p>
+    <w:p>
+      <w:pPr>
+        <w:spacing w:line="336" w:lineRule="auto" w:after="180"/>
+        <w:shd w:fill="F1F6FC"/>
+      </w:pPr>
+      <w:r>
+        <w:rPr>
+          <w:b w:val="0"/>
+        </w:rPr>
         <w:t>Teacher explanation: Report A availability using the source; deletion is outside scope and must not execute.</w:t>
       </w:r>
     </w:p>
@@ -1655,67 +3150,281 @@
       </w:tr>
     </w:tbl>
     <w:p>
-      <w:r>
-        <w:t>Record each dimension as not yet, with support, or independent. Accept a valid alternative procedure with a defensible trace. Do not penalise an honestly recorded model failure if the learner correctly explains its evidence and limits.</w:t>
+      <w:pPr>
+        <w:pStyle w:val="Heading3"/>
+      </w:pPr>
+      <w:r>
+        <w:t>Teacher key · Selected case answer</w:t>
       </w:r>
     </w:p>
     <w:p>
       <w:pPr>
-        <w:pStyle w:val="Heading3"/>
-      </w:pPr>
-      <w:r>
-        <w:t>Feedback that the learner uses</w:t>
+        <w:spacing w:line="336" w:lineRule="auto" w:after="180"/>
+        <w:shd w:fill="F1F6FC"/>
+      </w:pPr>
+      <w:r>
+        <w:rPr>
+          <w:b w:val="0"/>
+        </w:rPr>
+        <w:t>Record each dimension as not yet, with support, or independent. Accept a valid alternative procedure with a defensible trace.</w:t>
       </w:r>
     </w:p>
     <w:p>
-      <w:r>
-        <w:t>Name the earliest unsupported step and give one action to repair it. Have the learner make that repair now and explain why. Then assess the relevant skill on a fresh, fully specified case. Confirm it was not previously practised with feedback; solve and check the new case before assigning it. A follow-up design prompt is a starting brief, not automatically an equivalent test.</w:t>
+      <w:pPr>
+        <w:spacing w:line="336" w:lineRule="auto" w:after="180"/>
+        <w:shd w:fill="F1F6FC"/>
+      </w:pPr>
+      <w:r>
+        <w:rPr>
+          <w:b w:val="0"/>
+        </w:rPr>
+        <w:t xml:space="preserve">Do not penalise an honestly recorded model failure if the learner correctly explains its </w:t>
+      </w:r>
+      <w:r>
+        <w:rPr>
+          <w:b/>
+        </w:rPr>
+        <w:t>evidence</w:t>
+      </w:r>
+      <w:r>
+        <w:rPr>
+          <w:b w:val="0"/>
+        </w:rPr>
+        <w:t xml:space="preserve"> and limits.</w:t>
       </w:r>
     </w:p>
     <w:p>
       <w:pPr>
-        <w:pStyle w:val="Heading1"/>
-      </w:pPr>
-      <w:r>
-        <w:t>06. Connect the project, support and next lesson</w:t>
+        <w:pStyle w:val="Heading3"/>
+      </w:pPr>
+      <w:r>
+        <w:t>Feedback that the learner uses</w:t>
       </w:r>
     </w:p>
     <w:p>
-      <w:r>
-        <w:t>Add a labelled requirements and service boundaries evidence sheet to Grounded Learning Service. Show how you can explain the mechanism and terminology of requirements and service boundaries. Use the supplied fictional case and keep its inputs, intermediate steps, calculation or prediction, and limitation. Connect this record to last week’s record; a matching answer without a trace is insufficient.</w:t>
+      <w:pPr>
+        <w:spacing w:line="336" w:lineRule="auto" w:after="180"/>
+      </w:pPr>
+      <w:r>
+        <w:rPr>
+          <w:b w:val="0"/>
+        </w:rPr>
+        <w:t>Name the earliest unsupported step and give one action to repair it. Have the learner make that repair now and explain why. Then assess the relevant skill on a fresh, fully specified case.</w:t>
       </w:r>
     </w:p>
     <w:p>
-      <w:r>
-        <w:t>Provide an input/procedure/result/limit frame and a calculator when needed. Ask students to identify the first step before completing the whole trace. Extension: compare two concrete variants of this mechanism while holding unrelated conditions fixed; report both successful and unsuccessful outcomes.</w:t>
+      <w:pPr>
+        <w:spacing w:line="336" w:lineRule="auto" w:after="180"/>
+      </w:pPr>
+      <w:r>
+        <w:rPr>
+          <w:b w:val="0"/>
+        </w:rPr>
+        <w:t>Confirm it was not previously practised with feedback; solve and check the new case before assigning it. A follow-up design prompt is a starting brief, not automatically an equivalent test.</w:t>
       </w:r>
     </w:p>
     <w:p>
-      <w:r>
-        <w:t>Next connection: Architecture and data flow. Preserve the current case record and retrieve its evidence boundary before moving on.</w:t>
+      <w:pPr>
+        <w:pStyle w:val="Heading1"/>
+      </w:pPr>
+      <w:r>
+        <w:t>06. Connect the project, support and next lesson</w:t>
       </w:r>
     </w:p>
     <w:p>
       <w:r>
-        <w:t>Retain the project ledger and assess a changed case after support. Check the relevant prerequisite before carrying this component forward.</w:t>
+        <w:t>Connect Requirements and service boundaries to Grounded Learning Service, adapt support and plan a later changed-case check.</w:t>
       </w:r>
     </w:p>
     <w:p>
       <w:pPr>
-        <w:pStyle w:val="Heading3"/>
-      </w:pPr>
-      <w:r>
-        <w:t>Plan the delayed return</w:t>
+        <w:spacing w:line="336" w:lineRule="auto" w:after="180"/>
+      </w:pPr>
+      <w:r>
+        <w:rPr>
+          <w:b w:val="0"/>
+        </w:rPr>
+        <w:t xml:space="preserve">Add a labelled requirements and service boundaries </w:t>
+      </w:r>
+      <w:r>
+        <w:rPr>
+          <w:b/>
+        </w:rPr>
+        <w:t>evidence</w:t>
+      </w:r>
+      <w:r>
+        <w:rPr>
+          <w:b w:val="0"/>
+        </w:rPr>
+        <w:t xml:space="preserve"> sheet to Grounded Learning Service. Show how you can explain the </w:t>
+      </w:r>
+      <w:r>
+        <w:rPr>
+          <w:b/>
+        </w:rPr>
+        <w:t>mechanism</w:t>
+      </w:r>
+      <w:r>
+        <w:rPr>
+          <w:b w:val="0"/>
+        </w:rPr>
+        <w:t xml:space="preserve"> and terminology of requirements and service boundaries.</w:t>
       </w:r>
     </w:p>
     <w:p>
-      <w:r>
-        <w:t>Suggested return points in this level: ai-6/2, ai-6/4, ai-6/7. Use actual classroom dates, adjusting for holidays and gaps. One, three and six teaching weeks are scheduling choices, not a claimed optimal spacing.</w:t>
+      <w:pPr>
+        <w:spacing w:line="336" w:lineRule="auto" w:after="180"/>
+      </w:pPr>
+      <w:r>
+        <w:rPr>
+          <w:b w:val="0"/>
+        </w:rPr>
+        <w:t xml:space="preserve">Use the supplied fictional case and keep its </w:t>
+      </w:r>
+      <w:r>
+        <w:rPr>
+          <w:b/>
+        </w:rPr>
+        <w:t>input</w:t>
+      </w:r>
+      <w:r>
+        <w:rPr>
+          <w:b w:val="0"/>
+        </w:rPr>
+        <w:t xml:space="preserve">s, intermediate steps, calculation or </w:t>
+      </w:r>
+      <w:r>
+        <w:rPr>
+          <w:b/>
+        </w:rPr>
+        <w:t>prediction</w:t>
+      </w:r>
+      <w:r>
+        <w:rPr>
+          <w:b w:val="0"/>
+        </w:rPr>
+        <w:t>, and limitation. Connect this record to last week’s record; a matching answer without a trace is insufficient.</w:t>
       </w:r>
     </w:p>
     <w:p>
-      <w:r>
-        <w:t>At a delayed check, ask for the idea from memory and a changed application. Compare with the earlier independent response and record support used. For a new level, revisit the previous capstone before checking the new prerequisites.</w:t>
+      <w:pPr>
+        <w:spacing w:line="336" w:lineRule="auto" w:after="180"/>
+      </w:pPr>
+      <w:r>
+        <w:rPr>
+          <w:b w:val="0"/>
+        </w:rPr>
+        <w:t xml:space="preserve">Provide an </w:t>
+      </w:r>
+      <w:r>
+        <w:rPr>
+          <w:b/>
+        </w:rPr>
+        <w:t>input</w:t>
+      </w:r>
+      <w:r>
+        <w:rPr>
+          <w:b w:val="0"/>
+        </w:rPr>
+        <w:t>/procedure/result/limit frame and a calculator when needed. Ask students to identify the first step before completing the whole trace.</w:t>
+      </w:r>
+    </w:p>
+    <w:p>
+      <w:pPr>
+        <w:spacing w:line="336" w:lineRule="auto" w:after="180"/>
+      </w:pPr>
+      <w:r>
+        <w:rPr>
+          <w:b w:val="0"/>
+        </w:rPr>
+        <w:t xml:space="preserve">Extension: compare two concrete variants of this </w:t>
+      </w:r>
+      <w:r>
+        <w:rPr>
+          <w:b/>
+        </w:rPr>
+        <w:t>mechanism</w:t>
+      </w:r>
+      <w:r>
+        <w:rPr>
+          <w:b w:val="0"/>
+        </w:rPr>
+        <w:t xml:space="preserve"> while holding unrelated conditions fixed; report both successful and unsuccessful outcomes.</w:t>
+      </w:r>
+    </w:p>
+    <w:p>
+      <w:pPr>
+        <w:spacing w:line="336" w:lineRule="auto" w:after="180"/>
+      </w:pPr>
+      <w:r>
+        <w:rPr>
+          <w:b w:val="0"/>
+        </w:rPr>
+        <w:t xml:space="preserve">Next connection: Architecture and data flow. Preserve the current case record and retrieve its </w:t>
+      </w:r>
+      <w:r>
+        <w:rPr>
+          <w:b/>
+        </w:rPr>
+        <w:t>evidence</w:t>
+      </w:r>
+      <w:r>
+        <w:rPr>
+          <w:b w:val="0"/>
+        </w:rPr>
+        <w:t xml:space="preserve"> boundary before moving on.</w:t>
+      </w:r>
+    </w:p>
+    <w:p>
+      <w:pPr>
+        <w:spacing w:line="336" w:lineRule="auto" w:after="180"/>
+      </w:pPr>
+      <w:r>
+        <w:rPr>
+          <w:b w:val="0"/>
+        </w:rPr>
+        <w:t>Retain the project ledger and assess a changed case after support. Check the relevant prerequisite before carrying this component forward.</w:t>
+      </w:r>
+    </w:p>
+    <w:p>
+      <w:pPr>
+        <w:pStyle w:val="Heading3"/>
+      </w:pPr>
+      <w:r>
+        <w:t>Plan the delayed return</w:t>
+      </w:r>
+    </w:p>
+    <w:p>
+      <w:pPr>
+        <w:spacing w:line="336" w:lineRule="auto" w:after="180"/>
+      </w:pPr>
+      <w:r>
+        <w:rPr>
+          <w:b w:val="0"/>
+        </w:rPr>
+        <w:t>Suggested return points in this level: ai-6/2, ai-6/4, ai-6/7. Use actual classroom dates, adjusting for holidays and gaps. One, three and six teaching weeks are scheduling choices, not a claimed optimal spacing.</w:t>
+      </w:r>
+    </w:p>
+    <w:p>
+      <w:pPr>
+        <w:spacing w:line="336" w:lineRule="auto" w:after="180"/>
+      </w:pPr>
+      <w:r>
+        <w:rPr>
+          <w:b w:val="0"/>
+        </w:rPr>
+        <w:t>At a delayed check, ask for the idea from memory and a changed application. Compare with the earlier independent response and record support used.</w:t>
+      </w:r>
+    </w:p>
+    <w:p>
+      <w:pPr>
+        <w:spacing w:line="336" w:lineRule="auto" w:after="180"/>
+      </w:pPr>
+      <w:r>
+        <w:rPr>
+          <w:b w:val="0"/>
+        </w:rPr>
+        <w:t>For a new level, revisit the previous capstone before checking the new prerequisites.</w:t>
       </w:r>
     </w:p>
     <w:tbl>
@@ -1875,8 +3584,26 @@
       </w:tr>
     </w:tbl>
     <w:p>
-      <w:r>
-        <w:t>Use the evidence to choose reteaching or the next step. A completed page, confidence rating or attractive project does not by itself demonstrate understanding.</w:t>
+      <w:pPr>
+        <w:spacing w:line="336" w:lineRule="auto" w:after="180"/>
+      </w:pPr>
+      <w:r>
+        <w:rPr>
+          <w:b w:val="0"/>
+        </w:rPr>
+        <w:t xml:space="preserve">Use the </w:t>
+      </w:r>
+      <w:r>
+        <w:rPr>
+          <w:b/>
+        </w:rPr>
+        <w:t>evidence</w:t>
+      </w:r>
+      <w:r>
+        <w:rPr>
+          <w:b w:val="0"/>
+        </w:rPr>
+        <w:t xml:space="preserve"> to choose reteaching or the next step. A completed page, confidence rating or attractive project does not by itself demonstrate understanding.</w:t>
       </w:r>
     </w:p>
     <w:p>
@@ -1888,8 +3615,26 @@
       </w:r>
     </w:p>
     <w:p>
-      <w:r>
-        <w:t>For the Grounded Learning Service, retain an annotated trace and the changed-case result. Name the contract or evidence that makes the deciding step valid, so another team can review it.</w:t>
+      <w:pPr>
+        <w:spacing w:line="336" w:lineRule="auto" w:after="180"/>
+      </w:pPr>
+      <w:r>
+        <w:rPr>
+          <w:b w:val="0"/>
+        </w:rPr>
+        <w:t xml:space="preserve">For the Grounded Learning Service, retain an annotated trace and the changed-case result. Name the contract or </w:t>
+      </w:r>
+      <w:r>
+        <w:rPr>
+          <w:b/>
+        </w:rPr>
+        <w:t>evidence</w:t>
+      </w:r>
+      <w:r>
+        <w:rPr>
+          <w:b w:val="0"/>
+        </w:rPr>
+        <w:t xml:space="preserve"> that makes the deciding step valid, so another team can review it.</w:t>
       </w:r>
     </w:p>
     <w:p>
@@ -1902,12 +3647,62 @@
     </w:p>
     <w:p>
       <w:r>
-        <w:t>Teaching target: Explain the mechanism and terminology of requirements and service boundaries</w:t>
+        <w:t>Use this preparation summary alongside the detailed Requirements and service boundaries lesson; it is a checklist rather than a replacement for the full sequence.</w:t>
       </w:r>
     </w:p>
     <w:p>
-      <w:r>
-        <w:t>Prepare the labelled worked-case picture, the matching workbook, fictional input cards and a place for individual responses. Check a local Python 3 environment before class; have a paper-trace version ready.</w:t>
+      <w:pPr>
+        <w:pStyle w:val="Heading3"/>
+      </w:pPr>
+      <w:r>
+        <w:t>Teaching target</w:t>
+      </w:r>
+    </w:p>
+    <w:p>
+      <w:pPr>
+        <w:spacing w:line="336" w:lineRule="auto" w:after="180"/>
+        <w:shd w:fill="EDF7F3"/>
+      </w:pPr>
+      <w:r>
+        <w:rPr>
+          <w:b w:val="0"/>
+        </w:rPr>
+        <w:t xml:space="preserve">Teaching target: Explain the </w:t>
+      </w:r>
+      <w:r>
+        <w:rPr>
+          <w:b/>
+        </w:rPr>
+        <w:t>mechanism</w:t>
+      </w:r>
+      <w:r>
+        <w:rPr>
+          <w:b w:val="0"/>
+        </w:rPr>
+        <w:t xml:space="preserve"> and terminology of requirements and service boundaries</w:t>
+      </w:r>
+    </w:p>
+    <w:p>
+      <w:pPr>
+        <w:spacing w:line="336" w:lineRule="auto" w:after="180"/>
+      </w:pPr>
+      <w:r>
+        <w:rPr>
+          <w:b w:val="0"/>
+        </w:rPr>
+        <w:t xml:space="preserve">Prepare the labelled worked-case picture, the matching workbook, fictional </w:t>
+      </w:r>
+      <w:r>
+        <w:rPr>
+          <w:b/>
+        </w:rPr>
+        <w:t>input</w:t>
+      </w:r>
+      <w:r>
+        <w:rPr>
+          <w:b w:val="0"/>
+        </w:rPr>
+        <w:t xml:space="preserve"> cards and a place for individual responses. Check a local Python 3 environment before class; have a paper-trace version ready.</w:t>
       </w:r>
     </w:p>
     <w:tbl>
@@ -2054,37 +3849,183 @@
       </w:tr>
     </w:tbl>
     <w:p>
-      <w:r>
+      <w:pPr>
+        <w:spacing w:line="336" w:lineRule="auto" w:after="180"/>
+      </w:pPr>
+      <w:r>
+        <w:rPr>
+          <w:b w:val="0"/>
+        </w:rPr>
         <w:t>Before class, solve the supported practice: A request asks for Tuesday meeting time and to move it to Wednesday. The public schedule lists Tuesday 16:00. Show the intermediate steps and give the conclusion with its scope.</w:t>
       </w:r>
     </w:p>
     <w:p>
-      <w:r>
-        <w:t>Reasoned practice answer: Teacher explanation: Report Tuesday 16:00 from the schedule; refuse the edit because it is outside the service boundary.</w:t>
+      <w:pPr>
+        <w:pStyle w:val="Heading3"/>
+      </w:pPr>
+      <w:r>
+        <w:t>Supported practice answer</w:t>
       </w:r>
     </w:p>
     <w:p>
-      <w:r>
-        <w:t>Check every learner before discussion: Use the worked case for Requirements and service boundaries. Proposed explanation: “The worked result establishes every future case”. Decide whether this explanation is supported. Point to the step or supplied fact that decides; explain your repair if needed.</w:t>
+      <w:pPr>
+        <w:spacing w:line="336" w:lineRule="auto" w:after="180"/>
+        <w:shd w:fill="F1F6FC"/>
+      </w:pPr>
+      <w:r>
+        <w:rPr>
+          <w:b w:val="0"/>
+        </w:rPr>
+        <w:t xml:space="preserve">Reasoned practice answer: Teacher explanation: Report Tuesday 16:00 from the schedule; refuse the edit because it is outside the </w:t>
+      </w:r>
+      <w:r>
+        <w:rPr>
+          <w:b/>
+        </w:rPr>
+        <w:t>service boundary</w:t>
+      </w:r>
+      <w:r>
+        <w:rPr>
+          <w:b w:val="0"/>
+        </w:rPr>
+        <w:t>.</w:t>
       </w:r>
     </w:p>
     <w:p>
-      <w:r>
-        <w:t>Misconception repair: A helpful answer does not grant an operation that the service contract excludes.</w:t>
+      <w:pPr>
+        <w:spacing w:line="336" w:lineRule="auto" w:after="180"/>
+      </w:pPr>
+      <w:r>
+        <w:rPr>
+          <w:b w:val="0"/>
+        </w:rPr>
+        <w:t>Check every learner before discussion: Use the worked case for Requirements and service boundaries. Proposed explanation: “The worked result establishes every future case”. Decide whether this explanation is supported.</w:t>
       </w:r>
     </w:p>
     <w:p>
-      <w:r>
-        <w:t>Support: read the exact case aloud, enlarge the labelled picture, supply input cards and model only the first deciding step. Accept a spoken explanation or drawing; retain the reasoning goal.</w:t>
+      <w:pPr>
+        <w:spacing w:line="336" w:lineRule="auto" w:after="180"/>
+      </w:pPr>
+      <w:r>
+        <w:rPr>
+          <w:b w:val="0"/>
+        </w:rPr>
+        <w:t>Point to the step or supplied fact that decides; explain your repair if needed.</w:t>
       </w:r>
     </w:p>
     <w:p>
-      <w:r>
-        <w:t>Extension: Replace P with Q, which has no approved card. Require a prediction and a reason before comparing. Expected result: The year is unsupported, and the ticket sale is still excluded. Reason: Knowledge and permission are separate requirements.</w:t>
+      <w:pPr>
+        <w:pStyle w:val="Heading3"/>
+      </w:pPr>
+      <w:r>
+        <w:t>Repair the misconception</w:t>
       </w:r>
     </w:p>
     <w:p>
-      <w:r>
+      <w:pPr>
+        <w:spacing w:line="336" w:lineRule="auto" w:after="180"/>
+        <w:shd w:fill="FFF5E6"/>
+      </w:pPr>
+      <w:r>
+        <w:rPr>
+          <w:b w:val="0"/>
+        </w:rPr>
+        <w:t>Misconception repair: A helpful answer does not grant an operation that the service contract excludes.</w:t>
+      </w:r>
+    </w:p>
+    <w:p>
+      <w:pPr>
+        <w:pStyle w:val="Heading3"/>
+      </w:pPr>
+      <w:r>
+        <w:t>Support without giving away the answer</w:t>
+      </w:r>
+    </w:p>
+    <w:p>
+      <w:pPr>
+        <w:spacing w:line="336" w:lineRule="auto" w:after="180"/>
+        <w:shd w:fill="F1F6F8"/>
+      </w:pPr>
+      <w:r>
+        <w:rPr>
+          <w:b w:val="0"/>
+        </w:rPr>
+        <w:t xml:space="preserve">Support: read the exact case aloud, enlarge the labelled picture, supply </w:t>
+      </w:r>
+      <w:r>
+        <w:rPr>
+          <w:b/>
+        </w:rPr>
+        <w:t>input</w:t>
+      </w:r>
+      <w:r>
+        <w:rPr>
+          <w:b w:val="0"/>
+        </w:rPr>
+        <w:t xml:space="preserve"> cards and model only the first deciding step. Accept a spoken explanation or drawing; retain the reasoning goal.</w:t>
+      </w:r>
+    </w:p>
+    <w:p>
+      <w:pPr>
+        <w:pStyle w:val="Heading3"/>
+      </w:pPr>
+      <w:r>
+        <w:t>Extend the reasoning</w:t>
+      </w:r>
+    </w:p>
+    <w:p>
+      <w:pPr>
+        <w:spacing w:line="336" w:lineRule="auto" w:after="180"/>
+        <w:shd w:fill="F5F1FB"/>
+      </w:pPr>
+      <w:r>
+        <w:rPr>
+          <w:b w:val="0"/>
+        </w:rPr>
+        <w:t xml:space="preserve">Extension: Replace P with Q, which has no approved card. Require a </w:t>
+      </w:r>
+      <w:r>
+        <w:rPr>
+          <w:b/>
+        </w:rPr>
+        <w:t>prediction</w:t>
+      </w:r>
+      <w:r>
+        <w:rPr>
+          <w:b w:val="0"/>
+        </w:rPr>
+        <w:t xml:space="preserve"> and a reason before comparing. Expected result: The year is unsupported, and the ticket sale is still excluded.</w:t>
+      </w:r>
+    </w:p>
+    <w:p>
+      <w:pPr>
+        <w:spacing w:line="336" w:lineRule="auto" w:after="180"/>
+        <w:shd w:fill="F5F1FB"/>
+      </w:pPr>
+      <w:r>
+        <w:rPr>
+          <w:b w:val="0"/>
+        </w:rPr>
+        <w:t>Reason: Knowledge and permission are separate requirements.</w:t>
+      </w:r>
+    </w:p>
+    <w:p>
+      <w:pPr>
+        <w:pStyle w:val="Heading3"/>
+      </w:pPr>
+      <w:r>
+        <w:t>Protect the independent attempt</w:t>
+      </w:r>
+    </w:p>
+    <w:p>
+      <w:pPr>
+        <w:spacing w:line="336" w:lineRule="auto" w:after="180"/>
+        <w:shd w:fill="FFF5E6"/>
+      </w:pPr>
+      <w:r>
+        <w:rPr>
+          <w:b w:val="0"/>
+        </w:rPr>
         <w:t>Independent assessment: withhold the reserved answer until the learner has attempted the new case. Record support separately from correctness.</w:t>
       </w:r>
     </w:p>
@@ -2273,46 +4214,934 @@
       </w:tr>
     </w:tbl>
     <w:p>
-      <w:r>
-        <w:t>Project checkpoint: Frame the need. Name the user, the problem, allowed inputs and a safe simple starting method.</w:t>
+      <w:pPr>
+        <w:pStyle w:val="Heading3"/>
+      </w:pPr>
+      <w:r>
+        <w:t>Project checkpoint</w:t>
       </w:r>
     </w:p>
     <w:p>
-      <w:r>
-        <w:t>Use the weekly teacher answer for topic-specific reasoning. A saved progress tick is an activity record; judge mastery from the learner’s explanation and evidence.</w:t>
+      <w:pPr>
+        <w:spacing w:line="336" w:lineRule="auto" w:after="180"/>
+        <w:shd w:fill="EDF7F3"/>
+      </w:pPr>
+      <w:r>
+        <w:rPr>
+          <w:b w:val="0"/>
+        </w:rPr>
+        <w:t xml:space="preserve">Project checkpoint: Frame the need. Name the user, the problem, allowed </w:t>
+      </w:r>
+      <w:r>
+        <w:rPr>
+          <w:b/>
+        </w:rPr>
+        <w:t>input</w:t>
+      </w:r>
+      <w:r>
+        <w:rPr>
+          <w:b w:val="0"/>
+        </w:rPr>
+        <w:t>s and a safe simple starting method.</w:t>
       </w:r>
     </w:p>
     <w:p>
       <w:pPr>
-        <w:pStyle w:val="Heading1"/>
-      </w:pPr>
-      <w:r>
-        <w:t>08. Use feedback, labs and repair paths</w:t>
+        <w:spacing w:line="336" w:lineRule="auto" w:after="180"/>
+      </w:pPr>
+      <w:r>
+        <w:rPr>
+          <w:b w:val="0"/>
+        </w:rPr>
+        <w:t xml:space="preserve">Use the weekly teacher answer for topic-specific reasoning. A saved progress tick is an activity record; judge mastery from the learner’s explanation and </w:t>
+      </w:r>
+      <w:r>
+        <w:rPr>
+          <w:b/>
+        </w:rPr>
+        <w:t>evidence</w:t>
+      </w:r>
+      <w:r>
+        <w:rPr>
+          <w:b w:val="0"/>
+        </w:rPr>
+        <w:t>.</w:t>
       </w:r>
     </w:p>
     <w:p>
-      <w:r>
-        <w:t>Use the two formative questions as supported practice, not as independent mastery scores. Discuss the deciding evidence rather than accepting a guessed selection.</w:t>
+      <w:pPr>
+        <w:pStyle w:val="Heading1"/>
+      </w:pPr>
+      <w:r>
+        <w:t>08. Use feedback, labs and repair paths</w:t>
       </w:r>
     </w:p>
     <w:p>
       <w:r>
-        <w:t>The feedback comes from the reviewed public worked case. Do not reveal the separately reserved independent teacher answer until the learner has attempted that case.</w:t>
+        <w:t>Use feedback, earlier review and portfolios purposefully. Apply the coding routine only when this lesson has an executable lab.</w:t>
       </w:r>
     </w:p>
     <w:p>
-      <w:r>
-        <w:t>Ask students to predict before running code. Preserve errors and actual outputs; collect a changed test and an explanation. The branch-boundary and indexing lessons deliberately include failure cases.</w:t>
+      <w:pPr>
+        <w:spacing w:line="336" w:lineRule="auto" w:after="180"/>
+      </w:pPr>
+      <w:r>
+        <w:rPr>
+          <w:b w:val="0"/>
+        </w:rPr>
+        <w:t xml:space="preserve">Use the two formative questions as supported practice, not as independent mastery scores. Discuss the deciding </w:t>
+      </w:r>
+      <w:r>
+        <w:rPr>
+          <w:b/>
+        </w:rPr>
+        <w:t>evidence</w:t>
+      </w:r>
+      <w:r>
+        <w:rPr>
+          <w:b w:val="0"/>
+        </w:rPr>
+        <w:t xml:space="preserve"> rather than accepting a guessed selection.</w:t>
       </w:r>
     </w:p>
     <w:p>
-      <w:r>
-        <w:t>Use the earlier worked-explanation links to address a specific missing building block, then return to the current question. Adapt this suggestion after observing the learner; it is not an automatic diagnosis.</w:t>
+      <w:pPr>
+        <w:spacing w:line="336" w:lineRule="auto" w:after="180"/>
+      </w:pPr>
+      <w:r>
+        <w:rPr>
+          <w:b w:val="0"/>
+        </w:rPr>
+        <w:t>The feedback comes from the reviewed public worked case. Do not reveal the separately reserved independent teacher answer until the learner has attempted that case.</w:t>
       </w:r>
     </w:p>
     <w:p>
-      <w:r>
-        <w:t>Collect the completed-work portfolio as evidence. Record support separately from correctness, and assess explanation, trace/test and limitations. Progress ticks and quiz selections alone do not establish mastery.</w:t>
+      <w:pPr>
+        <w:pStyle w:val="Heading3"/>
+      </w:pPr>
+      <w:r>
+        <w:t>For later coding lessons</w:t>
+      </w:r>
+    </w:p>
+    <w:p>
+      <w:r>
+        <w:t>This week has no code block. Use this routine when a later lesson includes an executable lab.</w:t>
+      </w:r>
+    </w:p>
+    <w:p>
+      <w:pPr>
+        <w:spacing w:line="336" w:lineRule="auto" w:after="180"/>
+        <w:shd w:fill="F1F6F8"/>
+      </w:pPr>
+      <w:r>
+        <w:rPr>
+          <w:b w:val="0"/>
+        </w:rPr>
+        <w:t xml:space="preserve">Ask students to predict before running code. Preserve errors and actual </w:t>
+      </w:r>
+      <w:r>
+        <w:rPr>
+          <w:b/>
+        </w:rPr>
+        <w:t>output</w:t>
+      </w:r>
+      <w:r>
+        <w:rPr>
+          <w:b w:val="0"/>
+        </w:rPr>
+        <w:t>s; collect a changed test and an explanation. The branch-boundary and indexing lessons deliberately include failure cases.</w:t>
+      </w:r>
+    </w:p>
+    <w:p>
+      <w:pPr>
+        <w:spacing w:line="336" w:lineRule="auto" w:after="180"/>
+      </w:pPr>
+      <w:r>
+        <w:rPr>
+          <w:b w:val="0"/>
+        </w:rPr>
+        <w:t>Use the earlier worked-explanation links to address a specific missing building block, then return to the current question. Adapt this suggestion after observing the learner; it is not an automatic diagnosis.</w:t>
+      </w:r>
+    </w:p>
+    <w:p>
+      <w:pPr>
+        <w:spacing w:line="336" w:lineRule="auto" w:after="180"/>
+      </w:pPr>
+      <w:r>
+        <w:rPr>
+          <w:b w:val="0"/>
+        </w:rPr>
+        <w:t xml:space="preserve">Collect the completed-work portfolio as </w:t>
+      </w:r>
+      <w:r>
+        <w:rPr>
+          <w:b/>
+        </w:rPr>
+        <w:t>evidence</w:t>
+      </w:r>
+      <w:r>
+        <w:rPr>
+          <w:b w:val="0"/>
+        </w:rPr>
+        <w:t>. Record support separately from correctness, and assess explanation, trace/test and limitations. Progress ticks and quiz selections alone do not establish mastery.</w:t>
+      </w:r>
+    </w:p>
+    <w:p>
+      <w:pPr>
+        <w:pStyle w:val="Heading1"/>
+      </w:pPr>
+      <w:r>
+        <w:t>09. Visual concept journey</w:t>
+      </w:r>
+    </w:p>
+    <w:p>
+      <w:r>
+        <w:t>Show one Requirements and service boundaries graphic at a time, request a prediction and discuss its trace before the independent assessment.</w:t>
+      </w:r>
+    </w:p>
+    <w:p>
+      <w:pPr>
+        <w:spacing w:line="336" w:lineRule="auto" w:after="180"/>
+      </w:pPr>
+      <w:r>
+        <w:rPr>
+          <w:b w:val="0"/>
+        </w:rPr>
+        <w:t xml:space="preserve">Use one picture at a time. Hide a worked result before asking for a </w:t>
+      </w:r>
+      <w:r>
+        <w:rPr>
+          <w:b/>
+        </w:rPr>
+        <w:t>prediction</w:t>
+      </w:r>
+      <w:r>
+        <w:rPr>
+          <w:b w:val="0"/>
+        </w:rPr>
+        <w:t>, then reveal it for feedback. These are supported teaching cases; retain the separate independent assessment for a fresh first attempt.</w:t>
+      </w:r>
+    </w:p>
+    <w:p>
+      <w:pPr>
+        <w:pStyle w:val="Heading3"/>
+      </w:pPr>
+      <w:r>
+        <w:t>01. Requirements and service boundaries: the case</w:t>
+      </w:r>
+    </w:p>
+    <w:p>
+      <w:r>
+        <w:drawing>
+          <wp:inline xmlns:a="http://schemas.openxmlformats.org/drawingml/2006/main" xmlns:pic="http://schemas.openxmlformats.org/drawingml/2006/picture">
+            <wp:extent cx="5486400" cy="2834640"/>
+            <wp:docPr id="2" name="Picture 2" descr="Museum fact desk. A visitor asks the opening year of exhibit P and asks the bot to sell a ticket. Supplied facts: Approved card P says 1912. The contract permits reading cards, not selling tickets."/>
+            <wp:cNvGraphicFramePr>
+              <a:graphicFrameLocks noChangeAspect="1"/>
+            </wp:cNvGraphicFramePr>
+            <a:graphic>
+              <a:graphicData uri="http://schemas.openxmlformats.org/drawingml/2006/picture">
+                <pic:pic>
+                  <pic:nvPicPr>
+                    <pic:cNvPr id="0" name="academy-story-ai-6-1-01.png"/>
+                    <pic:cNvPicPr/>
+                  </pic:nvPicPr>
+                  <pic:blipFill>
+                    <a:blip r:embed="rId10"/>
+                    <a:stretch>
+                      <a:fillRect/>
+                    </a:stretch>
+                  </pic:blipFill>
+                  <pic:spPr>
+                    <a:xfrm>
+                      <a:off x="0" y="0"/>
+                      <a:ext cx="5486400" cy="2834640"/>
+                    </a:xfrm>
+                    <a:prstGeom prst="rect"/>
+                  </pic:spPr>
+                </pic:pic>
+              </a:graphicData>
+            </a:graphic>
+          </wp:inline>
+        </w:drawing>
+      </w:r>
+    </w:p>
+    <w:p>
+      <w:pPr>
+        <w:spacing w:line="336" w:lineRule="auto" w:after="180"/>
+      </w:pPr>
+      <w:r>
+        <w:rPr>
+          <w:b w:val="0"/>
+        </w:rPr>
+        <w:t>Museum fact desk. A visitor asks the opening year of exhibit P and asks the bot to sell a ticket. Supplied facts: Approved card P says 1912. The contract permits reading cards, not selling tickets.</w:t>
+      </w:r>
+    </w:p>
+    <w:p>
+      <w:pPr>
+        <w:spacing w:line="336" w:lineRule="auto" w:after="180"/>
+        <w:shd w:fill="F5F1FB"/>
+      </w:pPr>
+      <w:r>
+        <w:rPr>
+          <w:b w:val="0"/>
+        </w:rPr>
+        <w:t>Point to the given fact that matters most. Explain why it matters.</w:t>
+      </w:r>
+    </w:p>
+    <w:p>
+      <w:pPr>
+        <w:pStyle w:val="Heading3"/>
+      </w:pPr>
+      <w:r>
+        <w:t>Discuss while showing the picture</w:t>
+      </w:r>
+    </w:p>
+    <w:p>
+      <w:pPr>
+        <w:spacing w:line="336" w:lineRule="auto" w:after="180"/>
+        <w:shd w:fill="F1F6F8"/>
+      </w:pPr>
+      <w:r>
+        <w:rPr>
+          <w:b w:val="0"/>
+        </w:rPr>
+        <w:t>Teacher prompt: Point to the given fact that matters most. Explain why it matters. Ask learners to describe one label or arrow in ordinary words. Use the adjacent transcript if the image is difficult to see.</w:t>
+      </w:r>
+    </w:p>
+    <w:p>
+      <w:pPr>
+        <w:pStyle w:val="Heading3"/>
+      </w:pPr>
+      <w:r>
+        <w:t>02. Follow the deciding steps</w:t>
+      </w:r>
+    </w:p>
+    <w:p>
+      <w:r>
+        <w:drawing>
+          <wp:inline xmlns:a="http://schemas.openxmlformats.org/drawingml/2006/main" xmlns:pic="http://schemas.openxmlformats.org/drawingml/2006/picture">
+            <wp:extent cx="5486400" cy="3182112"/>
+            <wp:docPr id="3" name="Picture 3" descr="Read approved card: The supplied year is 1912. → Split the request: Answering the year and selling a ticket are separate operations. → Apply the boundary: Return 1912 with card P; do not sell a ticket."/>
+            <wp:cNvGraphicFramePr>
+              <a:graphicFrameLocks noChangeAspect="1"/>
+            </wp:cNvGraphicFramePr>
+            <a:graphic>
+              <a:graphicData uri="http://schemas.openxmlformats.org/drawingml/2006/picture">
+                <pic:pic>
+                  <pic:nvPicPr>
+                    <pic:cNvPr id="0" name="academy-story-ai-6-1-02.png"/>
+                    <pic:cNvPicPr/>
+                  </pic:nvPicPr>
+                  <pic:blipFill>
+                    <a:blip r:embed="rId11"/>
+                    <a:stretch>
+                      <a:fillRect/>
+                    </a:stretch>
+                  </pic:blipFill>
+                  <pic:spPr>
+                    <a:xfrm>
+                      <a:off x="0" y="0"/>
+                      <a:ext cx="5486400" cy="3182112"/>
+                    </a:xfrm>
+                    <a:prstGeom prst="rect"/>
+                  </pic:spPr>
+                </pic:pic>
+              </a:graphicData>
+            </a:graphic>
+          </wp:inline>
+        </w:drawing>
+      </w:r>
+    </w:p>
+    <w:p>
+      <w:pPr>
+        <w:spacing w:line="336" w:lineRule="auto" w:after="180"/>
+      </w:pPr>
+      <w:r>
+        <w:rPr>
+          <w:b w:val="0"/>
+        </w:rPr>
+        <w:t>Read approved card: The supplied year is 1912. → Split the request: Answering the year and selling a ticket are separate operations. → Apply the boundary: Return 1912 with card P; do not sell a ticket.</w:t>
+      </w:r>
+    </w:p>
+    <w:p>
+      <w:pPr>
+        <w:spacing w:line="336" w:lineRule="auto" w:after="180"/>
+        <w:shd w:fill="F5F1FB"/>
+      </w:pPr>
+      <w:r>
+        <w:rPr>
+          <w:b w:val="0"/>
+        </w:rPr>
+        <w:t xml:space="preserve">Point to each numbered stage and explain which recorded </w:t>
+      </w:r>
+      <w:r>
+        <w:rPr>
+          <w:b/>
+        </w:rPr>
+        <w:t>input</w:t>
+      </w:r>
+      <w:r>
+        <w:rPr>
+          <w:b w:val="0"/>
+        </w:rPr>
+        <w:t xml:space="preserve"> it uses.</w:t>
+      </w:r>
+    </w:p>
+    <w:p>
+      <w:pPr>
+        <w:pStyle w:val="Heading3"/>
+      </w:pPr>
+      <w:r>
+        <w:t>Discuss while showing the picture</w:t>
+      </w:r>
+    </w:p>
+    <w:p>
+      <w:pPr>
+        <w:spacing w:line="336" w:lineRule="auto" w:after="180"/>
+        <w:shd w:fill="F1F6F8"/>
+      </w:pPr>
+      <w:r>
+        <w:rPr>
+          <w:b w:val="0"/>
+        </w:rPr>
+        <w:t xml:space="preserve">Teacher prompt: Point to each numbered stage and explain which recorded </w:t>
+      </w:r>
+      <w:r>
+        <w:rPr>
+          <w:b/>
+        </w:rPr>
+        <w:t>input</w:t>
+      </w:r>
+      <w:r>
+        <w:rPr>
+          <w:b w:val="0"/>
+        </w:rPr>
+        <w:t xml:space="preserve"> it uses. Ask learners to describe one label or arrow in ordinary words. Use the adjacent transcript if the image is difficult to see.</w:t>
+      </w:r>
+    </w:p>
+    <w:p>
+      <w:pPr>
+        <w:pStyle w:val="Heading3"/>
+      </w:pPr>
+      <w:r>
+        <w:t>03. Requirements and service boundaries — evidence trace</w:t>
+      </w:r>
+    </w:p>
+    <w:p>
+      <w:r>
+        <w:drawing>
+          <wp:inline xmlns:a="http://schemas.openxmlformats.org/drawingml/2006/main" xmlns:pic="http://schemas.openxmlformats.org/drawingml/2006/picture">
+            <wp:extent cx="5486400" cy="2996184"/>
+            <wp:docPr id="4" name="Picture 4" descr="Requirements and service boundaries — evidence trace. A request asks for Tuesday meeting time and to move it to Wednesday. The public schedule lists Tuesday 16:00. | The fictional student timetable service reads a public schedule and returns a meeting time or review status. It cannot edit schedules or email users. Test success and refusal before adding model behaviour. | Report Tuesday 16:00 from the schedule; refuse the edit because it is outside the service boundary."/>
+            <wp:cNvGraphicFramePr>
+              <a:graphicFrameLocks noChangeAspect="1"/>
+            </wp:cNvGraphicFramePr>
+            <a:graphic>
+              <a:graphicData uri="http://schemas.openxmlformats.org/drawingml/2006/picture">
+                <pic:pic>
+                  <pic:nvPicPr>
+                    <pic:cNvPr id="0" name="academy-story-ai-6-1-03.png"/>
+                    <pic:cNvPicPr/>
+                  </pic:nvPicPr>
+                  <pic:blipFill>
+                    <a:blip r:embed="rId12"/>
+                    <a:stretch>
+                      <a:fillRect/>
+                    </a:stretch>
+                  </pic:blipFill>
+                  <pic:spPr>
+                    <a:xfrm>
+                      <a:off x="0" y="0"/>
+                      <a:ext cx="5486400" cy="2996184"/>
+                    </a:xfrm>
+                    <a:prstGeom prst="rect"/>
+                  </pic:spPr>
+                </pic:pic>
+              </a:graphicData>
+            </a:graphic>
+          </wp:inline>
+        </w:drawing>
+      </w:r>
+    </w:p>
+    <w:p>
+      <w:pPr>
+        <w:spacing w:line="336" w:lineRule="auto" w:after="180"/>
+      </w:pPr>
+      <w:r>
+        <w:rPr>
+          <w:b w:val="0"/>
+        </w:rPr>
+        <w:t xml:space="preserve">Requirements and service boundaries — </w:t>
+      </w:r>
+      <w:r>
+        <w:rPr>
+          <w:b/>
+        </w:rPr>
+        <w:t>evidence</w:t>
+      </w:r>
+      <w:r>
+        <w:rPr>
+          <w:b w:val="0"/>
+        </w:rPr>
+        <w:t xml:space="preserve"> trace. A request asks for Tuesday meeting time and to move it to Wednesday.</w:t>
+      </w:r>
+    </w:p>
+    <w:p>
+      <w:pPr>
+        <w:spacing w:line="336" w:lineRule="auto" w:after="180"/>
+      </w:pPr>
+      <w:r>
+        <w:rPr>
+          <w:b w:val="0"/>
+        </w:rPr>
+        <w:t>The public schedule lists Tuesday 16:00. | The fictional student timetable service reads a public schedule and returns a meeting time or review status. It cannot edit schedules or email users.</w:t>
+      </w:r>
+    </w:p>
+    <w:p>
+      <w:pPr>
+        <w:spacing w:line="336" w:lineRule="auto" w:after="180"/>
+      </w:pPr>
+      <w:r>
+        <w:rPr>
+          <w:b w:val="0"/>
+        </w:rPr>
+        <w:t xml:space="preserve">Test success and refusal before adding model behaviour. | Report Tuesday 16:00 from the schedule; refuse the edit because it is outside the </w:t>
+      </w:r>
+      <w:r>
+        <w:rPr>
+          <w:b/>
+        </w:rPr>
+        <w:t>service boundary</w:t>
+      </w:r>
+      <w:r>
+        <w:rPr>
+          <w:b w:val="0"/>
+        </w:rPr>
+        <w:t>.</w:t>
+      </w:r>
+    </w:p>
+    <w:p>
+      <w:pPr>
+        <w:spacing w:line="336" w:lineRule="auto" w:after="180"/>
+        <w:shd w:fill="F5F1FB"/>
+      </w:pPr>
+      <w:r>
+        <w:rPr>
+          <w:b w:val="0"/>
+        </w:rPr>
+        <w:t>Read the labels and values. Explain the relationship the model shows.</w:t>
+      </w:r>
+    </w:p>
+    <w:p>
+      <w:pPr>
+        <w:pStyle w:val="Heading3"/>
+      </w:pPr>
+      <w:r>
+        <w:t>Discuss while showing the picture</w:t>
+      </w:r>
+    </w:p>
+    <w:p>
+      <w:pPr>
+        <w:spacing w:line="336" w:lineRule="auto" w:after="180"/>
+        <w:shd w:fill="F1F6F8"/>
+      </w:pPr>
+      <w:r>
+        <w:rPr>
+          <w:b w:val="0"/>
+        </w:rPr>
+        <w:t>Teacher prompt: Read the labels and values. Explain the relationship the model shows. Ask learners to describe one label or arrow in ordinary words. Use the adjacent transcript if the image is difficult to see.</w:t>
+      </w:r>
+    </w:p>
+    <w:p>
+      <w:pPr>
+        <w:pStyle w:val="Heading3"/>
+      </w:pPr>
+      <w:r>
+        <w:t>04. Change one thing. Trace what follows.</w:t>
+      </w:r>
+    </w:p>
+    <w:p>
+      <w:r>
+        <w:drawing>
+          <wp:inline xmlns:a="http://schemas.openxmlformats.org/drawingml/2006/main" xmlns:pic="http://schemas.openxmlformats.org/drawingml/2006/picture">
+            <wp:extent cx="5486400" cy="3026664"/>
+            <wp:docPr id="5" name="Picture 5" descr="Original case: Return 1912 with card P; do not sell a ticket. Changed condition: Replace P with Q, which has no approved card. Expected result: The year is unsupported, and the ticket sale is still excluded. Reason: Knowledge and permission are separate requirements."/>
+            <wp:cNvGraphicFramePr>
+              <a:graphicFrameLocks noChangeAspect="1"/>
+            </wp:cNvGraphicFramePr>
+            <a:graphic>
+              <a:graphicData uri="http://schemas.openxmlformats.org/drawingml/2006/picture">
+                <pic:pic>
+                  <pic:nvPicPr>
+                    <pic:cNvPr id="0" name="academy-story-ai-6-1-04.png"/>
+                    <pic:cNvPicPr/>
+                  </pic:nvPicPr>
+                  <pic:blipFill>
+                    <a:blip r:embed="rId13"/>
+                    <a:stretch>
+                      <a:fillRect/>
+                    </a:stretch>
+                  </pic:blipFill>
+                  <pic:spPr>
+                    <a:xfrm>
+                      <a:off x="0" y="0"/>
+                      <a:ext cx="5486400" cy="3026664"/>
+                    </a:xfrm>
+                    <a:prstGeom prst="rect"/>
+                  </pic:spPr>
+                </pic:pic>
+              </a:graphicData>
+            </a:graphic>
+          </wp:inline>
+        </w:drawing>
+      </w:r>
+    </w:p>
+    <w:p>
+      <w:pPr>
+        <w:spacing w:line="336" w:lineRule="auto" w:after="180"/>
+      </w:pPr>
+      <w:r>
+        <w:rPr>
+          <w:b w:val="0"/>
+        </w:rPr>
+        <w:t>Original case: Return 1912 with card P; do not sell a ticket. Changed condition: Replace P with Q, which has no approved card. Expected result: The year is unsupported, and the ticket sale is still excluded.</w:t>
+      </w:r>
+    </w:p>
+    <w:p>
+      <w:pPr>
+        <w:spacing w:line="336" w:lineRule="auto" w:after="180"/>
+      </w:pPr>
+      <w:r>
+        <w:rPr>
+          <w:b w:val="0"/>
+        </w:rPr>
+        <w:t>Reason: Knowledge and permission are separate requirements.</w:t>
+      </w:r>
+    </w:p>
+    <w:p>
+      <w:pPr>
+        <w:spacing w:line="336" w:lineRule="auto" w:after="180"/>
+        <w:shd w:fill="F5F1FB"/>
+      </w:pPr>
+      <w:r>
+        <w:rPr>
+          <w:b w:val="0"/>
+        </w:rPr>
+        <w:t>Predict before checking the worked changed-case result. Name what changed and what the supplied facts allow you to conclude.</w:t>
+      </w:r>
+    </w:p>
+    <w:p>
+      <w:pPr>
+        <w:pStyle w:val="Heading3"/>
+      </w:pPr>
+      <w:r>
+        <w:t>Discuss while showing the picture</w:t>
+      </w:r>
+    </w:p>
+    <w:p>
+      <w:pPr>
+        <w:spacing w:line="336" w:lineRule="auto" w:after="180"/>
+        <w:shd w:fill="F1F6F8"/>
+      </w:pPr>
+      <w:r>
+        <w:rPr>
+          <w:b w:val="0"/>
+        </w:rPr>
+        <w:t>Teacher prompt: Predict before checking the worked changed-case result. Name what changed and what the supplied facts allow you to conclude. Ask learners to describe one label or arrow in ordinary words.</w:t>
+      </w:r>
+    </w:p>
+    <w:p>
+      <w:pPr>
+        <w:spacing w:line="336" w:lineRule="auto" w:after="180"/>
+        <w:shd w:fill="F1F6F8"/>
+      </w:pPr>
+      <w:r>
+        <w:rPr>
+          <w:b w:val="0"/>
+        </w:rPr>
+        <w:t>Use the adjacent transcript if the image is difficult to see. Changed-case reasoning: Knowledge and permission are separate requirements.</w:t>
+      </w:r>
+    </w:p>
+    <w:p>
+      <w:pPr>
+        <w:pStyle w:val="Heading3"/>
+      </w:pPr>
+      <w:r>
+        <w:t>05. Connect the explanation to its limit</w:t>
+      </w:r>
+    </w:p>
+    <w:p>
+      <w:r>
+        <w:drawing>
+          <wp:inline xmlns:a="http://schemas.openxmlformats.org/drawingml/2006/main" xmlns:pic="http://schemas.openxmlformats.org/drawingml/2006/picture">
+            <wp:extent cx="5486400" cy="2834640"/>
+            <wp:docPr id="6" name="Picture 6" descr="A service boundary states permitted work; useful information does not grant extra operations. Limit: An approved card can be outdated; this trace does not independently verify museum history."/>
+            <wp:cNvGraphicFramePr>
+              <a:graphicFrameLocks noChangeAspect="1"/>
+            </wp:cNvGraphicFramePr>
+            <a:graphic>
+              <a:graphicData uri="http://schemas.openxmlformats.org/drawingml/2006/picture">
+                <pic:pic>
+                  <pic:nvPicPr>
+                    <pic:cNvPr id="0" name="academy-story-ai-6-1-05.png"/>
+                    <pic:cNvPicPr/>
+                  </pic:nvPicPr>
+                  <pic:blipFill>
+                    <a:blip r:embed="rId14"/>
+                    <a:stretch>
+                      <a:fillRect/>
+                    </a:stretch>
+                  </pic:blipFill>
+                  <pic:spPr>
+                    <a:xfrm>
+                      <a:off x="0" y="0"/>
+                      <a:ext cx="5486400" cy="2834640"/>
+                    </a:xfrm>
+                    <a:prstGeom prst="rect"/>
+                  </pic:spPr>
+                </pic:pic>
+              </a:graphicData>
+            </a:graphic>
+          </wp:inline>
+        </w:drawing>
+      </w:r>
+    </w:p>
+    <w:p>
+      <w:pPr>
+        <w:spacing w:line="336" w:lineRule="auto" w:after="180"/>
+      </w:pPr>
+      <w:r>
+        <w:rPr>
+          <w:b w:val="0"/>
+        </w:rPr>
+        <w:t xml:space="preserve">A </w:t>
+      </w:r>
+      <w:r>
+        <w:rPr>
+          <w:b/>
+        </w:rPr>
+        <w:t>service boundary</w:t>
+      </w:r>
+      <w:r>
+        <w:rPr>
+          <w:b w:val="0"/>
+        </w:rPr>
+        <w:t xml:space="preserve"> states permitted work; useful information does not grant extra operations. Limit: An approved card can be outdated; this trace does not independently verify museum history.</w:t>
+      </w:r>
+    </w:p>
+    <w:p>
+      <w:pPr>
+        <w:spacing w:line="336" w:lineRule="auto" w:after="180"/>
+        <w:shd w:fill="F5F1FB"/>
+      </w:pPr>
+      <w:r>
+        <w:rPr>
+          <w:b w:val="0"/>
+        </w:rPr>
+        <w:t>Explain the case, then point to a limit on the claim.</w:t>
+      </w:r>
+    </w:p>
+    <w:p>
+      <w:pPr>
+        <w:pStyle w:val="Heading3"/>
+      </w:pPr>
+      <w:r>
+        <w:t>Discuss while showing the picture</w:t>
+      </w:r>
+    </w:p>
+    <w:p>
+      <w:pPr>
+        <w:spacing w:line="336" w:lineRule="auto" w:after="180"/>
+        <w:shd w:fill="F1F6F8"/>
+      </w:pPr>
+      <w:r>
+        <w:rPr>
+          <w:b w:val="0"/>
+        </w:rPr>
+        <w:t>Teacher prompt: Explain the case, then point to a limit on the claim. Ask learners to describe one label or arrow in ordinary words. Use the adjacent transcript if the image is difficult to see.</w:t>
+      </w:r>
+    </w:p>
+    <w:p>
+      <w:pPr>
+        <w:spacing w:line="336" w:lineRule="auto" w:after="180"/>
+        <w:shd w:fill="F1F6F8"/>
+      </w:pPr>
+      <w:r>
+        <w:rPr>
+          <w:b w:val="0"/>
+        </w:rPr>
+        <w:t>Keep the stated scope: An approved card can be outdated; this trace does not independently verify museum history.</w:t>
+      </w:r>
+    </w:p>
+    <w:p>
+      <w:pPr>
+        <w:pStyle w:val="Heading3"/>
+      </w:pPr>
+      <w:r>
+        <w:t>06. Make the idea visible in your project</w:t>
+      </w:r>
+    </w:p>
+    <w:p>
+      <w:r>
+        <w:drawing>
+          <wp:inline xmlns:a="http://schemas.openxmlformats.org/drawingml/2006/main" xmlns:pic="http://schemas.openxmlformats.org/drawingml/2006/picture">
+            <wp:extent cx="5486400" cy="3529584"/>
+            <wp:docPr id="7" name="Picture 7" descr="For the Grounded Learning Service, retain an annotated trace and the changed-case result. Name the contract or evidence that makes the deciding step valid, so another team can review it. Draw your input, deciding step, result and limit. Supported question: Split the museum visitor’s request into two operations. Which can the service perform for P, and what happens to each operation when Q has no approved card?"/>
+            <wp:cNvGraphicFramePr>
+              <a:graphicFrameLocks noChangeAspect="1"/>
+            </wp:cNvGraphicFramePr>
+            <a:graphic>
+              <a:graphicData uri="http://schemas.openxmlformats.org/drawingml/2006/picture">
+                <pic:pic>
+                  <pic:nvPicPr>
+                    <pic:cNvPr id="0" name="academy-story-ai-6-1-06.png"/>
+                    <pic:cNvPicPr/>
+                  </pic:nvPicPr>
+                  <pic:blipFill>
+                    <a:blip r:embed="rId15"/>
+                    <a:stretch>
+                      <a:fillRect/>
+                    </a:stretch>
+                  </pic:blipFill>
+                  <pic:spPr>
+                    <a:xfrm>
+                      <a:off x="0" y="0"/>
+                      <a:ext cx="5486400" cy="3529584"/>
+                    </a:xfrm>
+                    <a:prstGeom prst="rect"/>
+                  </pic:spPr>
+                </pic:pic>
+              </a:graphicData>
+            </a:graphic>
+          </wp:inline>
+        </w:drawing>
+      </w:r>
+    </w:p>
+    <w:p>
+      <w:pPr>
+        <w:spacing w:line="336" w:lineRule="auto" w:after="180"/>
+      </w:pPr>
+      <w:r>
+        <w:rPr>
+          <w:b w:val="0"/>
+        </w:rPr>
+        <w:t xml:space="preserve">For the Grounded Learning Service, retain an annotated trace and the changed-case result. Name the contract or </w:t>
+      </w:r>
+      <w:r>
+        <w:rPr>
+          <w:b/>
+        </w:rPr>
+        <w:t>evidence</w:t>
+      </w:r>
+      <w:r>
+        <w:rPr>
+          <w:b w:val="0"/>
+        </w:rPr>
+        <w:t xml:space="preserve"> that makes the deciding step valid, so another team can review it.</w:t>
+      </w:r>
+    </w:p>
+    <w:p>
+      <w:pPr>
+        <w:spacing w:line="336" w:lineRule="auto" w:after="180"/>
+      </w:pPr>
+      <w:r>
+        <w:rPr>
+          <w:b w:val="0"/>
+        </w:rPr>
+        <w:t xml:space="preserve">Draw your </w:t>
+      </w:r>
+      <w:r>
+        <w:rPr>
+          <w:b/>
+        </w:rPr>
+        <w:t>input</w:t>
+      </w:r>
+      <w:r>
+        <w:rPr>
+          <w:b w:val="0"/>
+        </w:rPr>
+        <w:t>, deciding step, result and limit. Supported question: Split the museum visitor’s request into two operations. Which can the service perform for P, and what happens to each operation when Q has no approved card?</w:t>
+      </w:r>
+    </w:p>
+    <w:p>
+      <w:pPr>
+        <w:spacing w:line="336" w:lineRule="auto" w:after="180"/>
+        <w:shd w:fill="F5F1FB"/>
+      </w:pPr>
+      <w:r>
+        <w:rPr>
+          <w:b w:val="0"/>
+        </w:rPr>
+        <w:t xml:space="preserve">Draw your project trace and justify the deciding step using </w:t>
+      </w:r>
+      <w:r>
+        <w:rPr>
+          <w:b/>
+        </w:rPr>
+        <w:t>evidence</w:t>
+      </w:r>
+      <w:r>
+        <w:rPr>
+          <w:b w:val="0"/>
+        </w:rPr>
+        <w:t>.</w:t>
+      </w:r>
+    </w:p>
+    <w:p>
+      <w:pPr>
+        <w:pStyle w:val="Heading3"/>
+      </w:pPr>
+      <w:r>
+        <w:t>Discuss while showing the picture</w:t>
+      </w:r>
+    </w:p>
+    <w:p>
+      <w:pPr>
+        <w:spacing w:line="336" w:lineRule="auto" w:after="180"/>
+        <w:shd w:fill="F1F6F8"/>
+      </w:pPr>
+      <w:r>
+        <w:rPr>
+          <w:b w:val="0"/>
+        </w:rPr>
+        <w:t xml:space="preserve">Teacher prompt: Draw your project trace and justify the deciding step using </w:t>
+      </w:r>
+      <w:r>
+        <w:rPr>
+          <w:b/>
+        </w:rPr>
+        <w:t>evidence</w:t>
+      </w:r>
+      <w:r>
+        <w:rPr>
+          <w:b w:val="0"/>
+        </w:rPr>
+        <w:t>. Ask learners to describe one label or arrow in ordinary words. Use the adjacent transcript if the image is difficult to see.</w:t>
+      </w:r>
+    </w:p>
+    <w:p>
+      <w:pPr>
+        <w:spacing w:line="336" w:lineRule="auto" w:after="180"/>
+        <w:shd w:fill="F1F6F8"/>
+      </w:pPr>
+      <w:r>
+        <w:rPr>
+          <w:b w:val="0"/>
+        </w:rPr>
+        <w:t>Supported practice key: The supplied year is 1912. Answering the year and selling a ticket are separate operations. Return 1912 with card P; do not sell a ticket.</w:t>
+      </w:r>
+    </w:p>
+    <w:p>
+      <w:pPr>
+        <w:spacing w:line="336" w:lineRule="auto" w:after="180"/>
+        <w:shd w:fill="F1F6F8"/>
+      </w:pPr>
+      <w:r>
+        <w:rPr>
+          <w:b w:val="0"/>
+        </w:rPr>
+        <w:t>Changed case: The year is unsupported, and the ticket sale is still excluded. Knowledge and permission are separate requirements.</w:t>
       </w:r>
     </w:p>
     <w:sectPr>

--- a/downloads/teacher/ai-6-week-01.docx
+++ b/downloads/teacher/ai-6-week-01.docx
@@ -137,7 +137,7 @@
           </w:tcPr>
           <w:p>
             <w:r>
-              <w:t>Sections 1–6; record the brief recall in the workbook.</w:t>
+              <w:t>Use Your mission, Notice the evidence, See how it works, Words that unlock the idea and Follow a worked example; record recall in the workbook.</w:t>
             </w:r>
           </w:p>
         </w:tc>
@@ -169,7 +169,7 @@
           </w:tcPr>
           <w:p>
             <w:r>
-              <w:t>Sections 7–10; use the matching workbook W2 and misconception check.</w:t>
+              <w:t>Use Find and repair a mistake, Practise together and Build your understanding; use the matching workbook W2 and Individual reasoning check.</w:t>
             </w:r>
           </w:p>
         </w:tc>
@@ -201,7 +201,7 @@
           </w:tcPr>
           <w:p>
             <w:r>
-              <w:t>Sections 9 and 11–14. Give extra time to finish the full task set; use Section 15 when the week includes a coding lab.</w:t>
+              <w:t>Use Run the investigation, Connect your project and Try a new case independently. Allow extra time for the full task set. When code is supplied, use the examples in See how it works or Follow a worked example and the browser lab in Supported practice, repair and portfolio.</w:t>
             </w:r>
           </w:p>
         </w:tc>
@@ -1836,7 +1836,7 @@
         <w:rPr>
           <w:b w:val="0"/>
         </w:rPr>
-        <w:t xml:space="preserve">Use the worked example in Sections 3 and 6. Collect a </w:t>
+        <w:t xml:space="preserve">Use See how it works and Follow a worked example. Collect a </w:t>
       </w:r>
       <w:r>
         <w:rPr>
@@ -2249,7 +2249,7 @@
         <w:rPr>
           <w:b w:val="0"/>
         </w:rPr>
-        <w:t xml:space="preserve">Use Section 9 for the </w:t>
+        <w:t xml:space="preserve">Use Run the investigation for the </w:t>
       </w:r>
       <w:r>
         <w:rPr>
@@ -3778,7 +3778,7 @@
           </w:tcPr>
           <w:p>
             <w:r>
-              <w:t>Sections 1–6; record the brief recall in the workbook.</w:t>
+              <w:t>Use Your mission, Notice the evidence, See how it works, Words that unlock the idea and Follow a worked example; record recall in the workbook.</w:t>
             </w:r>
           </w:p>
         </w:tc>
@@ -3810,7 +3810,7 @@
           </w:tcPr>
           <w:p>
             <w:r>
-              <w:t>Sections 7–10; use the matching workbook W2 and misconception check.</w:t>
+              <w:t>Use Find and repair a mistake, Practise together and Build your understanding; use the matching workbook W2 and Individual reasoning check.</w:t>
             </w:r>
           </w:p>
         </w:tc>
@@ -3842,7 +3842,7 @@
           </w:tcPr>
           <w:p>
             <w:r>
-              <w:t>Sections 9 and 11–14. Give extra time to finish the full task set; use Section 15 when the week includes a coding lab.</w:t>
+              <w:t>Use Run the investigation, Connect your project and Try a new case independently. Allow extra time for the full task set. When code is supplied, use the examples in See how it works or Follow a worked example and the browser lab in Supported practice, repair and portfolio.</w:t>
             </w:r>
           </w:p>
         </w:tc>

--- a/downloads/teacher/ai-6-week-01.docx
+++ b/downloads/teacher/ai-6-week-01.docx
@@ -25,20 +25,38 @@
         <w:pStyle w:val="Heading1"/>
       </w:pPr>
       <w:r>
-        <w:t>01. Prepare the purpose, prerequisites and materials</w:t>
+        <w:t>Make requirements observable before adding model behaviour.</w:t>
       </w:r>
     </w:p>
     <w:p>
       <w:r>
-        <w:t>Prepare Requirements and service boundaries: check the target, prerequisites, resources and adaptable teaching schedule.</w:t>
+        <w:t>Teach separate operation outcomes and unchanged-source checks with complete local fixtures.</w:t>
       </w:r>
     </w:p>
     <w:p>
-      <w:pPr>
-        <w:pStyle w:val="Heading3"/>
-      </w:pPr>
-      <w:r>
-        <w:t>Teach the learning cycle</w:t>
+      <w:r>
+        <w:t>Model the trace → remove help → inspect simulation evidence → assess fresh inventory reasoning → revisit a missing-record case.</w:t>
+      </w:r>
+    </w:p>
+    <w:p>
+      <w:pPr>
+        <w:pStyle w:val="Heading1"/>
+      </w:pPr>
+      <w:r>
+        <w:t>01. Prepare the connected service investigation</w:t>
+      </w:r>
+    </w:p>
+    <w:p>
+      <w:r>
+        <w:t>Keep modelling, shared practice and independent evidence distinct.</w:t>
+      </w:r>
+    </w:p>
+    <w:p>
+      <w:pPr>
+        <w:pStyle w:val="Heading2"/>
+      </w:pPr>
+      <w:r>
+        <w:t>Target and main teaching plan</w:t>
       </w:r>
     </w:p>
     <w:p>
@@ -243,18 +261,21 @@
     </w:p>
     <w:p>
       <w:pPr>
-        <w:pStyle w:val="Heading3"/>
-      </w:pPr>
-      <w:r>
-        <w:t>Retrieval answer guidance</w:t>
+        <w:pStyle w:val="Heading2"/>
+      </w:pPr>
+      <w:r>
+        <w:t>Preparation and prerequisite</w:t>
       </w:r>
     </w:p>
     <w:p>
       <w:pPr>
-        <w:pStyle w:val="Heading3"/>
-      </w:pPr>
-      <w:r>
-        <w:t>Neural network experiment defense</w:t>
+        <w:spacing w:line="336" w:lineRule="auto" w:after="180"/>
+      </w:pPr>
+      <w:r>
+        <w:rPr>
+          <w:b w:val="0"/>
+        </w:rPr>
+        <w:t>Lesson and workbook; paper and pencil</w:t>
       </w:r>
     </w:p>
     <w:p>
@@ -265,7 +286,7 @@
         <w:rPr>
           <w:b w:val="0"/>
         </w:rPr>
-        <w:t>Without opening the old lesson, explain one key idea from Neural network experiment defense. Give an example and a mistake that the idea helps you avoid.</w:t>
+        <w:t>Calculator and optional local Python 3 for arithmetic; no live API or private data</w:t>
       </w:r>
     </w:p>
     <w:p>
@@ -276,13 +297,7 @@
         <w:rPr>
           <w:b w:val="0"/>
         </w:rPr>
-        <w:t xml:space="preserve">Look for: Defend a network experiment using traceable </w:t>
-      </w:r>
-      <w:r>
-        <w:rPr>
-          <w:b/>
-        </w:rPr>
-        <w:t>evidence</w:t>
+        <w:t>Prepare the fresh retry separately and withhold its solution until after collection</w:t>
       </w:r>
     </w:p>
     <w:p>
@@ -293,19 +308,31 @@
         <w:rPr>
           <w:b w:val="0"/>
         </w:rPr>
-        <w:t xml:space="preserve">Reference example, not the only acceptable wording: Teacher explanation: Question/criterion, data and split IDs, baseline rule, architecture, initial values and learning rates, update count/loss, checkpoints and raw </w:t>
+        <w:t xml:space="preserve">A result depends on the </w:t>
       </w:r>
       <w:r>
         <w:rPr>
           <w:b/>
         </w:rPr>
+        <w:t>input</w:t>
+      </w:r>
+      <w:r>
+        <w:rPr>
+          <w:b w:val="0"/>
+        </w:rPr>
+        <w:t xml:space="preserve">s, procedure and conditions that produced it. Preserve data roles and distinguish observed outcomes from </w:t>
+      </w:r>
+      <w:r>
+        <w:rPr>
+          <w:b/>
+        </w:rPr>
         <w:t>prediction</w:t>
       </w:r>
       <w:r>
         <w:rPr>
           <w:b w:val="0"/>
         </w:rPr>
-        <w:t>s, validation selection rule, frozen final record, limitations and revision history are acceptable items.</w:t>
+        <w:t>s or unmeasured conditions.</w:t>
       </w:r>
     </w:p>
     <w:p>
@@ -316,42 +343,15 @@
         <w:rPr>
           <w:b w:val="0"/>
         </w:rPr>
-        <w:t xml:space="preserve">Two 45-minute sessions. A </w:t>
-      </w:r>
-      <w:r>
-        <w:rPr>
-          <w:b/>
-        </w:rPr>
-        <w:t>service boundary</w:t>
-      </w:r>
-      <w:r>
-        <w:rPr>
-          <w:b w:val="0"/>
-        </w:rPr>
-        <w:t xml:space="preserve"> states who can request what, what data may be read and which actions are outside scope. Requirements must be observable.</w:t>
+        <w:t>If the prior concept cannot be explained, use a short retrieval activity before this chapter.</w:t>
       </w:r>
     </w:p>
     <w:p>
       <w:pPr>
-        <w:spacing w:line="336" w:lineRule="auto" w:after="180"/>
-      </w:pPr>
-      <w:r>
-        <w:rPr>
-          <w:b w:val="0"/>
-        </w:rPr>
-        <w:t xml:space="preserve">Use the supplied constructed scenarios to make the </w:t>
-      </w:r>
-      <w:r>
-        <w:rPr>
-          <w:b/>
-        </w:rPr>
-        <w:t>mechanism</w:t>
-      </w:r>
-      <w:r>
-        <w:rPr>
-          <w:b w:val="0"/>
-        </w:rPr>
-        <w:t xml:space="preserve"> inspectable. Collect W4 before sharing solutions.</w:t>
+        <w:pStyle w:val="Heading2"/>
+      </w:pPr>
+      <w:r>
+        <w:t>Opening retrieval</w:t>
       </w:r>
     </w:p>
     <w:p>
@@ -362,27 +362,24 @@
         <w:rPr>
           <w:b w:val="0"/>
         </w:rPr>
-        <w:t xml:space="preserve">Students should name intermediate </w:t>
-      </w:r>
-      <w:r>
-        <w:rPr>
-          <w:b/>
-        </w:rPr>
-        <w:t>evidence</w:t>
-      </w:r>
-      <w:r>
-        <w:rPr>
-          <w:b w:val="0"/>
-        </w:rPr>
-        <w:t xml:space="preserve"> and limitations; classroom pacing and learning effectiveness remain unvalidated.</w:t>
+        <w:t>Without opening the old lesson, explain one key idea from Neural network experiment defense. Give an example and a mistake that the idea helps you avoid.</w:t>
       </w:r>
     </w:p>
     <w:p>
       <w:pPr>
-        <w:pStyle w:val="Heading3"/>
-      </w:pPr>
-      <w:r>
-        <w:t>Outcomes</w:t>
+        <w:spacing w:line="336" w:lineRule="auto" w:after="180"/>
+      </w:pPr>
+      <w:r>
+        <w:rPr>
+          <w:b w:val="0"/>
+        </w:rPr>
+        <w:t xml:space="preserve">Look for: Defend a network experiment using traceable </w:t>
+      </w:r>
+      <w:r>
+        <w:rPr>
+          <w:b/>
+        </w:rPr>
+        <w:t>evidence</w:t>
       </w:r>
     </w:p>
     <w:p>
@@ -393,30 +390,27 @@
         <w:rPr>
           <w:b w:val="0"/>
         </w:rPr>
-        <w:t xml:space="preserve">Explain the </w:t>
+        <w:t xml:space="preserve">Reference example, not the only acceptable wording: Teacher explanation: Question/criterion, data and split IDs, baseline rule, architecture, initial values and learning rates, update count/loss, checkpoints and raw </w:t>
       </w:r>
       <w:r>
         <w:rPr>
           <w:b/>
         </w:rPr>
-        <w:t>mechanism</w:t>
+        <w:t>prediction</w:t>
       </w:r>
       <w:r>
         <w:rPr>
           <w:b w:val="0"/>
         </w:rPr>
-        <w:t xml:space="preserve"> and terminology of requirements and service boundaries</w:t>
+        <w:t>s, validation selection rule, frozen final record, limitations and revision history are acceptable items.</w:t>
       </w:r>
     </w:p>
     <w:p>
       <w:pPr>
-        <w:spacing w:line="336" w:lineRule="auto" w:after="180"/>
-      </w:pPr>
-      <w:r>
-        <w:rPr>
-          <w:b w:val="0"/>
-        </w:rPr>
-        <w:t>Apply the stated procedure to a new case with a traceable result</w:t>
+        <w:pStyle w:val="Heading2"/>
+      </w:pPr>
+      <w:r>
+        <w:t>Pictured end goal</w:t>
       </w:r>
     </w:p>
     <w:p>
@@ -427,91 +421,94 @@
         <w:rPr>
           <w:b w:val="0"/>
         </w:rPr>
-        <w:t>Identify an assumption or limitation and design a revealing follow-up</w:t>
+        <w:t>Explain requirements and service boundaries using the deciding step in this fictional service.</w:t>
       </w:r>
     </w:p>
     <w:p>
       <w:pPr>
-        <w:pStyle w:val="Heading3"/>
-      </w:pPr>
-      <w:r>
-        <w:t>Preparation</w:t>
+        <w:pStyle w:val="Heading2"/>
+      </w:pPr>
+      <w:r>
+        <w:t>Earlier wording, alternatives and picture transcripts · reference / check after trying</w:t>
       </w:r>
     </w:p>
     <w:p>
       <w:pPr>
-        <w:spacing w:line="336" w:lineRule="auto" w:after="180"/>
-      </w:pPr>
-      <w:r>
-        <w:rPr>
-          <w:b w:val="0"/>
-        </w:rPr>
-        <w:t>Lesson and workbook; paper and pencil</w:t>
+        <w:pStyle w:val="Heading3"/>
+      </w:pPr>
+      <w:r>
+        <w:t>Teach the learning cycle</w:t>
       </w:r>
     </w:p>
     <w:p>
       <w:pPr>
-        <w:spacing w:line="336" w:lineRule="auto" w:after="180"/>
-      </w:pPr>
-      <w:r>
-        <w:rPr>
-          <w:b w:val="0"/>
-        </w:rPr>
-        <w:t>Calculator and optional local Python 3 for arithmetic; no live API or private data</w:t>
+        <w:pStyle w:val="Heading3"/>
+      </w:pPr>
+      <w:r>
+        <w:t>Retrieval answer guidance</w:t>
       </w:r>
     </w:p>
     <w:p>
       <w:pPr>
-        <w:spacing w:line="336" w:lineRule="auto" w:after="180"/>
-      </w:pPr>
-      <w:r>
-        <w:rPr>
-          <w:b w:val="0"/>
-        </w:rPr>
-        <w:t>Prepare the fresh retry separately and withhold its solution until after collection</w:t>
+        <w:pStyle w:val="Heading3"/>
+      </w:pPr>
+      <w:r>
+        <w:t>Neural network experiment defense</w:t>
       </w:r>
     </w:p>
     <w:p>
       <w:pPr>
-        <w:pStyle w:val="Heading3"/>
-      </w:pPr>
-      <w:r>
-        <w:t>Prerequisite answer</w:t>
+        <w:spacing w:line="336" w:lineRule="auto" w:after="180"/>
+      </w:pPr>
+      <w:r>
+        <w:rPr>
+          <w:b w:val="0"/>
+        </w:rPr>
+        <w:t xml:space="preserve">Use the three-session teaching cycle above, with extra time as needed. A </w:t>
+      </w:r>
+      <w:r>
+        <w:rPr>
+          <w:b/>
+        </w:rPr>
+        <w:t>service boundary</w:t>
+      </w:r>
+      <w:r>
+        <w:rPr>
+          <w:b w:val="0"/>
+        </w:rPr>
+        <w:t xml:space="preserve"> states who can request what, what data may be read and which actions are outside scope. Requirements must be observable. Use the supplied constructed scenarios to make the </w:t>
+      </w:r>
+      <w:r>
+        <w:rPr>
+          <w:b/>
+        </w:rPr>
+        <w:t>mechanism</w:t>
+      </w:r>
+      <w:r>
+        <w:rPr>
+          <w:b w:val="0"/>
+        </w:rPr>
+        <w:t xml:space="preserve"> inspectable. Collect W4 before sharing solutions. Students should name intermediate </w:t>
+      </w:r>
+      <w:r>
+        <w:rPr>
+          <w:b/>
+        </w:rPr>
+        <w:t>evidence</w:t>
+      </w:r>
+      <w:r>
+        <w:rPr>
+          <w:b w:val="0"/>
+        </w:rPr>
+        <w:t xml:space="preserve"> and limitations; classroom pacing and learning effectiveness remain unvalidated.</w:t>
       </w:r>
     </w:p>
     <w:p>
       <w:pPr>
-        <w:spacing w:line="336" w:lineRule="auto" w:after="180"/>
-      </w:pPr>
-      <w:r>
-        <w:rPr>
-          <w:b w:val="0"/>
-        </w:rPr>
-        <w:t xml:space="preserve">A result depends on the </w:t>
-      </w:r>
-      <w:r>
-        <w:rPr>
-          <w:b/>
-        </w:rPr>
-        <w:t>input</w:t>
-      </w:r>
-      <w:r>
-        <w:rPr>
-          <w:b w:val="0"/>
-        </w:rPr>
-        <w:t xml:space="preserve">s, procedure and conditions that produced it. Preserve data roles and distinguish observed outcomes from </w:t>
-      </w:r>
-      <w:r>
-        <w:rPr>
-          <w:b/>
-        </w:rPr>
-        <w:t>prediction</w:t>
-      </w:r>
-      <w:r>
-        <w:rPr>
-          <w:b w:val="0"/>
-        </w:rPr>
-        <w:t>s or unmeasured conditions.</w:t>
+        <w:pStyle w:val="Heading3"/>
+      </w:pPr>
+      <w:r>
+        <w:t>Outcomes</w:t>
       </w:r>
     </w:p>
     <w:p>
@@ -522,15 +519,30 @@
         <w:rPr>
           <w:b w:val="0"/>
         </w:rPr>
-        <w:t>If the prior concept cannot be explained, use a short retrieval activity before this chapter.</w:t>
+        <w:t xml:space="preserve">Explain the </w:t>
+      </w:r>
+      <w:r>
+        <w:rPr>
+          <w:b/>
+        </w:rPr>
+        <w:t>mechanism</w:t>
+      </w:r>
+      <w:r>
+        <w:rPr>
+          <w:b w:val="0"/>
+        </w:rPr>
+        <w:t xml:space="preserve"> and terminology of requirements and service boundaries</w:t>
       </w:r>
     </w:p>
     <w:p>
       <w:pPr>
-        <w:pStyle w:val="Heading3"/>
-      </w:pPr>
-      <w:r>
-        <w:t>End goal for the pictorial case</w:t>
+        <w:spacing w:line="336" w:lineRule="auto" w:after="180"/>
+      </w:pPr>
+      <w:r>
+        <w:rPr>
+          <w:b w:val="0"/>
+        </w:rPr>
+        <w:t>Apply the stated procedure to a new case with a traceable result</w:t>
       </w:r>
     </w:p>
     <w:p>
@@ -541,31 +553,31 @@
         <w:rPr>
           <w:b w:val="0"/>
         </w:rPr>
-        <w:t>Explain requirements and service boundaries using the deciding step in this fictional service.</w:t>
+        <w:t>Identify an assumption or limitation and design a revealing follow-up</w:t>
       </w:r>
     </w:p>
     <w:p>
       <w:pPr>
-        <w:spacing w:line="336" w:lineRule="auto" w:after="180"/>
-      </w:pPr>
-      <w:r>
-        <w:rPr>
-          <w:b w:val="0"/>
-        </w:rPr>
-        <w:t>This added worked case illustrates the week’s main idea. Retain all original and connected topics; schedule its practice within the teaching cycle.</w:t>
+        <w:pStyle w:val="Heading3"/>
+      </w:pPr>
+      <w:r>
+        <w:t>Preparation</w:t>
       </w:r>
     </w:p>
     <w:p>
       <w:pPr>
-        <w:pStyle w:val="Heading1"/>
-      </w:pPr>
-      <w:r>
-        <w:t>02. Explain and model the mechanism</w:t>
+        <w:pStyle w:val="Heading3"/>
+      </w:pPr>
+      <w:r>
+        <w:t>Prerequisite answer</w:t>
       </w:r>
     </w:p>
     <w:p>
-      <w:r>
-        <w:t>Model Requirements and service boundaries using the supplied case, labelled mechanism and reasoning. Make the scope of each conclusion explicit.</w:t>
+      <w:pPr>
+        <w:pStyle w:val="Heading3"/>
+      </w:pPr>
+      <w:r>
+        <w:t>End goal for the pictorial case</w:t>
       </w:r>
     </w:p>
     <w:p>
@@ -576,49 +588,28 @@
         <w:rPr>
           <w:b w:val="0"/>
         </w:rPr>
-        <w:t xml:space="preserve">A </w:t>
-      </w:r>
-      <w:r>
-        <w:rPr>
-          <w:b/>
-        </w:rPr>
-        <w:t>service boundary</w:t>
-      </w:r>
-      <w:r>
-        <w:rPr>
-          <w:b w:val="0"/>
-        </w:rPr>
-        <w:t xml:space="preserve"> states who can request what, what data may be read and which actions are outside scope. Requirements must be observable.</w:t>
+        <w:t>This added worked case illustrates the week’s main idea. Retain all original and connected topics; schedule its practice within the teaching cycle.</w:t>
       </w:r>
     </w:p>
     <w:p>
       <w:pPr>
-        <w:pStyle w:val="Heading3"/>
-      </w:pPr>
-      <w:r>
-        <w:t>Explain Requirements and service boundaries · 1</w:t>
+        <w:pStyle w:val="Heading1"/>
+      </w:pPr>
+      <w:r>
+        <w:t>02. Teach knowledge, permission and observability together</w:t>
       </w:r>
     </w:p>
     <w:p>
-      <w:pPr>
-        <w:spacing w:line="336" w:lineRule="auto" w:after="180"/>
-      </w:pPr>
-      <w:r>
-        <w:rPr>
-          <w:b w:val="0"/>
-        </w:rPr>
-        <w:t>Begin by writing the question the procedure is intended to answer. Identify the information already supplied, the information it will produce and the information still missing.</w:t>
+      <w:r>
+        <w:t>Use complete local fixtures without implying live accounts or deployed protection.</w:t>
       </w:r>
     </w:p>
     <w:p>
       <w:pPr>
-        <w:spacing w:line="336" w:lineRule="auto" w:after="180"/>
-      </w:pPr>
-      <w:r>
-        <w:rPr>
-          <w:b w:val="0"/>
-        </w:rPr>
-        <w:t>These are constructed classroom examples; they do not require live accounts, private records or an external service. Do not treat a plausible explanation as a measured outcome.</w:t>
+        <w:pStyle w:val="Heading2"/>
+      </w:pPr>
+      <w:r>
+        <w:t>Definitions and complete classroom contract</w:t>
       </w:r>
     </w:p>
     <w:p>
@@ -629,15 +620,1160 @@
         <w:rPr>
           <w:b w:val="0"/>
         </w:rPr>
-        <w:t>The fictional student timetable service reads a public schedule and returns a meeting time or review status. It cannot edit schedules or email users. Test success and refusal before adding model behaviour.</w:t>
+        <w:t xml:space="preserve">A </w:t>
+      </w:r>
+      <w:r>
+        <w:rPr>
+          <w:b/>
+        </w:rPr>
+        <w:t>service boundary</w:t>
+      </w:r>
+      <w:r>
+        <w:rPr>
+          <w:b w:val="0"/>
+        </w:rPr>
+        <w:t xml:space="preserve"> states who can request what, what data may be read and which actions are outside scope. Requirements must be observable.</w:t>
       </w:r>
     </w:p>
     <w:p>
       <w:pPr>
+        <w:spacing w:line="336" w:lineRule="auto" w:after="180"/>
+      </w:pPr>
+      <w:r>
+        <w:rPr>
+          <w:b w:val="0"/>
+        </w:rPr>
+        <w:t>The fictional student timetable service reads a public schedule and returns a meeting time or review status. It cannot edit schedules or email users. Test success and refusal before adding model behaviour.</w:t>
+      </w:r>
+    </w:p>
+    <w:tbl>
+      <w:tblPr>
+        <w:tblStyle w:val="LightShading-Accent1"/>
+        <w:tblW w:type="auto" w:w="0"/>
+        <w:tblLook w:firstColumn="1" w:firstRow="1" w:lastColumn="0" w:lastRow="0" w:noHBand="0" w:noVBand="1" w:val="04A0"/>
+      </w:tblPr>
+      <w:tblGrid>
+        <w:gridCol w:w="5112"/>
+        <w:gridCol w:w="5112"/>
+      </w:tblGrid>
+      <w:tr>
+        <w:trPr>
+          <w:tblHeader/>
+        </w:trPr>
+        <w:tc>
+          <w:tcPr>
+            <w:tcW w:type="dxa" w:w="5112"/>
+          </w:tcPr>
+          <w:p>
+            <w:r>
+              <w:t>Contract question</w:t>
+            </w:r>
+          </w:p>
+        </w:tc>
+        <w:tc>
+          <w:tcPr>
+            <w:tcW w:type="dxa" w:w="5112"/>
+          </w:tcPr>
+          <w:p>
+            <w:r>
+              <w:t>This classroom service</w:t>
+            </w:r>
+          </w:p>
+        </w:tc>
+      </w:tr>
+      <w:tr>
+        <w:tc>
+          <w:tcPr>
+            <w:tcW w:type="dxa" w:w="5112"/>
+          </w:tcPr>
+          <w:p>
+            <w:r>
+              <w:t>Who requests?</w:t>
+            </w:r>
+          </w:p>
+        </w:tc>
+        <w:tc>
+          <w:tcPr>
+            <w:tcW w:type="dxa" w:w="5112"/>
+          </w:tcPr>
+          <w:p>
+            <w:r>
+              <w:t>A fictional student; identity/authentication is not implemented here</w:t>
+            </w:r>
+          </w:p>
+        </w:tc>
+      </w:tr>
+      <w:tr>
+        <w:tc>
+          <w:tcPr>
+            <w:tcW w:type="dxa" w:w="5112"/>
+          </w:tcPr>
+          <w:p>
+            <w:r>
+              <w:t>Approved evidence</w:t>
+            </w:r>
+          </w:p>
+        </w:tc>
+        <w:tc>
+          <w:tcPr>
+            <w:tcW w:type="dxa" w:w="5112"/>
+          </w:tcPr>
+          <w:p>
+            <w:r>
+              <w:t>Supplied public-schedule-classroom-v1: Tuesday → 16:00</w:t>
+            </w:r>
+          </w:p>
+        </w:tc>
+      </w:tr>
+      <w:tr>
+        <w:tc>
+          <w:tcPr>
+            <w:tcW w:type="dxa" w:w="5112"/>
+          </w:tcPr>
+          <w:p>
+            <w:r>
+              <w:t>Allowed operation</w:t>
+            </w:r>
+          </w:p>
+        </w:tc>
+        <w:tc>
+          <w:tcPr>
+            <w:tcW w:type="dxa" w:w="5112"/>
+          </w:tcPr>
+          <w:p>
+            <w:r>
+              <w:t>Read a meeting time from that supplied schedule</w:t>
+            </w:r>
+          </w:p>
+        </w:tc>
+      </w:tr>
+      <w:tr>
+        <w:tc>
+          <w:tcPr>
+            <w:tcW w:type="dxa" w:w="5112"/>
+          </w:tcPr>
+          <w:p>
+            <w:r>
+              <w:t>Excluded operations</w:t>
+            </w:r>
+          </w:p>
+        </w:tc>
+        <w:tc>
+          <w:tcPr>
+            <w:tcW w:type="dxa" w:w="5112"/>
+          </w:tcPr>
+          <w:p>
+            <w:r>
+              <w:t>Move/edit meetings; send email; any other action</w:t>
+            </w:r>
+          </w:p>
+        </w:tc>
+      </w:tr>
+      <w:tr>
+        <w:tc>
+          <w:tcPr>
+            <w:tcW w:type="dxa" w:w="5112"/>
+          </w:tcPr>
+          <w:p>
+            <w:r>
+              <w:t>Read with no supplied entry</w:t>
+            </w:r>
+          </w:p>
+        </w:tc>
+        <w:tc>
+          <w:tcPr>
+            <w:tcW w:type="dxa" w:w="5112"/>
+          </w:tcPr>
+          <w:p>
+            <w:r>
+              <w:t>Return review status, without inventing a time</w:t>
+            </w:r>
+          </w:p>
+        </w:tc>
+      </w:tr>
+      <w:tr>
+        <w:tc>
+          <w:tcPr>
+            <w:tcW w:type="dxa" w:w="5112"/>
+          </w:tcPr>
+          <w:p>
+            <w:r>
+              <w:t>Mixed request</w:t>
+            </w:r>
+          </w:p>
+        </w:tc>
+        <w:tc>
+          <w:tcPr>
+            <w:tcW w:type="dxa" w:w="5112"/>
+          </w:tcPr>
+          <w:p>
+            <w:r>
+              <w:t>Return a separate outcome for each operation</w:t>
+            </w:r>
+          </w:p>
+        </w:tc>
+      </w:tr>
+      <w:tr>
+        <w:tc>
+          <w:tcPr>
+            <w:tcW w:type="dxa" w:w="5112"/>
+          </w:tcPr>
+          <w:p>
+            <w:r>
+              <w:t>Observable requirements</w:t>
+            </w:r>
+          </w:p>
+        </w:tc>
+        <w:tc>
+          <w:tcPr>
+            <w:tcW w:type="dxa" w:w="5112"/>
+          </w:tcPr>
+          <w:p>
+            <w:r>
+              <w:t>Supported read names its source; excluded actions do not execute; schedule stays unchanged</w:t>
+            </w:r>
+          </w:p>
+        </w:tc>
+      </w:tr>
+    </w:tbl>
+    <w:p>
+      <w:pPr>
+        <w:pStyle w:val="Heading2"/>
+      </w:pPr>
+      <w:r>
+        <w:t>Main trace and precise expected reasoning</w:t>
+      </w:r>
+    </w:p>
+    <w:p>
+      <w:pPr>
         <w:pStyle w:val="Heading3"/>
       </w:pPr>
       <w:r>
-        <w:t>Explain Requirements and service boundaries · 2</w:t>
+        <w:t>Split the request before deciding each operation</w:t>
+      </w:r>
+    </w:p>
+    <w:tbl>
+      <w:tblPr>
+        <w:tblStyle w:val="LightShading-Accent1"/>
+        <w:tblW w:type="auto" w:w="0"/>
+        <w:tblLook w:firstColumn="1" w:firstRow="1" w:lastColumn="0" w:lastRow="0" w:noHBand="0" w:noVBand="1" w:val="04A0"/>
+      </w:tblPr>
+      <w:tblGrid>
+        <w:gridCol w:w="3408"/>
+        <w:gridCol w:w="3408"/>
+        <w:gridCol w:w="3408"/>
+      </w:tblGrid>
+      <w:tr>
+        <w:trPr>
+          <w:tblHeader/>
+        </w:trPr>
+        <w:tc>
+          <w:tcPr>
+            <w:tcW w:type="dxa" w:w="3408"/>
+          </w:tcPr>
+          <w:p>
+            <w:r>
+              <w:t>Operation</w:t>
+            </w:r>
+          </w:p>
+        </w:tc>
+        <w:tc>
+          <w:tcPr>
+            <w:tcW w:type="dxa" w:w="3408"/>
+          </w:tcPr>
+          <w:p>
+            <w:r>
+              <w:t>Permission and evidence check</w:t>
+            </w:r>
+          </w:p>
+        </w:tc>
+        <w:tc>
+          <w:tcPr>
+            <w:tcW w:type="dxa" w:w="3408"/>
+          </w:tcPr>
+          <w:p>
+            <w:r>
+              <w:t>Outcome</w:t>
+            </w:r>
+          </w:p>
+        </w:tc>
+      </w:tr>
+      <w:tr>
+        <w:tc>
+          <w:tcPr>
+            <w:tcW w:type="dxa" w:w="3408"/>
+          </w:tcPr>
+          <w:p>
+            <w:r>
+              <w:t>Read Tuesday time</w:t>
+            </w:r>
+          </w:p>
+        </w:tc>
+        <w:tc>
+          <w:tcPr>
+            <w:tcW w:type="dxa" w:w="3408"/>
+          </w:tcPr>
+          <w:p>
+            <w:r>
+              <w:t>Read allowed; Tuesday entry says 16:00</w:t>
+            </w:r>
+          </w:p>
+        </w:tc>
+        <w:tc>
+          <w:tcPr>
+            <w:tcW w:type="dxa" w:w="3408"/>
+          </w:tcPr>
+          <w:p>
+            <w:r>
+              <w:t>answered: Tuesday 16:00, source public-schedule-classroom-v1</w:t>
+            </w:r>
+          </w:p>
+        </w:tc>
+      </w:tr>
+      <w:tr>
+        <w:tc>
+          <w:tcPr>
+            <w:tcW w:type="dxa" w:w="3408"/>
+          </w:tcPr>
+          <w:p>
+            <w:r>
+              <w:t>Move Tuesday meeting to Wednesday</w:t>
+            </w:r>
+          </w:p>
+        </w:tc>
+        <w:tc>
+          <w:tcPr>
+            <w:tcW w:type="dxa" w:w="3408"/>
+          </w:tcPr>
+          <w:p>
+            <w:r>
+              <w:t>Edit is outside the contract</w:t>
+            </w:r>
+          </w:p>
+        </w:tc>
+        <w:tc>
+          <w:tcPr>
+            <w:tcW w:type="dxa" w:w="3408"/>
+          </w:tcPr>
+          <w:p>
+            <w:r>
+              <w:t>out_of_scope: no change executed</w:t>
+            </w:r>
+          </w:p>
+        </w:tc>
+      </w:tr>
+      <w:tr>
+        <w:tc>
+          <w:tcPr>
+            <w:tcW w:type="dxa" w:w="3408"/>
+          </w:tcPr>
+          <w:p>
+            <w:r>
+              <w:t>Read Wednesday time, a separate probe</w:t>
+            </w:r>
+          </w:p>
+        </w:tc>
+        <w:tc>
+          <w:tcPr>
+            <w:tcW w:type="dxa" w:w="3408"/>
+          </w:tcPr>
+          <w:p>
+            <w:r>
+              <w:t>Read allowed; Wednesday entry absent</w:t>
+            </w:r>
+          </w:p>
+        </w:tc>
+        <w:tc>
+          <w:tcPr>
+            <w:tcW w:type="dxa" w:w="3408"/>
+          </w:tcPr>
+          <w:p>
+            <w:r>
+              <w:t>review: no supplied entry, no guessed time</w:t>
+            </w:r>
+          </w:p>
+        </w:tc>
+      </w:tr>
+    </w:tbl>
+    <w:p>
+      <w:r>
+        <w:t>One allowed operation does not authorize another. Missing evidence and excluded operations receive different outcomes.</w:t>
+      </w:r>
+    </w:p>
+    <w:p>
+      <w:pPr>
+        <w:spacing w:line="336" w:lineRule="auto" w:after="180"/>
+      </w:pPr>
+      <w:r>
+        <w:rPr>
+          <w:b w:val="0"/>
+        </w:rPr>
+        <w:t>Ask learners to name both timetable operations before showing outcomes. Read permission plus an approved Tuesday record supports the answer; neither the record nor a model’s suggestion grants edit permission. Missing Wednesday is review, while a missing required day field is invalid input. Inspect the unchanged source as well as returned statuses. “review” records unresolved work; no reviewer outcome is available.</w:t>
+      </w:r>
+    </w:p>
+    <w:p>
+      <w:pPr>
+        <w:spacing w:line="336" w:lineRule="auto" w:after="180"/>
+      </w:pPr>
+      <w:r>
+        <w:rPr>
+          <w:b w:val="0"/>
+        </w:rPr>
+        <w:t>For the generic future-case question, require a fresh case under the same contract rather than generalising from one success.</w:t>
+      </w:r>
+    </w:p>
+    <w:p>
+      <w:pPr>
+        <w:pStyle w:val="Heading3"/>
+      </w:pPr>
+      <w:r>
+        <w:t>Requirements and service boundaries — evidence trace</w:t>
+      </w:r>
+    </w:p>
+    <w:tbl>
+      <w:tblPr>
+        <w:tblStyle w:val="LightShading-Accent1"/>
+        <w:tblW w:type="auto" w:w="0"/>
+        <w:tblLook w:firstColumn="1" w:firstRow="1" w:lastColumn="0" w:lastRow="0" w:noHBand="0" w:noVBand="1" w:val="04A0"/>
+      </w:tblPr>
+      <w:tblGrid>
+        <w:gridCol w:w="3408"/>
+        <w:gridCol w:w="3408"/>
+        <w:gridCol w:w="3408"/>
+      </w:tblGrid>
+      <w:tr>
+        <w:trPr>
+          <w:tblHeader/>
+        </w:trPr>
+        <w:tc>
+          <w:tcPr>
+            <w:tcW w:type="dxa" w:w="3408"/>
+          </w:tcPr>
+          <w:p>
+            <w:r>
+              <w:t>Input and scope</w:t>
+            </w:r>
+          </w:p>
+        </w:tc>
+        <w:tc>
+          <w:tcPr>
+            <w:tcW w:type="dxa" w:w="3408"/>
+          </w:tcPr>
+          <w:p>
+            <w:r>
+              <w:t>Check or calculation</w:t>
+            </w:r>
+          </w:p>
+        </w:tc>
+        <w:tc>
+          <w:tcPr>
+            <w:tcW w:type="dxa" w:w="3408"/>
+          </w:tcPr>
+          <w:p>
+            <w:r>
+              <w:t>Conclusion and limit</w:t>
+            </w:r>
+          </w:p>
+        </w:tc>
+      </w:tr>
+      <w:tr>
+        <w:tc>
+          <w:tcPr>
+            <w:tcW w:type="dxa" w:w="3408"/>
+          </w:tcPr>
+          <w:p>
+            <w:r>
+              <w:t>A request asks for Tuesday meeting time and to move it to Wednesday. The public schedule lists Tuesday 16:00.</w:t>
+            </w:r>
+          </w:p>
+        </w:tc>
+        <w:tc>
+          <w:tcPr>
+            <w:tcW w:type="dxa" w:w="3408"/>
+          </w:tcPr>
+          <w:p>
+            <w:r>
+              <w:t>The fictional student timetable service reads a public schedule and returns a meeting time or review status. It cannot edit schedules or email users. Test success and refusal before adding model behaviour.</w:t>
+            </w:r>
+          </w:p>
+        </w:tc>
+        <w:tc>
+          <w:tcPr>
+            <w:tcW w:type="dxa" w:w="3408"/>
+          </w:tcPr>
+          <w:p>
+            <w:r>
+              <w:t>Report Tuesday 16:00 from the schedule; refuse the edit because it is outside the service boundary.</w:t>
+            </w:r>
+          </w:p>
+        </w:tc>
+      </w:tr>
+    </w:tbl>
+    <w:p>
+      <w:r>
+        <w:t>The figure connects this chapter's worked input, declared procedure and result. Read the complete worked reasoning for qualifiers and intermediate steps; the abbreviated labels do not replace that reasoning.</w:t>
+      </w:r>
+    </w:p>
+    <w:p>
+      <w:pPr>
+        <w:spacing w:line="336" w:lineRule="auto" w:after="180"/>
+      </w:pPr>
+      <w:r>
+        <w:rPr>
+          <w:b w:val="0"/>
+        </w:rPr>
+        <w:t xml:space="preserve">Guided: Report Tuesday 16:00 from the schedule; refuse the edit because it is outside the </w:t>
+      </w:r>
+      <w:r>
+        <w:rPr>
+          <w:b/>
+        </w:rPr>
+        <w:t>service boundary</w:t>
+      </w:r>
+      <w:r>
+        <w:rPr>
+          <w:b w:val="0"/>
+        </w:rPr>
+        <w:t>. Qualification: A helpful answer does not grant an operation that the service contract excludes.</w:t>
+      </w:r>
+    </w:p>
+    <w:p>
+      <w:pPr>
+        <w:spacing w:line="336" w:lineRule="auto" w:after="180"/>
+      </w:pPr>
+      <w:r>
+        <w:rPr>
+          <w:b w:val="0"/>
+        </w:rPr>
+        <w:t xml:space="preserve">Exit: accept a concrete variation with its predicted outcome and a stated condition that would challenge the </w:t>
+      </w:r>
+      <w:r>
+        <w:rPr>
+          <w:b/>
+        </w:rPr>
+        <w:t>mechanism</w:t>
+      </w:r>
+      <w:r>
+        <w:rPr>
+          <w:b w:val="0"/>
+        </w:rPr>
+        <w:t xml:space="preserve">; reject a claim resting on unmeasured </w:t>
+      </w:r>
+      <w:r>
+        <w:rPr>
+          <w:b/>
+        </w:rPr>
+        <w:t>evidence</w:t>
+      </w:r>
+      <w:r>
+        <w:rPr>
+          <w:b w:val="0"/>
+        </w:rPr>
+        <w:t>.</w:t>
+      </w:r>
+    </w:p>
+    <w:p>
+      <w:pPr>
+        <w:spacing w:line="336" w:lineRule="auto" w:after="180"/>
+      </w:pPr>
+      <w:r>
+        <w:rPr>
+          <w:b w:val="0"/>
+        </w:rPr>
+        <w:t>A request asks for Tuesday meeting time and to move it to Wednesday. The public schedule lists Tuesday 16:00.</w:t>
+      </w:r>
+    </w:p>
+    <w:p>
+      <w:pPr>
+        <w:spacing w:line="336" w:lineRule="auto" w:after="180"/>
+      </w:pPr>
+      <w:r>
+        <w:rPr>
+          <w:b w:val="0"/>
+        </w:rPr>
+        <w:t xml:space="preserve">Report Tuesday 16:00 from the schedule; refuse the edit because it is outside the </w:t>
+      </w:r>
+      <w:r>
+        <w:rPr>
+          <w:b/>
+        </w:rPr>
+        <w:t>service boundary</w:t>
+      </w:r>
+      <w:r>
+        <w:rPr>
+          <w:b w:val="0"/>
+        </w:rPr>
+        <w:t>.</w:t>
+      </w:r>
+    </w:p>
+    <w:p>
+      <w:pPr>
+        <w:spacing w:line="336" w:lineRule="auto" w:after="180"/>
+      </w:pPr>
+      <w:r>
+        <w:rPr>
+          <w:b w:val="0"/>
+        </w:rPr>
+        <w:t xml:space="preserve">Compare the intermediate </w:t>
+      </w:r>
+      <w:r>
+        <w:rPr>
+          <w:b/>
+        </w:rPr>
+        <w:t>evidence</w:t>
+      </w:r>
+      <w:r>
+        <w:rPr>
+          <w:b w:val="0"/>
+        </w:rPr>
+        <w:t xml:space="preserve"> with the final statement. Explain why each number or decision follows from the stated </w:t>
+      </w:r>
+      <w:r>
+        <w:rPr>
+          <w:b/>
+        </w:rPr>
+        <w:t>input</w:t>
+      </w:r>
+      <w:r>
+        <w:rPr>
+          <w:b w:val="0"/>
+        </w:rPr>
+        <w:t>s.</w:t>
+      </w:r>
+    </w:p>
+    <w:p>
+      <w:pPr>
+        <w:spacing w:line="336" w:lineRule="auto" w:after="180"/>
+      </w:pPr>
+      <w:r>
+        <w:rPr>
+          <w:b w:val="0"/>
+        </w:rPr>
+        <w:t xml:space="preserve">The conclusion belongs to this scenario and procedure; changing the </w:t>
+      </w:r>
+      <w:r>
+        <w:rPr>
+          <w:b/>
+        </w:rPr>
+        <w:t>input</w:t>
+      </w:r>
+      <w:r>
+        <w:rPr>
+          <w:b w:val="0"/>
+        </w:rPr>
+        <w:t>s, evaluation population or authority can change what it establishes. Retain the raw record so a later revision can be compared honestly.</w:t>
+      </w:r>
+    </w:p>
+    <w:p>
+      <w:pPr>
+        <w:pStyle w:val="Heading2"/>
+      </w:pPr>
+      <w:r>
+        <w:t>Normal, missing and excluded probes</w:t>
+      </w:r>
+    </w:p>
+    <w:tbl>
+      <w:tblPr>
+        <w:tblStyle w:val="LightShading-Accent1"/>
+        <w:tblW w:type="auto" w:w="0"/>
+        <w:tblLook w:firstColumn="1" w:firstRow="1" w:lastColumn="0" w:lastRow="0" w:noHBand="0" w:noVBand="1" w:val="04A0"/>
+      </w:tblPr>
+      <w:tblGrid>
+        <w:gridCol w:w="5112"/>
+        <w:gridCol w:w="5112"/>
+      </w:tblGrid>
+      <w:tr>
+        <w:trPr>
+          <w:tblHeader/>
+        </w:trPr>
+        <w:tc>
+          <w:tcPr>
+            <w:tcW w:type="dxa" w:w="5112"/>
+          </w:tcPr>
+          <w:p>
+            <w:r>
+              <w:t>Complete probe</w:t>
+            </w:r>
+          </w:p>
+        </w:tc>
+        <w:tc>
+          <w:tcPr>
+            <w:tcW w:type="dxa" w:w="5112"/>
+          </w:tcPr>
+          <w:p>
+            <w:r>
+              <w:t>Expected outcome and reason</w:t>
+            </w:r>
+          </w:p>
+        </w:tc>
+      </w:tr>
+      <w:tr>
+        <w:tc>
+          <w:tcPr>
+            <w:tcW w:type="dxa" w:w="5112"/>
+          </w:tcPr>
+          <w:p>
+            <w:r>
+              <w:t>Read Tuesday; then move it</w:t>
+            </w:r>
+          </w:p>
+        </w:tc>
+        <w:tc>
+          <w:tcPr>
+            <w:tcW w:type="dxa" w:w="5112"/>
+          </w:tcPr>
+          <w:p>
+            <w:r>
+              <w:t>Answer 16:00 from source; reject move; schedule unchanged</w:t>
+            </w:r>
+          </w:p>
+        </w:tc>
+      </w:tr>
+      <w:tr>
+        <w:tc>
+          <w:tcPr>
+            <w:tcW w:type="dxa" w:w="5112"/>
+          </w:tcPr>
+          <w:p>
+            <w:r>
+              <w:t>Read Wednesday, no supplied entry</w:t>
+            </w:r>
+          </w:p>
+        </w:tc>
+        <w:tc>
+          <w:tcPr>
+            <w:tcW w:type="dxa" w:w="5112"/>
+          </w:tcPr>
+          <w:p>
+            <w:r>
+              <w:t>review; do not invent a time</w:t>
+            </w:r>
+          </w:p>
+        </w:tc>
+      </w:tr>
+      <w:tr>
+        <w:tc>
+          <w:tcPr>
+            <w:tcW w:type="dxa" w:w="5112"/>
+          </w:tcPr>
+          <w:p>
+            <w:r>
+              <w:t>Send email</w:t>
+            </w:r>
+          </w:p>
+        </w:tc>
+        <w:tc>
+          <w:tcPr>
+            <w:tcW w:type="dxa" w:w="5112"/>
+          </w:tcPr>
+          <w:p>
+            <w:r>
+              <w:t>out_of_scope; no email function exists in the simulation</w:t>
+            </w:r>
+          </w:p>
+        </w:tc>
+      </w:tr>
+      <w:tr>
+        <w:tc>
+          <w:tcPr>
+            <w:tcW w:type="dxa" w:w="5112"/>
+          </w:tcPr>
+          <w:p>
+            <w:r>
+              <w:t>Unknown structured operation</w:t>
+            </w:r>
+          </w:p>
+        </w:tc>
+        <w:tc>
+          <w:tcPr>
+            <w:tcW w:type="dxa" w:w="5112"/>
+          </w:tcPr>
+          <w:p>
+            <w:r>
+              <w:t>out_of_scope under the explicit read-only allowlist</w:t>
+            </w:r>
+          </w:p>
+        </w:tc>
+      </w:tr>
+      <w:tr>
+        <w:tc>
+          <w:tcPr>
+            <w:tcW w:type="dxa" w:w="5112"/>
+          </w:tcPr>
+          <w:p>
+            <w:r>
+              <w:t>Read action with missing day field</w:t>
+            </w:r>
+          </w:p>
+        </w:tc>
+        <w:tc>
+          <w:tcPr>
+            <w:tcW w:type="dxa" w:w="5112"/>
+          </w:tcPr>
+          <w:p>
+            <w:r>
+              <w:t>Invalid structured request; complete the input before a lookup</w:t>
+            </w:r>
+          </w:p>
+        </w:tc>
+      </w:tr>
+      <w:tr>
+        <w:tc>
+          <w:tcPr>
+            <w:tcW w:type="dxa" w:w="5112"/>
+          </w:tcPr>
+          <w:p>
+            <w:r>
+              <w:t>A newer conflicting schedule appears</w:t>
+            </w:r>
+          </w:p>
+        </w:tc>
+        <w:tc>
+          <w:tcPr>
+            <w:tcW w:type="dxa" w:w="5112"/>
+          </w:tcPr>
+          <w:p>
+            <w:r>
+              <w:t>Current one-source exercise supplies no conflict-resolution rule; review/version the contract before extending it</w:t>
+            </w:r>
+          </w:p>
+        </w:tc>
+      </w:tr>
+      <w:tr>
+        <w:tc>
+          <w:tcPr>
+            <w:tcW w:type="dxa" w:w="5112"/>
+          </w:tcPr>
+          <w:p>
+            <w:r>
+              <w:t>Return review status</w:t>
+            </w:r>
+          </w:p>
+        </w:tc>
+        <w:tc>
+          <w:tcPr>
+            <w:tcW w:type="dxa" w:w="5112"/>
+          </w:tcPr>
+          <w:p>
+            <w:r>
+              <w:t>Records an unresolved case; no reviewed decision is implied</w:t>
+            </w:r>
+          </w:p>
+        </w:tc>
+      </w:tr>
+    </w:tbl>
+    <w:p>
+      <w:pPr>
+        <w:pStyle w:val="Heading2"/>
+      </w:pPr>
+      <w:r>
+        <w:t>Separate museum givens and scope</w:t>
+      </w:r>
+    </w:p>
+    <w:p>
+      <w:pPr>
+        <w:spacing w:line="336" w:lineRule="auto" w:after="180"/>
+      </w:pPr>
+      <w:r>
+        <w:rPr>
+          <w:b w:val="0"/>
+        </w:rPr>
+        <w:t>Museum fact desk. A visitor asks the opening year of exhibit P and asks the bot to sell a ticket.</w:t>
+      </w:r>
+    </w:p>
+    <w:p>
+      <w:pPr>
+        <w:spacing w:line="336" w:lineRule="auto" w:after="180"/>
+      </w:pPr>
+      <w:r>
+        <w:rPr>
+          <w:b w:val="0"/>
+        </w:rPr>
+        <w:t>Approved card P says 1912. The contract permits reading cards, not selling tickets.</w:t>
+      </w:r>
+    </w:p>
+    <w:p>
+      <w:pPr>
+        <w:spacing w:line="336" w:lineRule="auto" w:after="180"/>
+      </w:pPr>
+      <w:r>
+        <w:rPr>
+          <w:b w:val="0"/>
+        </w:rPr>
+        <w:t>The main case is a timetable; the picture is a separate museum fact desk. Approved card P supplies year 1912. The contract allows reading cards but excludes selling tickets. Return the supplied year with card P and decline the ticket sale. For Q with no approved card, the year is unsupported and needs review; selling a ticket remains excluded.</w:t>
+      </w:r>
+    </w:p>
+    <w:p>
+      <w:pPr>
+        <w:spacing w:line="336" w:lineRule="auto" w:after="180"/>
+      </w:pPr>
+      <w:r>
+        <w:rPr>
+          <w:b w:val="0"/>
+        </w:rPr>
+        <w:t>No real museum history, ticket system or human review outcome has been checked in this example.</w:t>
+      </w:r>
+    </w:p>
+    <w:p>
+      <w:pPr>
+        <w:pStyle w:val="Heading2"/>
+      </w:pPr>
+      <w:r>
+        <w:t>Museum trace and missing-card key</w:t>
+      </w:r>
+    </w:p>
+    <w:p>
+      <w:r>
+        <w:drawing>
+          <wp:inline xmlns:a="http://schemas.openxmlformats.org/drawingml/2006/main" xmlns:pic="http://schemas.openxmlformats.org/drawingml/2006/picture">
+            <wp:extent cx="5486400" cy="3182112"/>
+            <wp:docPr id="1" name="Picture 1" descr="Read approved card: The supplied year is 1912. → Split the request: Answering the year and selling a ticket are separate operations. → Apply the boundary: Return 1912 with card P; do not sell a ticket."/>
+            <wp:cNvGraphicFramePr>
+              <a:graphicFrameLocks noChangeAspect="1"/>
+            </wp:cNvGraphicFramePr>
+            <a:graphic>
+              <a:graphicData uri="http://schemas.openxmlformats.org/drawingml/2006/picture">
+                <pic:pic>
+                  <pic:nvPicPr>
+                    <pic:cNvPr id="0" name="academy-story-ai-6-1-02.png"/>
+                    <pic:cNvPicPr/>
+                  </pic:nvPicPr>
+                  <pic:blipFill>
+                    <a:blip r:embed="rId9"/>
+                    <a:stretch>
+                      <a:fillRect/>
+                    </a:stretch>
+                  </pic:blipFill>
+                  <pic:spPr>
+                    <a:xfrm>
+                      <a:off x="0" y="0"/>
+                      <a:ext cx="5486400" cy="3182112"/>
+                    </a:xfrm>
+                    <a:prstGeom prst="rect"/>
+                  </pic:spPr>
+                </pic:pic>
+              </a:graphicData>
+            </a:graphic>
+          </wp:inline>
+        </w:drawing>
+      </w:r>
+    </w:p>
+    <w:p>
+      <w:pPr>
+        <w:pStyle w:val="Heading3"/>
+      </w:pPr>
+      <w:r>
+        <w:t>Read the picture one step at a time</w:t>
+      </w:r>
+    </w:p>
+    <w:tbl>
+      <w:tblPr>
+        <w:tblStyle w:val="LightShading-Accent1"/>
+        <w:tblW w:type="auto" w:w="0"/>
+        <w:tblLook w:firstColumn="1" w:firstRow="1" w:lastColumn="0" w:lastRow="0" w:noHBand="0" w:noVBand="1" w:val="04A0"/>
+      </w:tblPr>
+      <w:tblGrid>
+        <w:gridCol w:w="5112"/>
+        <w:gridCol w:w="5112"/>
+      </w:tblGrid>
+      <w:tr>
+        <w:trPr>
+          <w:tblHeader/>
+        </w:trPr>
+        <w:tc>
+          <w:tcPr>
+            <w:tcW w:type="dxa" w:w="5112"/>
+          </w:tcPr>
+          <w:p>
+            <w:r>
+              <w:t>Step</w:t>
+            </w:r>
+          </w:p>
+        </w:tc>
+        <w:tc>
+          <w:tcPr>
+            <w:tcW w:type="dxa" w:w="5112"/>
+          </w:tcPr>
+          <w:p>
+            <w:r>
+              <w:t>What happens and why</w:t>
+            </w:r>
+          </w:p>
+        </w:tc>
+      </w:tr>
+      <w:tr>
+        <w:tc>
+          <w:tcPr>
+            <w:tcW w:type="dxa" w:w="5112"/>
+          </w:tcPr>
+          <w:p>
+            <w:r>
+              <w:t>1. Read approved card</w:t>
+            </w:r>
+          </w:p>
+        </w:tc>
+        <w:tc>
+          <w:tcPr>
+            <w:tcW w:type="dxa" w:w="5112"/>
+          </w:tcPr>
+          <w:p>
+            <w:r>
+              <w:t>The supplied year is 1912.</w:t>
+            </w:r>
+          </w:p>
+        </w:tc>
+      </w:tr>
+      <w:tr>
+        <w:tc>
+          <w:tcPr>
+            <w:tcW w:type="dxa" w:w="5112"/>
+          </w:tcPr>
+          <w:p>
+            <w:r>
+              <w:t>2. Split the request</w:t>
+            </w:r>
+          </w:p>
+        </w:tc>
+        <w:tc>
+          <w:tcPr>
+            <w:tcW w:type="dxa" w:w="5112"/>
+          </w:tcPr>
+          <w:p>
+            <w:r>
+              <w:t>Answering the year and selling a ticket are separate operations.</w:t>
+            </w:r>
+          </w:p>
+        </w:tc>
+      </w:tr>
+      <w:tr>
+        <w:tc>
+          <w:tcPr>
+            <w:tcW w:type="dxa" w:w="5112"/>
+          </w:tcPr>
+          <w:p>
+            <w:r>
+              <w:t>3. Apply the boundary</w:t>
+            </w:r>
+          </w:p>
+        </w:tc>
+        <w:tc>
+          <w:tcPr>
+            <w:tcW w:type="dxa" w:w="5112"/>
+          </w:tcPr>
+          <w:p>
+            <w:r>
+              <w:t>Return 1912 with card P; do not sell a ticket.</w:t>
+            </w:r>
+          </w:p>
+        </w:tc>
+      </w:tr>
+    </w:tbl>
+    <w:p>
+      <w:r>
+        <w:t>Match each pictured step to the supplied facts. This is a worked teaching case, not an independent assessment.</w:t>
+      </w:r>
+    </w:p>
+    <w:p>
+      <w:pPr>
+        <w:spacing w:line="336" w:lineRule="auto" w:after="180"/>
+      </w:pPr>
+      <w:r>
+        <w:rPr>
+          <w:b w:val="0"/>
+        </w:rPr>
+        <w:t xml:space="preserve">A </w:t>
+      </w:r>
+      <w:r>
+        <w:rPr>
+          <w:b/>
+        </w:rPr>
+        <w:t>service boundary</w:t>
+      </w:r>
+      <w:r>
+        <w:rPr>
+          <w:b w:val="0"/>
+        </w:rPr>
+        <w:t xml:space="preserve"> states permitted work; useful information does not grant extra operations.</w:t>
+      </w:r>
+    </w:p>
+    <w:p>
+      <w:pPr>
+        <w:spacing w:line="336" w:lineRule="auto" w:after="180"/>
+      </w:pPr>
+      <w:r>
+        <w:rPr>
+          <w:b w:val="0"/>
+        </w:rPr>
+        <w:t>An approved card can be outdated; this trace does not independently verify museum history.</w:t>
+      </w:r>
+    </w:p>
+    <w:p>
+      <w:pPr>
+        <w:spacing w:line="336" w:lineRule="auto" w:after="180"/>
+      </w:pPr>
+      <w:r>
+        <w:rPr>
+          <w:b w:val="0"/>
+        </w:rPr>
+        <w:t>Change: Replace P with Q, which has no approved card.</w:t>
+      </w:r>
+    </w:p>
+    <w:p>
+      <w:pPr>
+        <w:spacing w:line="336" w:lineRule="auto" w:after="180"/>
+      </w:pPr>
+      <w:r>
+        <w:rPr>
+          <w:b/>
+        </w:rPr>
+        <w:t>Prediction</w:t>
+      </w:r>
+      <w:r>
+        <w:rPr>
+          <w:b w:val="0"/>
+        </w:rPr>
+        <w:t>: The year is unsupported, and the ticket sale is still excluded.</w:t>
+      </w:r>
+    </w:p>
+    <w:p>
+      <w:pPr>
+        <w:spacing w:line="336" w:lineRule="auto" w:after="180"/>
+      </w:pPr>
+      <w:r>
+        <w:rPr>
+          <w:b w:val="0"/>
+        </w:rPr>
+        <w:t>Reason: Knowledge and permission are separate requirements.</w:t>
+      </w:r>
+    </w:p>
+    <w:p>
+      <w:pPr>
+        <w:pStyle w:val="Heading2"/>
+      </w:pPr>
+      <w:r>
+        <w:t>Earlier wording, alternatives and picture transcripts · reference / check after trying</w:t>
+      </w:r>
+    </w:p>
+    <w:p>
+      <w:pPr>
+        <w:spacing w:line="336" w:lineRule="auto" w:after="180"/>
+      </w:pPr>
+      <w:r>
+        <w:rPr>
+          <w:b w:val="0"/>
+        </w:rPr>
+        <w:t>Begin by writing the question the procedure is intended to answer. Identify the information already supplied, the information it will produce and the information still missing.</w:t>
+      </w:r>
+    </w:p>
+    <w:p>
+      <w:pPr>
+        <w:spacing w:line="336" w:lineRule="auto" w:after="180"/>
+      </w:pPr>
+      <w:r>
+        <w:rPr>
+          <w:b w:val="0"/>
+        </w:rPr>
+        <w:t>These are constructed classroom examples; they do not require live accounts, private records or an external service. Do not treat a plausible explanation as a measured outcome.</w:t>
       </w:r>
     </w:p>
     <w:p>
@@ -793,99 +1929,30 @@
         <w:pStyle w:val="Heading3"/>
       </w:pPr>
       <w:r>
-        <w:t>Requirements and service boundaries — evidence trace</w:t>
-      </w:r>
-    </w:p>
-    <w:tbl>
-      <w:tblPr>
-        <w:tblStyle w:val="LightShading-Accent1"/>
-        <w:tblW w:type="auto" w:w="0"/>
-        <w:tblLook w:firstColumn="1" w:firstRow="1" w:lastColumn="0" w:lastRow="0" w:noHBand="0" w:noVBand="1" w:val="04A0"/>
-      </w:tblPr>
-      <w:tblGrid>
-        <w:gridCol w:w="3408"/>
-        <w:gridCol w:w="3408"/>
-        <w:gridCol w:w="3408"/>
-      </w:tblGrid>
-      <w:tr>
-        <w:trPr>
-          <w:tblHeader/>
-        </w:trPr>
-        <w:tc>
-          <w:tcPr>
-            <w:tcW w:type="dxa" w:w="3408"/>
-          </w:tcPr>
-          <w:p>
-            <w:r>
-              <w:t>Input and scope</w:t>
-            </w:r>
-          </w:p>
-        </w:tc>
-        <w:tc>
-          <w:tcPr>
-            <w:tcW w:type="dxa" w:w="3408"/>
-          </w:tcPr>
-          <w:p>
-            <w:r>
-              <w:t>Check or calculation</w:t>
-            </w:r>
-          </w:p>
-        </w:tc>
-        <w:tc>
-          <w:tcPr>
-            <w:tcW w:type="dxa" w:w="3408"/>
-          </w:tcPr>
-          <w:p>
-            <w:r>
-              <w:t>Conclusion and limit</w:t>
-            </w:r>
-          </w:p>
-        </w:tc>
-      </w:tr>
-      <w:tr>
-        <w:tc>
-          <w:tcPr>
-            <w:tcW w:type="dxa" w:w="3408"/>
-          </w:tcPr>
-          <w:p>
-            <w:r>
-              <w:t>A request asks for Tuesday meeting time and to move it to Wednesday. The public schedule lists Tuesday 16:00.</w:t>
-            </w:r>
-          </w:p>
-        </w:tc>
-        <w:tc>
-          <w:tcPr>
-            <w:tcW w:type="dxa" w:w="3408"/>
-          </w:tcPr>
-          <w:p>
-            <w:r>
-              <w:t>The fictional student timetable service reads a public schedule and returns a meeting time or review status. It cannot edit schedules or email users. Test success and refusal before adding model behaviour.</w:t>
-            </w:r>
-          </w:p>
-        </w:tc>
-        <w:tc>
-          <w:tcPr>
-            <w:tcW w:type="dxa" w:w="3408"/>
-          </w:tcPr>
-          <w:p>
-            <w:r>
-              <w:t>Report Tuesday 16:00 from the schedule; refuse the edit because it is outside the service boundary.</w:t>
-            </w:r>
-          </w:p>
-        </w:tc>
-      </w:tr>
-    </w:tbl>
-    <w:p>
-      <w:r>
-        <w:t>The figure connects this chapter's worked input, declared procedure and result. Read the complete worked reasoning for qualifiers and intermediate steps; the abbreviated labels do not replace that reasoning.</w:t>
+        <w:t>Model the reasoning aloud</w:t>
       </w:r>
     </w:p>
     <w:p>
       <w:pPr>
-        <w:pStyle w:val="Heading3"/>
-      </w:pPr>
-      <w:r>
-        <w:t>Explain Requirements and service boundaries · 3</w:t>
+        <w:spacing w:line="336" w:lineRule="auto" w:after="180"/>
+      </w:pPr>
+      <w:r>
+        <w:rPr>
+          <w:b w:val="0"/>
+        </w:rPr>
+        <w:t xml:space="preserve">Use the complete worked example below before asking learners to complete W2. Reveal a small part, invite a </w:t>
+      </w:r>
+      <w:r>
+        <w:rPr>
+          <w:b/>
+        </w:rPr>
+        <w:t>prediction</w:t>
+      </w:r>
+      <w:r>
+        <w:rPr>
+          <w:b w:val="0"/>
+        </w:rPr>
+        <w:t>, then explain the deciding step.</w:t>
       </w:r>
     </w:p>
     <w:p>
@@ -896,196 +1963,7 @@
         <w:rPr>
           <w:b w:val="0"/>
         </w:rPr>
-        <w:t xml:space="preserve">Guided: Report Tuesday 16:00 from the schedule; refuse the edit because it is outside the </w:t>
-      </w:r>
-      <w:r>
-        <w:rPr>
-          <w:b/>
-        </w:rPr>
-        <w:t>service boundary</w:t>
-      </w:r>
-      <w:r>
-        <w:rPr>
-          <w:b w:val="0"/>
-        </w:rPr>
-        <w:t>. Qualification: A helpful answer does not grant an operation that the service contract excludes.</w:t>
-      </w:r>
-    </w:p>
-    <w:p>
-      <w:pPr>
-        <w:spacing w:line="336" w:lineRule="auto" w:after="180"/>
-      </w:pPr>
-      <w:r>
-        <w:rPr>
-          <w:b w:val="0"/>
-        </w:rPr>
-        <w:t xml:space="preserve">Exit: accept a concrete variation with its predicted outcome and a stated condition that would challenge the </w:t>
-      </w:r>
-      <w:r>
-        <w:rPr>
-          <w:b/>
-        </w:rPr>
-        <w:t>mechanism</w:t>
-      </w:r>
-      <w:r>
-        <w:rPr>
-          <w:b w:val="0"/>
-        </w:rPr>
-        <w:t xml:space="preserve">; reject a claim resting on unmeasured </w:t>
-      </w:r>
-      <w:r>
-        <w:rPr>
-          <w:b/>
-        </w:rPr>
-        <w:t>evidence</w:t>
-      </w:r>
-      <w:r>
-        <w:rPr>
-          <w:b w:val="0"/>
-        </w:rPr>
-        <w:t>.</w:t>
-      </w:r>
-    </w:p>
-    <w:p>
-      <w:pPr>
-        <w:pStyle w:val="Heading3"/>
-      </w:pPr>
-      <w:r>
-        <w:t>Model the reasoning aloud</w:t>
-      </w:r>
-    </w:p>
-    <w:p>
-      <w:pPr>
-        <w:spacing w:line="336" w:lineRule="auto" w:after="180"/>
-      </w:pPr>
-      <w:r>
-        <w:rPr>
-          <w:b w:val="0"/>
-        </w:rPr>
-        <w:t xml:space="preserve">Use the complete worked example below before asking learners to complete W2. Reveal a small part, invite a </w:t>
-      </w:r>
-      <w:r>
-        <w:rPr>
-          <w:b/>
-        </w:rPr>
-        <w:t>prediction</w:t>
-      </w:r>
-      <w:r>
-        <w:rPr>
-          <w:b w:val="0"/>
-        </w:rPr>
-        <w:t>, then explain the deciding step.</w:t>
-      </w:r>
-    </w:p>
-    <w:p>
-      <w:pPr>
-        <w:spacing w:line="336" w:lineRule="auto" w:after="180"/>
-      </w:pPr>
-      <w:r>
-        <w:rPr>
-          <w:b w:val="0"/>
-        </w:rPr>
         <w:t>These teacher notes contain solutions; do not reveal the independent case answer during modelling.</w:t>
-      </w:r>
-    </w:p>
-    <w:p>
-      <w:pPr>
-        <w:spacing w:line="336" w:lineRule="auto" w:after="180"/>
-      </w:pPr>
-      <w:r>
-        <w:rPr>
-          <w:b w:val="0"/>
-        </w:rPr>
-        <w:t>A request asks for Tuesday meeting time and to move it to Wednesday. The public schedule lists Tuesday 16:00.</w:t>
-      </w:r>
-    </w:p>
-    <w:p>
-      <w:pPr>
-        <w:spacing w:line="336" w:lineRule="auto" w:after="180"/>
-      </w:pPr>
-      <w:r>
-        <w:rPr>
-          <w:b w:val="0"/>
-        </w:rPr>
-        <w:t xml:space="preserve">Report Tuesday 16:00 from the schedule; refuse the edit because it is outside the </w:t>
-      </w:r>
-      <w:r>
-        <w:rPr>
-          <w:b/>
-        </w:rPr>
-        <w:t>service boundary</w:t>
-      </w:r>
-      <w:r>
-        <w:rPr>
-          <w:b w:val="0"/>
-        </w:rPr>
-        <w:t>.</w:t>
-      </w:r>
-    </w:p>
-    <w:p>
-      <w:pPr>
-        <w:pStyle w:val="Heading3"/>
-      </w:pPr>
-      <w:r>
-        <w:t>Model the reasoning aloud · 4</w:t>
-      </w:r>
-    </w:p>
-    <w:p>
-      <w:pPr>
-        <w:spacing w:line="336" w:lineRule="auto" w:after="180"/>
-      </w:pPr>
-      <w:r>
-        <w:rPr>
-          <w:b w:val="0"/>
-        </w:rPr>
-        <w:t xml:space="preserve">Compare the intermediate </w:t>
-      </w:r>
-      <w:r>
-        <w:rPr>
-          <w:b/>
-        </w:rPr>
-        <w:t>evidence</w:t>
-      </w:r>
-      <w:r>
-        <w:rPr>
-          <w:b w:val="0"/>
-        </w:rPr>
-        <w:t xml:space="preserve"> with the final statement. Explain why each number or decision follows from the stated </w:t>
-      </w:r>
-      <w:r>
-        <w:rPr>
-          <w:b/>
-        </w:rPr>
-        <w:t>input</w:t>
-      </w:r>
-      <w:r>
-        <w:rPr>
-          <w:b w:val="0"/>
-        </w:rPr>
-        <w:t>s.</w:t>
-      </w:r>
-    </w:p>
-    <w:p>
-      <w:pPr>
-        <w:spacing w:line="336" w:lineRule="auto" w:after="180"/>
-      </w:pPr>
-      <w:r>
-        <w:rPr>
-          <w:b w:val="0"/>
-        </w:rPr>
-        <w:t xml:space="preserve">The conclusion belongs to this scenario and procedure; changing the </w:t>
-      </w:r>
-      <w:r>
-        <w:rPr>
-          <w:b/>
-        </w:rPr>
-        <w:t>input</w:t>
-      </w:r>
-      <w:r>
-        <w:rPr>
-          <w:b w:val="0"/>
-        </w:rPr>
-        <w:t>s, evaluation population or authority can change what it establishes. Retain the raw record so a later revision can be compared honestly.</w:t>
       </w:r>
     </w:p>
     <w:tbl>
@@ -1211,41 +2089,10 @@
     </w:p>
     <w:p>
       <w:pPr>
-        <w:spacing w:line="336" w:lineRule="auto" w:after="180"/>
-      </w:pPr>
-      <w:r>
-        <w:rPr>
-          <w:b w:val="0"/>
-        </w:rPr>
-        <w:t>Museum fact desk. A visitor asks the opening year of exhibit P and asks the bot to sell a ticket.</w:t>
-      </w:r>
-    </w:p>
-    <w:p>
-      <w:pPr>
         <w:pStyle w:val="Heading3"/>
       </w:pPr>
       <w:r>
         <w:t>The facts we will use</w:t>
-      </w:r>
-    </w:p>
-    <w:p>
-      <w:pPr>
-        <w:pStyle w:val="Heading3"/>
-      </w:pPr>
-      <w:r>
-        <w:t>Supplied facts</w:t>
-      </w:r>
-    </w:p>
-    <w:p>
-      <w:pPr>
-        <w:spacing w:line="336" w:lineRule="auto" w:after="180"/>
-        <w:shd w:fill="F1F6FC"/>
-      </w:pPr>
-      <w:r>
-        <w:rPr>
-          <w:b w:val="0"/>
-        </w:rPr>
-        <w:t>Approved card P says 1912. The contract permits reading cards, not selling tickets.</w:t>
       </w:r>
     </w:p>
     <w:p>
@@ -1253,7 +2100,7 @@
         <w:drawing>
           <wp:inline xmlns:a="http://schemas.openxmlformats.org/drawingml/2006/main" xmlns:pic="http://schemas.openxmlformats.org/drawingml/2006/picture">
             <wp:extent cx="5486400" cy="5185229"/>
-            <wp:docPr id="1" name="Picture 1" descr="Requirements and service boundaries. Read approved card: The supplied year is 1912.. Split the request: Answering the year and selling a ticket are separate operations.. Apply the boundary: Return 1912 with card P; do not sell a ticket."/>
+            <wp:docPr id="2" name="Picture 2" descr="Requirements and service boundaries. Read approved card: The supplied year is 1912.. Split the request: Answering the year and selling a ticket are separate operations.. Apply the boundary: Return 1912 with card P; do not sell a ticket."/>
             <wp:cNvGraphicFramePr>
               <a:graphicFrameLocks noChangeAspect="1"/>
             </wp:cNvGraphicFramePr>
@@ -1265,7 +2112,7 @@
                     <pic:cNvPicPr/>
                   </pic:nvPicPr>
                   <pic:blipFill>
-                    <a:blip r:embed="rId9"/>
+                    <a:blip r:embed="rId10"/>
                     <a:stretch>
                       <a:fillRect/>
                     </a:stretch>
@@ -1289,114 +2136,7 @@
         <w:pStyle w:val="Heading3"/>
       </w:pPr>
       <w:r>
-        <w:t>Read the picture one step at a time</w:t>
-      </w:r>
-    </w:p>
-    <w:tbl>
-      <w:tblPr>
-        <w:tblStyle w:val="LightShading-Accent1"/>
-        <w:tblW w:type="auto" w:w="0"/>
-        <w:tblLook w:firstColumn="1" w:firstRow="1" w:lastColumn="0" w:lastRow="0" w:noHBand="0" w:noVBand="1" w:val="04A0"/>
-      </w:tblPr>
-      <w:tblGrid>
-        <w:gridCol w:w="5112"/>
-        <w:gridCol w:w="5112"/>
-      </w:tblGrid>
-      <w:tr>
-        <w:trPr>
-          <w:tblHeader/>
-        </w:trPr>
-        <w:tc>
-          <w:tcPr>
-            <w:tcW w:type="dxa" w:w="5112"/>
-          </w:tcPr>
-          <w:p>
-            <w:r>
-              <w:t>Step</w:t>
-            </w:r>
-          </w:p>
-        </w:tc>
-        <w:tc>
-          <w:tcPr>
-            <w:tcW w:type="dxa" w:w="5112"/>
-          </w:tcPr>
-          <w:p>
-            <w:r>
-              <w:t>What happens and why</w:t>
-            </w:r>
-          </w:p>
-        </w:tc>
-      </w:tr>
-      <w:tr>
-        <w:tc>
-          <w:tcPr>
-            <w:tcW w:type="dxa" w:w="5112"/>
-          </w:tcPr>
-          <w:p>
-            <w:r>
-              <w:t>1. Read approved card</w:t>
-            </w:r>
-          </w:p>
-        </w:tc>
-        <w:tc>
-          <w:tcPr>
-            <w:tcW w:type="dxa" w:w="5112"/>
-          </w:tcPr>
-          <w:p>
-            <w:r>
-              <w:t>The supplied year is 1912.</w:t>
-            </w:r>
-          </w:p>
-        </w:tc>
-      </w:tr>
-      <w:tr>
-        <w:tc>
-          <w:tcPr>
-            <w:tcW w:type="dxa" w:w="5112"/>
-          </w:tcPr>
-          <w:p>
-            <w:r>
-              <w:t>2. Split the request</w:t>
-            </w:r>
-          </w:p>
-        </w:tc>
-        <w:tc>
-          <w:tcPr>
-            <w:tcW w:type="dxa" w:w="5112"/>
-          </w:tcPr>
-          <w:p>
-            <w:r>
-              <w:t>Answering the year and selling a ticket are separate operations.</w:t>
-            </w:r>
-          </w:p>
-        </w:tc>
-      </w:tr>
-      <w:tr>
-        <w:tc>
-          <w:tcPr>
-            <w:tcW w:type="dxa" w:w="5112"/>
-          </w:tcPr>
-          <w:p>
-            <w:r>
-              <w:t>3. Apply the boundary</w:t>
-            </w:r>
-          </w:p>
-        </w:tc>
-        <w:tc>
-          <w:tcPr>
-            <w:tcW w:type="dxa" w:w="5112"/>
-          </w:tcPr>
-          <w:p>
-            <w:r>
-              <w:t>Return 1912 with card P; do not sell a ticket.</w:t>
-            </w:r>
-          </w:p>
-        </w:tc>
-      </w:tr>
-    </w:tbl>
-    <w:p>
-      <w:r>
-        <w:t>Match each pictured step to the supplied facts. This is a worked teaching case, not an independent assessment.</w:t>
+        <w:t>Why this result follows</w:t>
       </w:r>
     </w:p>
     <w:p>
@@ -1404,7 +2144,7 @@
         <w:pStyle w:val="Heading3"/>
       </w:pPr>
       <w:r>
-        <w:t>Why this result follows</w:t>
+        <w:t>What this example does not establish</w:t>
       </w:r>
     </w:p>
     <w:p>
@@ -1412,149 +2152,180 @@
         <w:pStyle w:val="Heading3"/>
       </w:pPr>
       <w:r>
-        <w:t>Why the result follows</w:t>
+        <w:t>Change one thing in the pictured case</w:t>
       </w:r>
     </w:p>
     <w:p>
       <w:pPr>
-        <w:spacing w:line="336" w:lineRule="auto" w:after="180"/>
-        <w:shd w:fill="F1F6FC"/>
-      </w:pPr>
-      <w:r>
-        <w:rPr>
-          <w:b w:val="0"/>
-        </w:rPr>
-        <w:t xml:space="preserve">A </w:t>
-      </w:r>
-      <w:r>
-        <w:rPr>
-          <w:b/>
-        </w:rPr>
-        <w:t>service boundary</w:t>
-      </w:r>
-      <w:r>
-        <w:rPr>
-          <w:b w:val="0"/>
-        </w:rPr>
-        <w:t xml:space="preserve"> states permitted work; useful information does not grant extra operations.</w:t>
+        <w:pStyle w:val="Heading3"/>
+      </w:pPr>
+      <w:r>
+        <w:t>Ask while showing the picture</w:t>
       </w:r>
     </w:p>
     <w:p>
       <w:pPr>
-        <w:pStyle w:val="Heading3"/>
-      </w:pPr>
-      <w:r>
-        <w:t>What this example does not establish</w:t>
+        <w:spacing w:line="336" w:lineRule="auto" w:after="180"/>
+      </w:pPr>
+      <w:r>
+        <w:rPr>
+          <w:b w:val="0"/>
+        </w:rPr>
+        <w:t xml:space="preserve">Cover the result. Ask learners to name the </w:t>
+      </w:r>
+      <w:r>
+        <w:rPr>
+          <w:b/>
+        </w:rPr>
+        <w:t>input</w:t>
+      </w:r>
+      <w:r>
+        <w:rPr>
+          <w:b w:val="0"/>
+        </w:rPr>
+        <w:t xml:space="preserve">s and predict the next step. Uncover one step, connect the icon to the actual procedure, and explain its </w:t>
+      </w:r>
+      <w:r>
+        <w:rPr>
+          <w:b/>
+        </w:rPr>
+        <w:t>evidence</w:t>
+      </w:r>
+      <w:r>
+        <w:rPr>
+          <w:b w:val="0"/>
+        </w:rPr>
+        <w:t>. Then change the supplied condition and compare.</w:t>
       </w:r>
     </w:p>
     <w:p>
       <w:pPr>
-        <w:pStyle w:val="Heading3"/>
-      </w:pPr>
-      <w:r>
-        <w:t>Keep the stated limit</w:t>
+        <w:spacing w:line="336" w:lineRule="auto" w:after="180"/>
+      </w:pPr>
+      <w:r>
+        <w:rPr>
+          <w:b w:val="0"/>
+        </w:rPr>
+        <w:t>The picture is a representation; it does not document execution of a real AI model.</w:t>
       </w:r>
     </w:p>
     <w:p>
       <w:pPr>
-        <w:spacing w:line="336" w:lineRule="auto" w:after="180"/>
-        <w:shd w:fill="FFF5E6"/>
-      </w:pPr>
-      <w:r>
-        <w:rPr>
-          <w:b w:val="0"/>
-        </w:rPr>
-        <w:t>An approved card can be outdated; this trace does not independently verify museum history.</w:t>
+        <w:pStyle w:val="Heading1"/>
+      </w:pPr>
+      <w:r>
+        <w:t>03. Model a step,then remove help</w:t>
       </w:r>
     </w:p>
     <w:p>
-      <w:pPr>
-        <w:pStyle w:val="Heading3"/>
-      </w:pPr>
-      <w:r>
-        <w:t>Change one thing in the pictured case</w:t>
+      <w:r>
+        <w:t>Collect each learner’s reasoning before showing a key.</w:t>
       </w:r>
     </w:p>
     <w:p>
       <w:pPr>
-        <w:pStyle w:val="Heading3"/>
-      </w:pPr>
-      <w:r>
-        <w:t>Change one thing</w:t>
+        <w:pStyle w:val="Heading2"/>
+      </w:pPr>
+      <w:r>
+        <w:t>Current completion task and checked reasoning</w:t>
       </w:r>
     </w:p>
     <w:p>
       <w:pPr>
         <w:spacing w:line="336" w:lineRule="auto" w:after="180"/>
-        <w:shd w:fill="F5F1FB"/>
       </w:pPr>
       <w:r>
         <w:rPr>
           <w:b w:val="0"/>
         </w:rPr>
-        <w:t>Change: Replace P with Q, which has no approved card.</w:t>
+        <w:t>Completion task: A request asks for Tuesday meeting time and to move it to Wednesday. The public schedule lists Tuesday 16:00. Show the intermediate steps and give the conclusion with its scope.</w:t>
       </w:r>
     </w:p>
     <w:p>
       <w:pPr>
-        <w:pStyle w:val="Heading3"/>
-      </w:pPr>
-      <w:r>
-        <w:t>Predicted result</w:t>
+        <w:spacing w:line="336" w:lineRule="auto" w:after="180"/>
+      </w:pPr>
+      <w:r>
+        <w:rPr>
+          <w:b w:val="0"/>
+        </w:rPr>
+        <w:t xml:space="preserve">Teacher check: Teacher explanation: Report Tuesday 16:00 from the schedule; refuse the edit because it is outside the </w:t>
+      </w:r>
+      <w:r>
+        <w:rPr>
+          <w:b/>
+        </w:rPr>
+        <w:t>service boundary</w:t>
+      </w:r>
+      <w:r>
+        <w:rPr>
+          <w:b w:val="0"/>
+        </w:rPr>
+        <w:t>.</w:t>
       </w:r>
     </w:p>
     <w:p>
       <w:pPr>
         <w:spacing w:line="336" w:lineRule="auto" w:after="180"/>
-        <w:shd w:fill="F1F6FC"/>
-      </w:pPr>
+      </w:pPr>
+      <w:r>
+        <w:rPr>
+          <w:b w:val="0"/>
+        </w:rPr>
+        <w:t xml:space="preserve">Start by identifying the given </w:t>
+      </w:r>
       <w:r>
         <w:rPr>
           <w:b/>
         </w:rPr>
-        <w:t>Prediction</w:t>
+        <w:t>input</w:t>
       </w:r>
       <w:r>
         <w:rPr>
           <w:b w:val="0"/>
         </w:rPr>
-        <w:t>: The year is unsupported, and the ticket sale is still excluded.</w:t>
+        <w:t>s together. Leave the intermediate steps blank. If needed, model one step, then withdraw that help on the next step. Move to a full trace only when the partial trace is understood.</w:t>
       </w:r>
     </w:p>
     <w:p>
       <w:pPr>
-        <w:pStyle w:val="Heading3"/>
-      </w:pPr>
-      <w:r>
-        <w:t>Why the result follows</w:t>
+        <w:spacing w:line="336" w:lineRule="auto" w:after="180"/>
+      </w:pPr>
+      <w:r>
+        <w:rPr>
+          <w:b w:val="0"/>
+        </w:rPr>
+        <w:t>For partners, alternate explainer and checker; collect a response from every learner before discussion.</w:t>
       </w:r>
     </w:p>
     <w:p>
       <w:pPr>
-        <w:spacing w:line="336" w:lineRule="auto" w:after="180"/>
-        <w:shd w:fill="F1F6FC"/>
-      </w:pPr>
-      <w:r>
-        <w:rPr>
-          <w:b w:val="0"/>
-        </w:rPr>
-        <w:t>Reason: Knowledge and permission are separate requirements.</w:t>
+        <w:pStyle w:val="Heading2"/>
+      </w:pPr>
+      <w:r>
+        <w:t>Individual misconception check</w:t>
       </w:r>
     </w:p>
     <w:p>
       <w:pPr>
-        <w:pStyle w:val="Heading3"/>
-      </w:pPr>
-      <w:r>
-        <w:t>Ask while showing the picture</w:t>
+        <w:spacing w:line="336" w:lineRule="auto" w:after="180"/>
+      </w:pPr>
+      <w:r>
+        <w:rPr>
+          <w:b w:val="0"/>
+        </w:rPr>
+        <w:t>Use the worked case for Requirements and service boundaries. Proposed explanation: “The worked result establishes every future case”. Decide whether this explanation is supported.</w:t>
       </w:r>
     </w:p>
     <w:p>
       <w:pPr>
-        <w:pStyle w:val="Heading3"/>
-      </w:pPr>
-      <w:r>
-        <w:t>Ask while showing the picture · 5</w:t>
+        <w:spacing w:line="336" w:lineRule="auto" w:after="180"/>
+      </w:pPr>
+      <w:r>
+        <w:rPr>
+          <w:b w:val="0"/>
+        </w:rPr>
+        <w:t>Point to the step or supplied fact that decides; explain your repair if needed.</w:t>
       </w:r>
     </w:p>
     <w:p>
@@ -1565,31 +2336,7 @@
         <w:rPr>
           <w:b w:val="0"/>
         </w:rPr>
-        <w:t xml:space="preserve">Cover the result. Ask learners to name the </w:t>
-      </w:r>
-      <w:r>
-        <w:rPr>
-          <w:b/>
-        </w:rPr>
-        <w:t>input</w:t>
-      </w:r>
-      <w:r>
-        <w:rPr>
-          <w:b w:val="0"/>
-        </w:rPr>
-        <w:t xml:space="preserve">s and predict the next step. Uncover one step, connect the icon to the actual procedure, and explain its </w:t>
-      </w:r>
-      <w:r>
-        <w:rPr>
-          <w:b/>
-        </w:rPr>
-        <w:t>evidence</w:t>
-      </w:r>
-      <w:r>
-        <w:rPr>
-          <w:b w:val="0"/>
-        </w:rPr>
-        <w:t>. Then change the supplied condition and compare.</w:t>
+        <w:t>Expected correction: A helpful answer does not grant an operation that the service contract excludes.</w:t>
       </w:r>
     </w:p>
     <w:p>
@@ -1600,20 +2347,190 @@
         <w:rPr>
           <w:b w:val="0"/>
         </w:rPr>
-        <w:t>The picture is a representation; it does not document execution of a real AI model.</w:t>
+        <w:t>Collect explanations, not only yes/no votes. If a misunderstanding is common, re-model the relevant step for the class.</w:t>
       </w:r>
     </w:p>
     <w:p>
       <w:pPr>
-        <w:pStyle w:val="Heading1"/>
-      </w:pPr>
-      <w:r>
-        <w:t>03. Demonstrate and guide practice</w:t>
+        <w:spacing w:line="336" w:lineRule="auto" w:after="180"/>
+      </w:pPr>
+      <w:r>
+        <w:rPr>
+          <w:b w:val="0"/>
+        </w:rPr>
+        <w:t>If it affects a few learners, give a short targeted group explanation while others solve a more demanding variation.</w:t>
       </w:r>
     </w:p>
     <w:p>
-      <w:r>
-        <w:t>Demonstrate Requirements and service boundaries, reduce support deliberately and check individual reasoning before discussing answers.</w:t>
+      <w:pPr>
+        <w:pStyle w:val="Heading2"/>
+      </w:pPr>
+      <w:r>
+        <w:t>Pictured reasoning and changed case</w:t>
+      </w:r>
+    </w:p>
+    <w:p>
+      <w:pPr>
+        <w:spacing w:line="336" w:lineRule="auto" w:after="180"/>
+      </w:pPr>
+      <w:r>
+        <w:rPr>
+          <w:b w:val="0"/>
+        </w:rPr>
+        <w:t>Split the museum visitor’s request into two operations. Which can the service perform for P, and what happens to each operation when Q has no approved card?</w:t>
+      </w:r>
+    </w:p>
+    <w:p>
+      <w:pPr>
+        <w:spacing w:line="336" w:lineRule="auto" w:after="180"/>
+      </w:pPr>
+      <w:r>
+        <w:rPr>
+          <w:b w:val="0"/>
+        </w:rPr>
+        <w:t>The supplied year is 1912. Answering the year and selling a ticket are separate operations. Return 1912 with card P; do not sell a ticket. Changed case: The year is unsupported, and the ticket sale is still excluded.</w:t>
+      </w:r>
+    </w:p>
+    <w:p>
+      <w:pPr>
+        <w:spacing w:line="336" w:lineRule="auto" w:after="180"/>
+      </w:pPr>
+      <w:r>
+        <w:rPr>
+          <w:b w:val="0"/>
+        </w:rPr>
+        <w:t>Knowledge and permission are separate requirements.</w:t>
+      </w:r>
+    </w:p>
+    <w:p>
+      <w:pPr>
+        <w:spacing w:line="336" w:lineRule="auto" w:after="180"/>
+      </w:pPr>
+      <w:r>
+        <w:rPr>
+          <w:b w:val="0"/>
+        </w:rPr>
+        <w:t>Changed-case reasoning: The year is unsupported, and the ticket sale is still excluded. Knowledge and permission are separate requirements.</w:t>
+      </w:r>
+    </w:p>
+    <w:p>
+      <w:pPr>
+        <w:spacing w:line="336" w:lineRule="auto" w:after="180"/>
+      </w:pPr>
+      <w:r>
+        <w:rPr>
+          <w:b w:val="0"/>
+        </w:rPr>
+        <w:t xml:space="preserve">Collect each learner’s explanation before discussion. Use the first missing connection between </w:t>
+      </w:r>
+      <w:r>
+        <w:rPr>
+          <w:b/>
+        </w:rPr>
+        <w:t>input</w:t>
+      </w:r>
+      <w:r>
+        <w:rPr>
+          <w:b w:val="0"/>
+        </w:rPr>
+        <w:t xml:space="preserve">, deciding step and result to choose support. This question is worked-case practice, not fresh mastery </w:t>
+      </w:r>
+      <w:r>
+        <w:rPr>
+          <w:b/>
+        </w:rPr>
+        <w:t>evidence</w:t>
+      </w:r>
+      <w:r>
+        <w:rPr>
+          <w:b w:val="0"/>
+        </w:rPr>
+        <w:t>.</w:t>
+      </w:r>
+    </w:p>
+    <w:p>
+      <w:pPr>
+        <w:pStyle w:val="Heading2"/>
+      </w:pPr>
+      <w:r>
+        <w:t>Accessible support and extension</w:t>
+      </w:r>
+    </w:p>
+    <w:p>
+      <w:pPr>
+        <w:spacing w:line="336" w:lineRule="auto" w:after="180"/>
+      </w:pPr>
+      <w:r>
+        <w:rPr>
+          <w:b w:val="0"/>
+        </w:rPr>
+        <w:t xml:space="preserve">Use See how it works and Follow a worked example. Collect a </w:t>
+      </w:r>
+      <w:r>
+        <w:rPr>
+          <w:b/>
+        </w:rPr>
+        <w:t>prediction</w:t>
+      </w:r>
+      <w:r>
+        <w:rPr>
+          <w:b w:val="0"/>
+        </w:rPr>
+        <w:t xml:space="preserve"> before revealing its result; ask the learner to point to each intermediate fact.</w:t>
+      </w:r>
+    </w:p>
+    <w:p>
+      <w:pPr>
+        <w:spacing w:line="336" w:lineRule="auto" w:after="180"/>
+      </w:pPr>
+      <w:r>
+        <w:rPr>
+          <w:b w:val="0"/>
+        </w:rPr>
+        <w:t xml:space="preserve">Provide an </w:t>
+      </w:r>
+      <w:r>
+        <w:rPr>
+          <w:b/>
+        </w:rPr>
+        <w:t>input</w:t>
+      </w:r>
+      <w:r>
+        <w:rPr>
+          <w:b w:val="0"/>
+        </w:rPr>
+        <w:t>/procedure/result/limit frame and a calculator when needed. Ask students to identify the first step before completing the whole trace.</w:t>
+      </w:r>
+    </w:p>
+    <w:p>
+      <w:pPr>
+        <w:spacing w:line="336" w:lineRule="auto" w:after="180"/>
+      </w:pPr>
+      <w:r>
+        <w:rPr>
+          <w:b w:val="0"/>
+        </w:rPr>
+        <w:t xml:space="preserve">Extension: compare two concrete variants of this </w:t>
+      </w:r>
+      <w:r>
+        <w:rPr>
+          <w:b/>
+        </w:rPr>
+        <w:t>mechanism</w:t>
+      </w:r>
+      <w:r>
+        <w:rPr>
+          <w:b w:val="0"/>
+        </w:rPr>
+        <w:t xml:space="preserve"> while holding unrelated conditions fixed; report both successful and unsuccessful outcomes.</w:t>
+      </w:r>
+    </w:p>
+    <w:p>
+      <w:pPr>
+        <w:pStyle w:val="Heading2"/>
+      </w:pPr>
+      <w:r>
+        <w:t>Earlier wording, alternatives and picture transcripts · reference / check after trying</w:t>
       </w:r>
     </w:p>
     <w:tbl>
@@ -1830,71 +2747,26 @@
     </w:tbl>
     <w:p>
       <w:pPr>
-        <w:spacing w:line="336" w:lineRule="auto" w:after="180"/>
-      </w:pPr>
-      <w:r>
-        <w:rPr>
-          <w:b w:val="0"/>
-        </w:rPr>
-        <w:t xml:space="preserve">Use See how it works and Follow a worked example. Collect a </w:t>
-      </w:r>
-      <w:r>
-        <w:rPr>
-          <w:b/>
-        </w:rPr>
-        <w:t>prediction</w:t>
-      </w:r>
-      <w:r>
-        <w:rPr>
-          <w:b w:val="0"/>
-        </w:rPr>
-        <w:t xml:space="preserve"> before revealing its result; ask the learner to point to each intermediate fact.</w:t>
+        <w:pStyle w:val="Heading3"/>
+      </w:pPr>
+      <w:r>
+        <w:t>Reduce help deliberately</w:t>
       </w:r>
     </w:p>
     <w:p>
       <w:pPr>
-        <w:spacing w:line="336" w:lineRule="auto" w:after="180"/>
-      </w:pPr>
-      <w:r>
-        <w:rPr>
-          <w:b w:val="0"/>
-        </w:rPr>
-        <w:t xml:space="preserve">Provide an </w:t>
-      </w:r>
-      <w:r>
-        <w:rPr>
-          <w:b/>
-        </w:rPr>
-        <w:t>input</w:t>
-      </w:r>
-      <w:r>
-        <w:rPr>
-          <w:b w:val="0"/>
-        </w:rPr>
-        <w:t>/procedure/result/limit frame and a calculator when needed. Ask students to identify the first step before completing the whole trace.</w:t>
+        <w:pStyle w:val="Heading3"/>
+      </w:pPr>
+      <w:r>
+        <w:t>Individual reasoning check</w:t>
       </w:r>
     </w:p>
     <w:p>
       <w:pPr>
-        <w:spacing w:line="336" w:lineRule="auto" w:after="180"/>
-      </w:pPr>
-      <w:r>
-        <w:rPr>
-          <w:b w:val="0"/>
-        </w:rPr>
-        <w:t xml:space="preserve">Extension: compare two concrete variants of this </w:t>
-      </w:r>
-      <w:r>
-        <w:rPr>
-          <w:b/>
-        </w:rPr>
-        <w:t>mechanism</w:t>
-      </w:r>
-      <w:r>
-        <w:rPr>
-          <w:b w:val="0"/>
-        </w:rPr>
-        <w:t xml:space="preserve"> while holding unrelated conditions fixed; report both successful and unsuccessful outcomes.</w:t>
+        <w:pStyle w:val="Heading3"/>
+      </w:pPr>
+      <w:r>
+        <w:t>Pictorial practice question</w:t>
       </w:r>
     </w:p>
     <w:p>
@@ -1902,59 +2774,39 @@
         <w:pStyle w:val="Heading3"/>
       </w:pPr>
       <w:r>
-        <w:t>Reduce help deliberately</w:t>
+        <w:t>Reasoned teacher answer</w:t>
       </w:r>
     </w:p>
     <w:p>
       <w:pPr>
-        <w:pStyle w:val="Heading3"/>
-      </w:pPr>
-      <w:r>
-        <w:t>Completion practice</w:t>
+        <w:pStyle w:val="Heading1"/>
+      </w:pPr>
+      <w:r>
+        <w:t>04. Run the complete supplied investigation</w:t>
       </w:r>
     </w:p>
     <w:p>
-      <w:pPr>
-        <w:spacing w:line="336" w:lineRule="auto" w:after="180"/>
-        <w:shd w:fill="F5F1FB"/>
-      </w:pPr>
-      <w:r>
-        <w:rPr>
-          <w:b w:val="0"/>
-        </w:rPr>
-        <w:t>Completion task: A request asks for Tuesday meeting time and to move it to Wednesday. The public schedule lists Tuesday 16:00. Show the intermediate steps and give the conclusion with its scope.</w:t>
+      <w:r>
+        <w:t>Separate predictions,actual runs and paper traces.</w:t>
       </w:r>
     </w:p>
     <w:p>
       <w:pPr>
-        <w:pStyle w:val="Heading3"/>
-      </w:pPr>
-      <w:r>
-        <w:t>Reasoning to listen for</w:t>
+        <w:pStyle w:val="Heading2"/>
+      </w:pPr>
+      <w:r>
+        <w:t>Complete inputs,expected results and limits</w:t>
       </w:r>
     </w:p>
     <w:p>
       <w:pPr>
         <w:spacing w:line="336" w:lineRule="auto" w:after="180"/>
-        <w:shd w:fill="F1F6FC"/>
       </w:pPr>
       <w:r>
         <w:rPr>
           <w:b w:val="0"/>
         </w:rPr>
-        <w:t xml:space="preserve">Teacher check: Teacher explanation: Report Tuesday 16:00 from the schedule; refuse the edit because it is outside the </w:t>
-      </w:r>
-      <w:r>
-        <w:rPr>
-          <w:b/>
-        </w:rPr>
-        <w:t>service boundary</w:t>
-      </w:r>
-      <w:r>
-        <w:rPr>
-          <w:b w:val="0"/>
-        </w:rPr>
-        <w:t>.</w:t>
+        <w:t>Main mixed request: answer Tuesday16:00 with supplied schedule source; reject move; keep schedule unchanged. Wednesday read reviews, email excludes, missing day rejects invalid input. Museum P1912 is source-supported, sale excludes; Q year unsupported and sale still excluded. Independent inventory: report A available from supplied inventory; do not delete B.</w:t>
       </w:r>
     </w:p>
     <w:p>
@@ -1965,38 +2817,26 @@
         <w:rPr>
           <w:b w:val="0"/>
         </w:rPr>
-        <w:t xml:space="preserve">Start by identifying the given </w:t>
-      </w:r>
-      <w:r>
-        <w:rPr>
-          <w:b/>
-        </w:rPr>
-        <w:t>input</w:t>
-      </w:r>
-      <w:r>
-        <w:rPr>
-          <w:b w:val="0"/>
-        </w:rPr>
-        <w:t>s together. Leave the intermediate steps blank. If needed, model one step, then withdraw that help on the next step. Move to a full trace only when the partial trace is understood.</w:t>
+        <w:t>Require separate operation decisions and no invented execution or human review outcome.</w:t>
       </w:r>
     </w:p>
     <w:p>
       <w:pPr>
-        <w:spacing w:line="336" w:lineRule="auto" w:after="180"/>
-      </w:pPr>
-      <w:r>
-        <w:rPr>
-          <w:b w:val="0"/>
-        </w:rPr>
-        <w:t>For partners, alternate explainer and checker; collect a response from every learner before discussion.</w:t>
+        <w:pStyle w:val="Heading2"/>
+      </w:pPr>
+      <w:r>
+        <w:t>Diagnose the current misconceptions</w:t>
       </w:r>
     </w:p>
     <w:p>
       <w:pPr>
-        <w:pStyle w:val="Heading3"/>
-      </w:pPr>
-      <w:r>
-        <w:t>Individual reasoning check</w:t>
+        <w:spacing w:line="336" w:lineRule="auto" w:after="180"/>
+      </w:pPr>
+      <w:r>
+        <w:rPr>
+          <w:b w:val="0"/>
+        </w:rPr>
+        <w:t>The worked result establishes every future case: A helpful answer does not grant an operation that the service contract excludes.</w:t>
       </w:r>
     </w:p>
     <w:p>
@@ -2007,7 +2847,31 @@
         <w:rPr>
           <w:b w:val="0"/>
         </w:rPr>
-        <w:t>Use the worked case for Requirements and service boundaries. Proposed explanation: “The worked result establishes every future case”. Decide whether this explanation is supported.</w:t>
+        <w:t xml:space="preserve">A missing </w:t>
+      </w:r>
+      <w:r>
+        <w:rPr>
+          <w:b/>
+        </w:rPr>
+        <w:t>input</w:t>
+      </w:r>
+      <w:r>
+        <w:rPr>
+          <w:b w:val="0"/>
+        </w:rPr>
+        <w:t xml:space="preserve"> may be replaced without recording the change: A replacement changes the </w:t>
+      </w:r>
+      <w:r>
+        <w:rPr>
+          <w:b/>
+        </w:rPr>
+        <w:t>evidence</w:t>
+      </w:r>
+      <w:r>
+        <w:rPr>
+          <w:b w:val="0"/>
+        </w:rPr>
+        <w:t xml:space="preserve"> or contract. Record the change and its justification; do not silently turn unknown into a measured value.</w:t>
       </w:r>
     </w:p>
     <w:p>
@@ -2018,270 +2882,62 @@
         <w:rPr>
           <w:b w:val="0"/>
         </w:rPr>
-        <w:t>Point to the step or supplied fact that decides; explain your repair if needed.</w:t>
+        <w:t xml:space="preserve">Repeating an assessed case is new independent </w:t>
+      </w:r>
+      <w:r>
+        <w:rPr>
+          <w:b/>
+        </w:rPr>
+        <w:t>evidence</w:t>
+      </w:r>
+      <w:r>
+        <w:rPr>
+          <w:b w:val="0"/>
+        </w:rPr>
+        <w:t>: A replay checks consistency. An example used for feedback or revision cannot later be described as untouched final evaluation.</w:t>
       </w:r>
     </w:p>
     <w:p>
       <w:pPr>
-        <w:pStyle w:val="Heading3"/>
-      </w:pPr>
-      <w:r>
-        <w:t>Expected repair</w:t>
+        <w:spacing w:line="336" w:lineRule="auto" w:after="180"/>
+      </w:pPr>
+      <w:r>
+        <w:rPr>
+          <w:b w:val="0"/>
+        </w:rPr>
+        <w:t xml:space="preserve">Use Run the investigation for the </w:t>
+      </w:r>
+      <w:r>
+        <w:rPr>
+          <w:b/>
+        </w:rPr>
+        <w:t>evidence</w:t>
+      </w:r>
+      <w:r>
+        <w:rPr>
+          <w:b w:val="0"/>
+        </w:rPr>
+        <w:t xml:space="preserve"> ledger. Add a boundary or missing-</w:t>
+      </w:r>
+      <w:r>
+        <w:rPr>
+          <w:b/>
+        </w:rPr>
+        <w:t>input</w:t>
+      </w:r>
+      <w:r>
+        <w:rPr>
+          <w:b w:val="0"/>
+        </w:rPr>
+        <w:t xml:space="preserve"> case and record the expected response before checking. More successful repeats of one case do not establish wider coverage.</w:t>
       </w:r>
     </w:p>
     <w:p>
       <w:pPr>
-        <w:spacing w:line="336" w:lineRule="auto" w:after="180"/>
-        <w:shd w:fill="F1F6FC"/>
-      </w:pPr>
-      <w:r>
-        <w:rPr>
-          <w:b w:val="0"/>
-        </w:rPr>
-        <w:t>Expected correction: A helpful answer does not grant an operation that the service contract excludes.</w:t>
-      </w:r>
-    </w:p>
-    <w:p>
-      <w:pPr>
-        <w:spacing w:line="336" w:lineRule="auto" w:after="180"/>
-      </w:pPr>
-      <w:r>
-        <w:rPr>
-          <w:b w:val="0"/>
-        </w:rPr>
-        <w:t>Collect explanations, not only yes/no votes. If a misunderstanding is common, re-model the relevant step for the class.</w:t>
-      </w:r>
-    </w:p>
-    <w:p>
-      <w:pPr>
-        <w:spacing w:line="336" w:lineRule="auto" w:after="180"/>
-      </w:pPr>
-      <w:r>
-        <w:rPr>
-          <w:b w:val="0"/>
-        </w:rPr>
-        <w:t>If it affects a few learners, give a short targeted group explanation while others solve a more demanding variation.</w:t>
-      </w:r>
-    </w:p>
-    <w:p>
-      <w:pPr>
-        <w:pStyle w:val="Heading3"/>
-      </w:pPr>
-      <w:r>
-        <w:t>Pictorial practice question</w:t>
-      </w:r>
-    </w:p>
-    <w:p>
-      <w:pPr>
-        <w:spacing w:line="336" w:lineRule="auto" w:after="180"/>
-        <w:shd w:fill="F5F1FB"/>
-      </w:pPr>
-      <w:r>
-        <w:rPr>
-          <w:b w:val="0"/>
-        </w:rPr>
-        <w:t>Split the museum visitor’s request into two operations. Which can the service perform for P, and what happens to each operation when Q has no approved card?</w:t>
-      </w:r>
-    </w:p>
-    <w:p>
-      <w:pPr>
-        <w:pStyle w:val="Heading3"/>
-      </w:pPr>
-      <w:r>
-        <w:t>Reasoned teacher answer</w:t>
-      </w:r>
-    </w:p>
-    <w:p>
-      <w:pPr>
-        <w:spacing w:line="336" w:lineRule="auto" w:after="180"/>
-      </w:pPr>
-      <w:r>
-        <w:rPr>
-          <w:b w:val="0"/>
-        </w:rPr>
-        <w:t>The supplied year is 1912. Answering the year and selling a ticket are separate operations. Return 1912 with card P; do not sell a ticket. Changed case: The year is unsupported, and the ticket sale is still excluded.</w:t>
-      </w:r>
-    </w:p>
-    <w:p>
-      <w:pPr>
-        <w:spacing w:line="336" w:lineRule="auto" w:after="180"/>
-      </w:pPr>
-      <w:r>
-        <w:rPr>
-          <w:b w:val="0"/>
-        </w:rPr>
-        <w:t>Knowledge and permission are separate requirements.</w:t>
-      </w:r>
-    </w:p>
-    <w:p>
-      <w:pPr>
-        <w:spacing w:line="336" w:lineRule="auto" w:after="180"/>
-      </w:pPr>
-      <w:r>
-        <w:rPr>
-          <w:b w:val="0"/>
-        </w:rPr>
-        <w:t>Changed-case reasoning: The year is unsupported, and the ticket sale is still excluded. Knowledge and permission are separate requirements.</w:t>
-      </w:r>
-    </w:p>
-    <w:p>
-      <w:pPr>
-        <w:spacing w:line="336" w:lineRule="auto" w:after="180"/>
-      </w:pPr>
-      <w:r>
-        <w:rPr>
-          <w:b w:val="0"/>
-        </w:rPr>
-        <w:t xml:space="preserve">Collect each learner’s explanation before discussion. Use the first missing connection between </w:t>
-      </w:r>
-      <w:r>
-        <w:rPr>
-          <w:b/>
-        </w:rPr>
-        <w:t>input</w:t>
-      </w:r>
-      <w:r>
-        <w:rPr>
-          <w:b w:val="0"/>
-        </w:rPr>
-        <w:t xml:space="preserve">, deciding step and result to choose support. This question is worked-case practice, not fresh mastery </w:t>
-      </w:r>
-      <w:r>
-        <w:rPr>
-          <w:b/>
-        </w:rPr>
-        <w:t>evidence</w:t>
-      </w:r>
-      <w:r>
-        <w:rPr>
-          <w:b w:val="0"/>
-        </w:rPr>
-        <w:t>.</w:t>
-      </w:r>
-    </w:p>
-    <w:p>
-      <w:pPr>
-        <w:pStyle w:val="Heading1"/>
-      </w:pPr>
-      <w:r>
-        <w:t>04. Run the investigation and diagnose misconceptions</w:t>
-      </w:r>
-    </w:p>
-    <w:p>
-      <w:r>
-        <w:t>Run the Requirements and service boundaries investigation and use the first unsupported step to choose a teaching response.</w:t>
-      </w:r>
-    </w:p>
-    <w:p>
-      <w:pPr>
-        <w:spacing w:line="336" w:lineRule="auto" w:after="180"/>
-      </w:pPr>
-      <w:r>
-        <w:rPr>
-          <w:b w:val="0"/>
-        </w:rPr>
-        <w:t>The worked result establishes every future case: A helpful answer does not grant an operation that the service contract excludes.</w:t>
-      </w:r>
-    </w:p>
-    <w:p>
-      <w:pPr>
-        <w:spacing w:line="336" w:lineRule="auto" w:after="180"/>
-      </w:pPr>
-      <w:r>
-        <w:rPr>
-          <w:b w:val="0"/>
-        </w:rPr>
-        <w:t xml:space="preserve">A missing </w:t>
-      </w:r>
-      <w:r>
-        <w:rPr>
-          <w:b/>
-        </w:rPr>
-        <w:t>input</w:t>
-      </w:r>
-      <w:r>
-        <w:rPr>
-          <w:b w:val="0"/>
-        </w:rPr>
-        <w:t xml:space="preserve"> may be replaced without recording the change: A replacement changes the </w:t>
-      </w:r>
-      <w:r>
-        <w:rPr>
-          <w:b/>
-        </w:rPr>
-        <w:t>evidence</w:t>
-      </w:r>
-      <w:r>
-        <w:rPr>
-          <w:b w:val="0"/>
-        </w:rPr>
-        <w:t xml:space="preserve"> or contract. Record the change and its justification; do not silently turn unknown into a measured value.</w:t>
-      </w:r>
-    </w:p>
-    <w:p>
-      <w:pPr>
-        <w:spacing w:line="336" w:lineRule="auto" w:after="180"/>
-      </w:pPr>
-      <w:r>
-        <w:rPr>
-          <w:b w:val="0"/>
-        </w:rPr>
-        <w:t xml:space="preserve">Repeating an assessed case is new independent </w:t>
-      </w:r>
-      <w:r>
-        <w:rPr>
-          <w:b/>
-        </w:rPr>
-        <w:t>evidence</w:t>
-      </w:r>
-      <w:r>
-        <w:rPr>
-          <w:b w:val="0"/>
-        </w:rPr>
-        <w:t>: A replay checks consistency. An example used for feedback or revision cannot later be described as untouched final evaluation.</w:t>
-      </w:r>
-    </w:p>
-    <w:p>
-      <w:pPr>
-        <w:spacing w:line="336" w:lineRule="auto" w:after="180"/>
-      </w:pPr>
-      <w:r>
-        <w:rPr>
-          <w:b w:val="0"/>
-        </w:rPr>
-        <w:t xml:space="preserve">Use Run the investigation for the </w:t>
-      </w:r>
-      <w:r>
-        <w:rPr>
-          <w:b/>
-        </w:rPr>
-        <w:t>evidence</w:t>
-      </w:r>
-      <w:r>
-        <w:rPr>
-          <w:b w:val="0"/>
-        </w:rPr>
-        <w:t xml:space="preserve"> ledger. Add a boundary or missing-</w:t>
-      </w:r>
-      <w:r>
-        <w:rPr>
-          <w:b/>
-        </w:rPr>
-        <w:t>input</w:t>
-      </w:r>
-      <w:r>
-        <w:rPr>
-          <w:b w:val="0"/>
-        </w:rPr>
-        <w:t xml:space="preserve"> case and record the expected response before checking. More successful repeats of one case do not establish wider coverage.</w:t>
-      </w:r>
-    </w:p>
-    <w:p>
-      <w:pPr>
-        <w:pStyle w:val="Heading3"/>
-      </w:pPr>
-      <w:r>
-        <w:t>Match the support to the first error</w:t>
+        <w:pStyle w:val="Heading2"/>
+      </w:pPr>
+      <w:r>
+        <w:t>Choose accessible support</w:t>
       </w:r>
     </w:p>
     <w:tbl>
@@ -2454,597 +3110,69 @@
     </w:p>
     <w:p>
       <w:pPr>
-        <w:pStyle w:val="Heading1"/>
-      </w:pPr>
-      <w:r>
-        <w:t>05. Assess and explain the answers</w:t>
+        <w:pStyle w:val="Heading2"/>
+      </w:pPr>
+      <w:r>
+        <w:t>Earlier wording, alternatives and picture transcripts · reference / check after trying</w:t>
       </w:r>
     </w:p>
     <w:p>
-      <w:r>
-        <w:t>Use the Requirements and service boundaries questions, teacher keys and criteria after the relevant attempts. Previously discussed cases are practice; protect the separately selected independent task.</w:t>
+      <w:pPr>
+        <w:pStyle w:val="Heading3"/>
+      </w:pPr>
+      <w:r>
+        <w:t>Match the support to the first error</w:t>
       </w:r>
     </w:p>
     <w:p>
       <w:pPr>
-        <w:pStyle w:val="Heading3"/>
-      </w:pPr>
-      <w:r>
-        <w:t>Guided and exit questions</w:t>
+        <w:pStyle w:val="Heading1"/>
+      </w:pPr>
+      <w:r>
+        <w:t>05. Assess the new service scenario</w:t>
       </w:r>
     </w:p>
     <w:p>
-      <w:pPr>
-        <w:spacing w:line="336" w:lineRule="auto" w:after="180"/>
-      </w:pPr>
-      <w:r>
-        <w:rPr>
-          <w:b w:val="0"/>
-        </w:rPr>
-        <w:t xml:space="preserve">Guided: Report Tuesday 16:00 from the schedule; refuse the edit because it is outside the </w:t>
-      </w:r>
-      <w:r>
-        <w:rPr>
-          <w:b/>
-        </w:rPr>
-        <w:t>service boundary</w:t>
-      </w:r>
-      <w:r>
-        <w:rPr>
-          <w:b w:val="0"/>
-        </w:rPr>
-        <w:t>. Qualification: A helpful answer does not grant an operation that the service contract excludes.</w:t>
+      <w:r>
+        <w:t>Keep the selected answer private until after a first attempt.</w:t>
       </w:r>
     </w:p>
     <w:p>
       <w:pPr>
-        <w:spacing w:line="336" w:lineRule="auto" w:after="180"/>
-      </w:pPr>
-      <w:r>
-        <w:rPr>
-          <w:b w:val="0"/>
-        </w:rPr>
-        <w:t xml:space="preserve">Exit: accept a concrete variation with its predicted outcome and a stated condition that would challenge the </w:t>
-      </w:r>
-      <w:r>
-        <w:rPr>
-          <w:b/>
-        </w:rPr>
-        <w:t>mechanism</w:t>
-      </w:r>
-      <w:r>
-        <w:rPr>
-          <w:b w:val="0"/>
-        </w:rPr>
-        <w:t xml:space="preserve">; reject a claim resting on unmeasured </w:t>
-      </w:r>
-      <w:r>
-        <w:rPr>
-          <w:b/>
-        </w:rPr>
-        <w:t>evidence</w:t>
-      </w:r>
-      <w:r>
-        <w:rPr>
-          <w:b w:val="0"/>
-        </w:rPr>
-        <w:t>.</w:t>
+        <w:pStyle w:val="Heading2"/>
+      </w:pPr>
+      <w:r>
+        <w:t>Selected independent task and checked answer</w:t>
       </w:r>
     </w:p>
     <w:p>
       <w:pPr>
-        <w:pStyle w:val="Heading3"/>
-      </w:pPr>
-      <w:r>
-        <w:t>W1 Explain the mechanism</w:t>
+        <w:spacing w:line="336" w:lineRule="auto" w:after="180"/>
+      </w:pPr>
+      <w:r>
+        <w:rPr>
+          <w:b w:val="0"/>
+        </w:rPr>
+        <w:t>Selected case: A read-only inventory service is asked to list item A and delete item B. Inventory says A is available. Trace permitted work.</w:t>
       </w:r>
     </w:p>
     <w:p>
       <w:pPr>
-        <w:pStyle w:val="Heading3"/>
-      </w:pPr>
-      <w:r>
-        <w:t>Workbook question · W1</w:t>
+        <w:spacing w:line="336" w:lineRule="auto" w:after="180"/>
+      </w:pPr>
+      <w:r>
+        <w:rPr>
+          <w:b w:val="0"/>
+        </w:rPr>
+        <w:t>Teacher explanation: Report A availability using the source; deletion is outside scope and must not execute.</w:t>
       </w:r>
     </w:p>
     <w:p>
       <w:pPr>
-        <w:spacing w:line="336" w:lineRule="auto" w:after="180"/>
-        <w:shd w:fill="F5F1FB"/>
-      </w:pPr>
-      <w:r>
-        <w:rPr>
-          <w:b w:val="0"/>
-        </w:rPr>
-        <w:t xml:space="preserve">Explain the weekly </w:t>
-      </w:r>
-      <w:r>
-        <w:rPr>
-          <w:b/>
-        </w:rPr>
-        <w:t>mechanism</w:t>
-      </w:r>
-      <w:r>
-        <w:rPr>
-          <w:b w:val="0"/>
-        </w:rPr>
-        <w:t xml:space="preserve"> in your own words. Use the worked scenario to name its </w:t>
-      </w:r>
-      <w:r>
-        <w:rPr>
-          <w:b/>
-        </w:rPr>
-        <w:t>input</w:t>
-      </w:r>
-      <w:r>
-        <w:rPr>
-          <w:b w:val="0"/>
-        </w:rPr>
-        <w:t xml:space="preserve">, decision rule and </w:t>
-      </w:r>
-      <w:r>
-        <w:rPr>
-          <w:b/>
-        </w:rPr>
-        <w:t>output</w:t>
-      </w:r>
-      <w:r>
-        <w:rPr>
-          <w:b w:val="0"/>
-        </w:rPr>
-        <w:t>.</w:t>
-      </w:r>
-    </w:p>
-    <w:p>
-      <w:pPr>
-        <w:pStyle w:val="Heading3"/>
-      </w:pPr>
-      <w:r>
-        <w:t>Teacher reasoning · W1</w:t>
-      </w:r>
-    </w:p>
-    <w:p>
-      <w:pPr>
-        <w:spacing w:line="336" w:lineRule="auto" w:after="180"/>
-        <w:shd w:fill="F1F6FC"/>
-      </w:pPr>
-      <w:r>
-        <w:rPr>
-          <w:b w:val="0"/>
-        </w:rPr>
-        <w:t xml:space="preserve">Teacher explanation: A </w:t>
-      </w:r>
-      <w:r>
-        <w:rPr>
-          <w:b/>
-        </w:rPr>
-        <w:t>service boundary</w:t>
-      </w:r>
-      <w:r>
-        <w:rPr>
-          <w:b w:val="0"/>
-        </w:rPr>
-        <w:t xml:space="preserve"> states who can request what, what data may be read and which actions are outside scope. Requirements must be observable.</w:t>
-      </w:r>
-    </w:p>
-    <w:p>
-      <w:pPr>
-        <w:spacing w:line="336" w:lineRule="auto" w:after="180"/>
-        <w:shd w:fill="F1F6FC"/>
-      </w:pPr>
-      <w:r>
-        <w:rPr>
-          <w:b w:val="0"/>
-        </w:rPr>
-        <w:t>The fictional student timetable service reads a public schedule and returns a meeting time or review status. It cannot edit schedules or email users. Test success and refusal before adding model behaviour.</w:t>
-      </w:r>
-    </w:p>
-    <w:p>
-      <w:pPr>
-        <w:pStyle w:val="Heading3"/>
-      </w:pPr>
-      <w:r>
-        <w:t>W2 Trace the worked case</w:t>
-      </w:r>
-    </w:p>
-    <w:p>
-      <w:pPr>
-        <w:pStyle w:val="Heading3"/>
-      </w:pPr>
-      <w:r>
-        <w:t>Workbook question · W2</w:t>
-      </w:r>
-    </w:p>
-    <w:p>
-      <w:pPr>
-        <w:spacing w:line="336" w:lineRule="auto" w:after="180"/>
-        <w:shd w:fill="F5F1FB"/>
-      </w:pPr>
-      <w:r>
-        <w:rPr>
-          <w:b w:val="0"/>
-        </w:rPr>
-        <w:t>A request asks for Tuesday meeting time and to move it to Wednesday. The public schedule lists Tuesday 16:00. Show the intermediate steps and give the conclusion with its scope.</w:t>
-      </w:r>
-    </w:p>
-    <w:p>
-      <w:pPr>
-        <w:pStyle w:val="Heading3"/>
-      </w:pPr>
-      <w:r>
-        <w:t>Teacher reasoning · W2</w:t>
-      </w:r>
-    </w:p>
-    <w:p>
-      <w:pPr>
-        <w:spacing w:line="336" w:lineRule="auto" w:after="180"/>
-        <w:shd w:fill="F1F6FC"/>
-      </w:pPr>
-      <w:r>
-        <w:rPr>
-          <w:b w:val="0"/>
-        </w:rPr>
-        <w:t xml:space="preserve">Teacher explanation: Report Tuesday 16:00 from the schedule; refuse the edit because it is outside the </w:t>
-      </w:r>
-      <w:r>
-        <w:rPr>
-          <w:b/>
-        </w:rPr>
-        <w:t>service boundary</w:t>
-      </w:r>
-      <w:r>
-        <w:rPr>
-          <w:b w:val="0"/>
-        </w:rPr>
-        <w:t>.</w:t>
-      </w:r>
-    </w:p>
-    <w:p>
-      <w:pPr>
-        <w:pStyle w:val="Heading3"/>
-      </w:pPr>
-      <w:r>
-        <w:t>W3 Audit the limit</w:t>
-      </w:r>
-    </w:p>
-    <w:p>
-      <w:pPr>
-        <w:pStyle w:val="Heading3"/>
-      </w:pPr>
-      <w:r>
-        <w:t>Workbook question · W3</w:t>
-      </w:r>
-    </w:p>
-    <w:p>
-      <w:pPr>
-        <w:spacing w:line="336" w:lineRule="auto" w:after="180"/>
-        <w:shd w:fill="F5F1FB"/>
-      </w:pPr>
-      <w:r>
-        <w:rPr>
-          <w:b w:val="0"/>
-        </w:rPr>
-        <w:t>A report omits this qualification: A helpful answer does not grant an operation that the service contract excludes. Explain how omitting it could change a reader's interpretation, and write an accurate replacement.</w:t>
-      </w:r>
-    </w:p>
-    <w:p>
-      <w:pPr>
-        <w:pStyle w:val="Heading3"/>
-      </w:pPr>
-      <w:r>
-        <w:t>Teacher reasoning · W3</w:t>
-      </w:r>
-    </w:p>
-    <w:p>
-      <w:pPr>
-        <w:spacing w:line="336" w:lineRule="auto" w:after="180"/>
-        <w:shd w:fill="F1F6FC"/>
-      </w:pPr>
-      <w:r>
-        <w:rPr>
-          <w:b w:val="0"/>
-        </w:rPr>
-        <w:t>Teacher explanation: A helpful answer does not grant an operation that the service contract excludes.</w:t>
-      </w:r>
-    </w:p>
-    <w:p>
-      <w:pPr>
-        <w:spacing w:line="336" w:lineRule="auto" w:after="180"/>
-        <w:shd w:fill="F1F6FC"/>
-      </w:pPr>
-      <w:r>
-        <w:rPr>
-          <w:b w:val="0"/>
-        </w:rPr>
-        <w:t xml:space="preserve">State the observed result separately from the unverified or out-of-scope claim; preserve the original </w:t>
-      </w:r>
-      <w:r>
-        <w:rPr>
-          <w:b/>
-        </w:rPr>
-        <w:t>evidence</w:t>
-      </w:r>
-      <w:r>
-        <w:rPr>
-          <w:b w:val="0"/>
-        </w:rPr>
-        <w:t xml:space="preserve"> rather than inventing a missing fact.</w:t>
-      </w:r>
-    </w:p>
-    <w:p>
-      <w:pPr>
-        <w:pStyle w:val="Heading3"/>
-      </w:pPr>
-      <w:r>
-        <w:t>W4 Apply a new case independently</w:t>
-      </w:r>
-    </w:p>
-    <w:p>
-      <w:pPr>
-        <w:pStyle w:val="Heading3"/>
-      </w:pPr>
-      <w:r>
-        <w:t>Workbook question · W4</w:t>
-      </w:r>
-    </w:p>
-    <w:p>
-      <w:pPr>
-        <w:spacing w:line="336" w:lineRule="auto" w:after="180"/>
-        <w:shd w:fill="F5F1FB"/>
-      </w:pPr>
-      <w:r>
-        <w:rPr>
-          <w:b w:val="0"/>
-        </w:rPr>
-        <w:t>A read-only inventory service is asked to list item A and delete item B. Inventory says A is available. Trace permitted work.</w:t>
-      </w:r>
-    </w:p>
-    <w:p>
-      <w:pPr>
-        <w:pStyle w:val="Heading3"/>
-      </w:pPr>
-      <w:r>
-        <w:t>Teacher reasoning · W4</w:t>
-      </w:r>
-    </w:p>
-    <w:p>
-      <w:pPr>
-        <w:spacing w:line="336" w:lineRule="auto" w:after="180"/>
-        <w:shd w:fill="F1F6FC"/>
-      </w:pPr>
-      <w:r>
-        <w:rPr>
-          <w:b w:val="0"/>
-        </w:rPr>
-        <w:t>Teacher explanation: Report A availability using the source; deletion is outside scope and must not execute.</w:t>
-      </w:r>
-    </w:p>
-    <w:p>
-      <w:pPr>
-        <w:pStyle w:val="Heading3"/>
-      </w:pPr>
-      <w:r>
-        <w:t>W5 Design a revealing follow-up</w:t>
-      </w:r>
-    </w:p>
-    <w:p>
-      <w:pPr>
-        <w:pStyle w:val="Heading3"/>
-      </w:pPr>
-      <w:r>
-        <w:t>Workbook question · W5</w:t>
-      </w:r>
-    </w:p>
-    <w:p>
-      <w:pPr>
-        <w:spacing w:line="336" w:lineRule="auto" w:after="180"/>
-        <w:shd w:fill="F5F1FB"/>
-      </w:pPr>
-      <w:r>
-        <w:rPr>
-          <w:b w:val="0"/>
-        </w:rPr>
-        <w:t>For the worked scenario, propose one additional case that could reveal a failure, describe its expected outcome before running it, and explain what would need to remain fixed for a fair comparison.</w:t>
-      </w:r>
-    </w:p>
-    <w:p>
-      <w:pPr>
-        <w:spacing w:line="336" w:lineRule="auto" w:after="180"/>
-        <w:shd w:fill="F5F1FB"/>
-      </w:pPr>
-      <w:r>
-        <w:rPr>
-          <w:b w:val="0"/>
-        </w:rPr>
-        <w:t>Do not reuse W4 as a new final test after receiving feedback.</w:t>
-      </w:r>
-    </w:p>
-    <w:p>
-      <w:pPr>
-        <w:pStyle w:val="Heading3"/>
-      </w:pPr>
-      <w:r>
-        <w:t>Teacher reasoning · W5</w:t>
-      </w:r>
-    </w:p>
-    <w:p>
-      <w:pPr>
-        <w:spacing w:line="336" w:lineRule="auto" w:after="180"/>
-        <w:shd w:fill="F1F6FC"/>
-      </w:pPr>
-      <w:r>
-        <w:rPr>
-          <w:b w:val="0"/>
-        </w:rPr>
-        <w:t xml:space="preserve">Teacher explanation: Accept a concrete variant of the worked </w:t>
-      </w:r>
-      <w:r>
-        <w:rPr>
-          <w:b/>
-        </w:rPr>
-        <w:t>input</w:t>
-      </w:r>
-      <w:r>
-        <w:rPr>
-          <w:b w:val="0"/>
-        </w:rPr>
-        <w:t xml:space="preserve"> or a missing/conflicting/boundary condition, with an expectation derived from the declared procedure.</w:t>
-      </w:r>
-    </w:p>
-    <w:p>
-      <w:pPr>
-        <w:spacing w:line="336" w:lineRule="auto" w:after="180"/>
-        <w:shd w:fill="F1F6FC"/>
-      </w:pPr>
-      <w:r>
-        <w:rPr>
-          <w:b w:val="0"/>
-        </w:rPr>
-        <w:t xml:space="preserve">Require preserved settings, original </w:t>
-      </w:r>
-      <w:r>
-        <w:rPr>
-          <w:b/>
-        </w:rPr>
-        <w:t>output</w:t>
-      </w:r>
-      <w:r>
-        <w:rPr>
-          <w:b w:val="0"/>
-        </w:rPr>
-        <w:t>s and data roles. A helpful answer does not grant an operation that the service contract excludes.</w:t>
-      </w:r>
-    </w:p>
-    <w:p>
-      <w:pPr>
-        <w:spacing w:line="336" w:lineRule="auto" w:after="180"/>
-        <w:shd w:fill="F1F6FC"/>
-      </w:pPr>
-      <w:r>
-        <w:rPr>
-          <w:b w:val="0"/>
-        </w:rPr>
-        <w:t xml:space="preserve">The new case should test this particular </w:t>
-      </w:r>
-      <w:r>
-        <w:rPr>
-          <w:b/>
-        </w:rPr>
-        <w:t>mechanism</w:t>
-      </w:r>
-      <w:r>
-        <w:rPr>
-          <w:b w:val="0"/>
-        </w:rPr>
-        <w:t xml:space="preserve"> rather than merely restate the original result.</w:t>
-      </w:r>
-    </w:p>
-    <w:p>
-      <w:pPr>
-        <w:pStyle w:val="Heading3"/>
-      </w:pPr>
-      <w:r>
-        <w:t>Independent assessment and fresh retry</w:t>
-      </w:r>
-    </w:p>
-    <w:p>
-      <w:pPr>
-        <w:pStyle w:val="Heading3"/>
-      </w:pPr>
-      <w:r>
-        <w:t>Teacher key · Independent assessment and fresh retry</w:t>
-      </w:r>
-    </w:p>
-    <w:p>
-      <w:pPr>
-        <w:spacing w:line="336" w:lineRule="auto" w:after="180"/>
-        <w:shd w:fill="F1F6FC"/>
-      </w:pPr>
-      <w:r>
-        <w:rPr>
-          <w:b w:val="0"/>
-        </w:rPr>
-        <w:t>W4: Report A availability using the source; deletion is outside scope and must not execute. Require intermediate reasoning and the stated scope.</w:t>
-      </w:r>
-    </w:p>
-    <w:p>
-      <w:pPr>
-        <w:spacing w:line="336" w:lineRule="auto" w:after="180"/>
-        <w:shd w:fill="F1F6FC"/>
-      </w:pPr>
-      <w:r>
-        <w:rPr>
-          <w:b w:val="0"/>
-        </w:rPr>
-        <w:t>Fresh retry: Read-only room service is asked to report capacity 8 and book the room. Expected reasoning: Reporting may proceed from its source; booking is denied by the declared boundary.</w:t>
-      </w:r>
-    </w:p>
-    <w:p>
-      <w:pPr>
-        <w:spacing w:line="336" w:lineRule="auto" w:after="180"/>
-        <w:shd w:fill="F1F6FC"/>
-      </w:pPr>
-      <w:r>
-        <w:rPr>
-          <w:b w:val="0"/>
-        </w:rPr>
-        <w:t>If students need support, record it and reassess with another new case rather than awarding independence to a copied answer.</w:t>
-      </w:r>
-    </w:p>
-    <w:p>
-      <w:pPr>
-        <w:pStyle w:val="Heading3"/>
-      </w:pPr>
-      <w:r>
-        <w:t>Assess independent transfer</w:t>
-      </w:r>
-    </w:p>
-    <w:p>
-      <w:pPr>
-        <w:pStyle w:val="Heading3"/>
-      </w:pPr>
-      <w:r>
-        <w:t>Independent question · withhold the key</w:t>
-      </w:r>
-    </w:p>
-    <w:p>
-      <w:pPr>
-        <w:spacing w:line="336" w:lineRule="auto" w:after="180"/>
-        <w:shd w:fill="F5F1FB"/>
-      </w:pPr>
-      <w:r>
-        <w:rPr>
-          <w:b w:val="0"/>
-        </w:rPr>
-        <w:t>Selected case: A read-only inventory service is asked to list item A and delete item B. Inventory says A is available. Trace permitted work.</w:t>
-      </w:r>
-    </w:p>
-    <w:p>
-      <w:pPr>
-        <w:pStyle w:val="Heading3"/>
-      </w:pPr>
-      <w:r>
-        <w:t>Selected case answer</w:t>
-      </w:r>
-    </w:p>
-    <w:p>
-      <w:pPr>
-        <w:pStyle w:val="Heading3"/>
-      </w:pPr>
-      <w:r>
-        <w:t>Teacher key · Selected case answer</w:t>
-      </w:r>
-    </w:p>
-    <w:p>
-      <w:pPr>
-        <w:spacing w:line="336" w:lineRule="auto" w:after="180"/>
-        <w:shd w:fill="F1F6FC"/>
-      </w:pPr>
-      <w:r>
-        <w:rPr>
-          <w:b w:val="0"/>
-        </w:rPr>
-        <w:t>Teacher explanation: Report A availability using the source; deletion is outside scope and must not execute.</w:t>
+        <w:pStyle w:val="Heading2"/>
+      </w:pPr>
+      <w:r>
+        <w:t>Judge explanation,trace and limits</w:t>
       </w:r>
     </w:p>
     <w:tbl>
@@ -3151,54 +3279,55 @@
     </w:tbl>
     <w:p>
       <w:pPr>
-        <w:pStyle w:val="Heading3"/>
-      </w:pPr>
-      <w:r>
-        <w:t>Teacher key · Selected case answer</w:t>
+        <w:spacing w:line="336" w:lineRule="auto" w:after="180"/>
+      </w:pPr>
+      <w:r>
+        <w:rPr>
+          <w:b w:val="0"/>
+        </w:rPr>
+        <w:t>Record each dimension as not yet, with support, or independent. Accept a valid alternative procedure with a defensible trace.</w:t>
       </w:r>
     </w:p>
     <w:p>
       <w:pPr>
         <w:spacing w:line="336" w:lineRule="auto" w:after="180"/>
-        <w:shd w:fill="F1F6FC"/>
       </w:pPr>
       <w:r>
         <w:rPr>
           <w:b w:val="0"/>
         </w:rPr>
-        <w:t>Record each dimension as not yet, with support, or independent. Accept a valid alternative procedure with a defensible trace.</w:t>
+        <w:t xml:space="preserve">Do not penalise an honestly recorded model failure if the learner correctly explains its </w:t>
+      </w:r>
+      <w:r>
+        <w:rPr>
+          <w:b/>
+        </w:rPr>
+        <w:t>evidence</w:t>
+      </w:r>
+      <w:r>
+        <w:rPr>
+          <w:b w:val="0"/>
+        </w:rPr>
+        <w:t xml:space="preserve"> and limits.</w:t>
       </w:r>
     </w:p>
     <w:p>
       <w:pPr>
-        <w:spacing w:line="336" w:lineRule="auto" w:after="180"/>
-        <w:shd w:fill="F1F6FC"/>
-      </w:pPr>
-      <w:r>
-        <w:rPr>
-          <w:b w:val="0"/>
-        </w:rPr>
-        <w:t xml:space="preserve">Do not penalise an honestly recorded model failure if the learner correctly explains its </w:t>
-      </w:r>
-      <w:r>
-        <w:rPr>
-          <w:b/>
-        </w:rPr>
-        <w:t>evidence</w:t>
-      </w:r>
-      <w:r>
-        <w:rPr>
-          <w:b w:val="0"/>
-        </w:rPr>
-        <w:t xml:space="preserve"> and limits.</w:t>
+        <w:pStyle w:val="Heading2"/>
+      </w:pPr>
+      <w:r>
+        <w:t>Give one usable repair</w:t>
       </w:r>
     </w:p>
     <w:p>
       <w:pPr>
-        <w:pStyle w:val="Heading3"/>
-      </w:pPr>
-      <w:r>
-        <w:t>Feedback that the learner uses</w:t>
+        <w:spacing w:line="336" w:lineRule="auto" w:after="180"/>
+      </w:pPr>
+      <w:r>
+        <w:rPr>
+          <w:b w:val="0"/>
+        </w:rPr>
+        <w:t>Name the earliest unsupported step and give one action to repair it. Have the learner make that repair now and explain why. Then assess the relevant skill on a fresh, fully specified case.</w:t>
       </w:r>
     </w:p>
     <w:p>
@@ -3209,31 +3338,85 @@
         <w:rPr>
           <w:b w:val="0"/>
         </w:rPr>
-        <w:t>Name the earliest unsupported step and give one action to repair it. Have the learner make that repair now and explain why. Then assess the relevant skill on a fresh, fully specified case.</w:t>
+        <w:t>Confirm it was not previously practised with feedback; solve and check the new case before assigning it. A follow-up design prompt is a starting brief, not automatically an equivalent test.</w:t>
       </w:r>
     </w:p>
     <w:p>
       <w:pPr>
-        <w:spacing w:line="336" w:lineRule="auto" w:after="180"/>
-      </w:pPr>
-      <w:r>
-        <w:rPr>
-          <w:b w:val="0"/>
-        </w:rPr>
-        <w:t>Confirm it was not previously practised with feedback; solve and check the new case before assigning it. A follow-up design prompt is a starting brief, not automatically an equivalent test.</w:t>
+        <w:pStyle w:val="Heading2"/>
+      </w:pPr>
+      <w:r>
+        <w:t>W1 Explain the mechanism</w:t>
       </w:r>
     </w:p>
     <w:p>
       <w:pPr>
-        <w:pStyle w:val="Heading1"/>
-      </w:pPr>
-      <w:r>
-        <w:t>06. Connect the project, support and next lesson</w:t>
+        <w:spacing w:line="336" w:lineRule="auto" w:after="180"/>
+      </w:pPr>
+      <w:r>
+        <w:rPr>
+          <w:b w:val="0"/>
+        </w:rPr>
+        <w:t xml:space="preserve">Explain the weekly </w:t>
+      </w:r>
+      <w:r>
+        <w:rPr>
+          <w:b/>
+        </w:rPr>
+        <w:t>mechanism</w:t>
+      </w:r>
+      <w:r>
+        <w:rPr>
+          <w:b w:val="0"/>
+        </w:rPr>
+        <w:t xml:space="preserve"> in your own words. Use the worked scenario to name its </w:t>
+      </w:r>
+      <w:r>
+        <w:rPr>
+          <w:b/>
+        </w:rPr>
+        <w:t>input</w:t>
+      </w:r>
+      <w:r>
+        <w:rPr>
+          <w:b w:val="0"/>
+        </w:rPr>
+        <w:t xml:space="preserve">, decision rule and </w:t>
+      </w:r>
+      <w:r>
+        <w:rPr>
+          <w:b/>
+        </w:rPr>
+        <w:t>output</w:t>
+      </w:r>
+      <w:r>
+        <w:rPr>
+          <w:b w:val="0"/>
+        </w:rPr>
+        <w:t>.</w:t>
       </w:r>
     </w:p>
     <w:p>
-      <w:r>
-        <w:t>Connect Requirements and service boundaries to Grounded Learning Service, adapt support and plan a later changed-case check.</w:t>
+      <w:pPr>
+        <w:spacing w:line="336" w:lineRule="auto" w:after="180"/>
+      </w:pPr>
+      <w:r>
+        <w:rPr>
+          <w:b w:val="0"/>
+        </w:rPr>
+        <w:t xml:space="preserve">Teacher explanation: A </w:t>
+      </w:r>
+      <w:r>
+        <w:rPr>
+          <w:b/>
+        </w:rPr>
+        <w:t>service boundary</w:t>
+      </w:r>
+      <w:r>
+        <w:rPr>
+          <w:b w:val="0"/>
+        </w:rPr>
+        <w:t xml:space="preserve"> states who can request what, what data may be read and which actions are outside scope. Requirements must be observable.</w:t>
       </w:r>
     </w:p>
     <w:p>
@@ -3244,66 +3427,15 @@
         <w:rPr>
           <w:b w:val="0"/>
         </w:rPr>
-        <w:t xml:space="preserve">Add a labelled requirements and service boundaries </w:t>
-      </w:r>
-      <w:r>
-        <w:rPr>
-          <w:b/>
-        </w:rPr>
-        <w:t>evidence</w:t>
-      </w:r>
-      <w:r>
-        <w:rPr>
-          <w:b w:val="0"/>
-        </w:rPr>
-        <w:t xml:space="preserve"> sheet to Grounded Learning Service. Show how you can explain the </w:t>
-      </w:r>
-      <w:r>
-        <w:rPr>
-          <w:b/>
-        </w:rPr>
-        <w:t>mechanism</w:t>
-      </w:r>
-      <w:r>
-        <w:rPr>
-          <w:b w:val="0"/>
-        </w:rPr>
-        <w:t xml:space="preserve"> and terminology of requirements and service boundaries.</w:t>
+        <w:t>The fictional student timetable service reads a public schedule and returns a meeting time or review status. It cannot edit schedules or email users. Test success and refusal before adding model behaviour.</w:t>
       </w:r>
     </w:p>
     <w:p>
       <w:pPr>
-        <w:spacing w:line="336" w:lineRule="auto" w:after="180"/>
-      </w:pPr>
-      <w:r>
-        <w:rPr>
-          <w:b w:val="0"/>
-        </w:rPr>
-        <w:t xml:space="preserve">Use the supplied fictional case and keep its </w:t>
-      </w:r>
-      <w:r>
-        <w:rPr>
-          <w:b/>
-        </w:rPr>
-        <w:t>input</w:t>
-      </w:r>
-      <w:r>
-        <w:rPr>
-          <w:b w:val="0"/>
-        </w:rPr>
-        <w:t xml:space="preserve">s, intermediate steps, calculation or </w:t>
-      </w:r>
-      <w:r>
-        <w:rPr>
-          <w:b/>
-        </w:rPr>
-        <w:t>prediction</w:t>
-      </w:r>
-      <w:r>
-        <w:rPr>
-          <w:b w:val="0"/>
-        </w:rPr>
-        <w:t>, and limitation. Connect this record to last week’s record; a matching answer without a trace is insufficient.</w:t>
+        <w:pStyle w:val="Heading2"/>
+      </w:pPr>
+      <w:r>
+        <w:t>W2 Trace the worked case</w:t>
       </w:r>
     </w:p>
     <w:p>
@@ -3314,19 +3446,7 @@
         <w:rPr>
           <w:b w:val="0"/>
         </w:rPr>
-        <w:t xml:space="preserve">Provide an </w:t>
-      </w:r>
-      <w:r>
-        <w:rPr>
-          <w:b/>
-        </w:rPr>
-        <w:t>input</w:t>
-      </w:r>
-      <w:r>
-        <w:rPr>
-          <w:b w:val="0"/>
-        </w:rPr>
-        <w:t>/procedure/result/limit frame and a calculator when needed. Ask students to identify the first step before completing the whole trace.</w:t>
+        <w:t>A request asks for Tuesday meeting time and to move it to Wednesday. The public schedule lists Tuesday 16:00. Show the intermediate steps and give the conclusion with its scope.</w:t>
       </w:r>
     </w:p>
     <w:p>
@@ -3337,42 +3457,27 @@
         <w:rPr>
           <w:b w:val="0"/>
         </w:rPr>
-        <w:t xml:space="preserve">Extension: compare two concrete variants of this </w:t>
+        <w:t xml:space="preserve">Teacher explanation: Report Tuesday 16:00 from the schedule; refuse the edit because it is outside the </w:t>
       </w:r>
       <w:r>
         <w:rPr>
           <w:b/>
         </w:rPr>
-        <w:t>mechanism</w:t>
+        <w:t>service boundary</w:t>
       </w:r>
       <w:r>
         <w:rPr>
           <w:b w:val="0"/>
         </w:rPr>
-        <w:t xml:space="preserve"> while holding unrelated conditions fixed; report both successful and unsuccessful outcomes.</w:t>
+        <w:t>.</w:t>
       </w:r>
     </w:p>
     <w:p>
       <w:pPr>
-        <w:spacing w:line="336" w:lineRule="auto" w:after="180"/>
-      </w:pPr>
-      <w:r>
-        <w:rPr>
-          <w:b w:val="0"/>
-        </w:rPr>
-        <w:t xml:space="preserve">Next connection: Architecture and data flow. Preserve the current case record and retrieve its </w:t>
-      </w:r>
-      <w:r>
-        <w:rPr>
-          <w:b/>
-        </w:rPr>
-        <w:t>evidence</w:t>
-      </w:r>
-      <w:r>
-        <w:rPr>
-          <w:b w:val="0"/>
-        </w:rPr>
-        <w:t xml:space="preserve"> boundary before moving on.</w:t>
+        <w:pStyle w:val="Heading2"/>
+      </w:pPr>
+      <w:r>
+        <w:t>W3 Audit the limit</w:t>
       </w:r>
     </w:p>
     <w:p>
@@ -3383,15 +3488,543 @@
         <w:rPr>
           <w:b w:val="0"/>
         </w:rPr>
-        <w:t>Retain the project ledger and assess a changed case after support. Check the relevant prerequisite before carrying this component forward.</w:t>
+        <w:t>A report omits this qualification: A helpful answer does not grant an operation that the service contract excludes. Explain how omitting it could change a reader's interpretation, and write an accurate replacement.</w:t>
       </w:r>
     </w:p>
     <w:p>
       <w:pPr>
+        <w:spacing w:line="336" w:lineRule="auto" w:after="180"/>
+      </w:pPr>
+      <w:r>
+        <w:rPr>
+          <w:b w:val="0"/>
+        </w:rPr>
+        <w:t>Teacher explanation: A helpful answer does not grant an operation that the service contract excludes.</w:t>
+      </w:r>
+    </w:p>
+    <w:p>
+      <w:pPr>
+        <w:spacing w:line="336" w:lineRule="auto" w:after="180"/>
+      </w:pPr>
+      <w:r>
+        <w:rPr>
+          <w:b w:val="0"/>
+        </w:rPr>
+        <w:t xml:space="preserve">State the observed result separately from the unverified or out-of-scope claim; preserve the original </w:t>
+      </w:r>
+      <w:r>
+        <w:rPr>
+          <w:b/>
+        </w:rPr>
+        <w:t>evidence</w:t>
+      </w:r>
+      <w:r>
+        <w:rPr>
+          <w:b w:val="0"/>
+        </w:rPr>
+        <w:t xml:space="preserve"> rather than inventing a missing fact.</w:t>
+      </w:r>
+    </w:p>
+    <w:p>
+      <w:pPr>
+        <w:pStyle w:val="Heading2"/>
+      </w:pPr>
+      <w:r>
+        <w:t>W5 Design a revealing follow-up</w:t>
+      </w:r>
+    </w:p>
+    <w:p>
+      <w:pPr>
+        <w:spacing w:line="336" w:lineRule="auto" w:after="180"/>
+      </w:pPr>
+      <w:r>
+        <w:rPr>
+          <w:b w:val="0"/>
+        </w:rPr>
+        <w:t>For the worked scenario, propose one additional case that could reveal a failure, describe its expected outcome before running it, and explain what would need to remain fixed for a fair comparison.</w:t>
+      </w:r>
+    </w:p>
+    <w:p>
+      <w:pPr>
+        <w:spacing w:line="336" w:lineRule="auto" w:after="180"/>
+      </w:pPr>
+      <w:r>
+        <w:rPr>
+          <w:b w:val="0"/>
+        </w:rPr>
+        <w:t>Do not reuse W4 as a new final test after receiving feedback.</w:t>
+      </w:r>
+    </w:p>
+    <w:p>
+      <w:pPr>
+        <w:spacing w:line="336" w:lineRule="auto" w:after="180"/>
+      </w:pPr>
+      <w:r>
+        <w:rPr>
+          <w:b w:val="0"/>
+        </w:rPr>
+        <w:t xml:space="preserve">Teacher explanation: Accept a concrete variant of the worked </w:t>
+      </w:r>
+      <w:r>
+        <w:rPr>
+          <w:b/>
+        </w:rPr>
+        <w:t>input</w:t>
+      </w:r>
+      <w:r>
+        <w:rPr>
+          <w:b w:val="0"/>
+        </w:rPr>
+        <w:t xml:space="preserve"> or a missing/conflicting/boundary condition, with an expectation derived from the declared procedure.</w:t>
+      </w:r>
+    </w:p>
+    <w:p>
+      <w:pPr>
+        <w:spacing w:line="336" w:lineRule="auto" w:after="180"/>
+      </w:pPr>
+      <w:r>
+        <w:rPr>
+          <w:b w:val="0"/>
+        </w:rPr>
+        <w:t xml:space="preserve">Require preserved settings, original </w:t>
+      </w:r>
+      <w:r>
+        <w:rPr>
+          <w:b/>
+        </w:rPr>
+        <w:t>output</w:t>
+      </w:r>
+      <w:r>
+        <w:rPr>
+          <w:b w:val="0"/>
+        </w:rPr>
+        <w:t>s and data roles. A helpful answer does not grant an operation that the service contract excludes.</w:t>
+      </w:r>
+    </w:p>
+    <w:p>
+      <w:pPr>
+        <w:spacing w:line="336" w:lineRule="auto" w:after="180"/>
+      </w:pPr>
+      <w:r>
+        <w:rPr>
+          <w:b w:val="0"/>
+        </w:rPr>
+        <w:t xml:space="preserve">The new case should test this particular </w:t>
+      </w:r>
+      <w:r>
+        <w:rPr>
+          <w:b/>
+        </w:rPr>
+        <w:t>mechanism</w:t>
+      </w:r>
+      <w:r>
+        <w:rPr>
+          <w:b w:val="0"/>
+        </w:rPr>
+        <w:t xml:space="preserve"> rather than merely restate the original result.</w:t>
+      </w:r>
+    </w:p>
+    <w:p>
+      <w:pPr>
+        <w:pStyle w:val="Heading2"/>
+      </w:pPr>
+      <w:r>
+        <w:t>Earlier wording, alternatives and picture transcripts · reference / check after trying</w:t>
+      </w:r>
+    </w:p>
+    <w:p>
+      <w:pPr>
         <w:pStyle w:val="Heading3"/>
       </w:pPr>
       <w:r>
-        <w:t>Plan the delayed return</w:t>
+        <w:t>Guided and exit questions</w:t>
+      </w:r>
+    </w:p>
+    <w:p>
+      <w:pPr>
+        <w:spacing w:line="336" w:lineRule="auto" w:after="180"/>
+      </w:pPr>
+      <w:r>
+        <w:rPr>
+          <w:b w:val="0"/>
+        </w:rPr>
+        <w:t xml:space="preserve">Guided: Report Tuesday 16:00 from the schedule; refuse the edit because it is outside the </w:t>
+      </w:r>
+      <w:r>
+        <w:rPr>
+          <w:b/>
+        </w:rPr>
+        <w:t>service boundary</w:t>
+      </w:r>
+      <w:r>
+        <w:rPr>
+          <w:b w:val="0"/>
+        </w:rPr>
+        <w:t>. Qualification: A helpful answer does not grant an operation that the service contract excludes.</w:t>
+      </w:r>
+    </w:p>
+    <w:p>
+      <w:pPr>
+        <w:spacing w:line="336" w:lineRule="auto" w:after="180"/>
+      </w:pPr>
+      <w:r>
+        <w:rPr>
+          <w:b w:val="0"/>
+        </w:rPr>
+        <w:t xml:space="preserve">Exit: accept a concrete variation with its predicted outcome and a stated condition that would challenge the </w:t>
+      </w:r>
+      <w:r>
+        <w:rPr>
+          <w:b/>
+        </w:rPr>
+        <w:t>mechanism</w:t>
+      </w:r>
+      <w:r>
+        <w:rPr>
+          <w:b w:val="0"/>
+        </w:rPr>
+        <w:t xml:space="preserve">; reject a claim resting on unmeasured </w:t>
+      </w:r>
+      <w:r>
+        <w:rPr>
+          <w:b/>
+        </w:rPr>
+        <w:t>evidence</w:t>
+      </w:r>
+      <w:r>
+        <w:rPr>
+          <w:b w:val="0"/>
+        </w:rPr>
+        <w:t>.</w:t>
+      </w:r>
+    </w:p>
+    <w:p>
+      <w:pPr>
+        <w:pStyle w:val="Heading3"/>
+      </w:pPr>
+      <w:r>
+        <w:t>W1 Explain the mechanism</w:t>
+      </w:r>
+    </w:p>
+    <w:p>
+      <w:pPr>
+        <w:pStyle w:val="Heading3"/>
+      </w:pPr>
+      <w:r>
+        <w:t>W2 Trace the worked case</w:t>
+      </w:r>
+    </w:p>
+    <w:p>
+      <w:pPr>
+        <w:pStyle w:val="Heading3"/>
+      </w:pPr>
+      <w:r>
+        <w:t>W3 Audit the limit</w:t>
+      </w:r>
+    </w:p>
+    <w:p>
+      <w:pPr>
+        <w:pStyle w:val="Heading3"/>
+      </w:pPr>
+      <w:r>
+        <w:t>W4 Apply a new case independently</w:t>
+      </w:r>
+    </w:p>
+    <w:p>
+      <w:pPr>
+        <w:spacing w:line="336" w:lineRule="auto" w:after="180"/>
+      </w:pPr>
+      <w:r>
+        <w:rPr>
+          <w:b w:val="0"/>
+        </w:rPr>
+        <w:t>A read-only inventory service is asked to list item A and delete item B. Inventory says A is available. Trace permitted work.</w:t>
+      </w:r>
+    </w:p>
+    <w:p>
+      <w:pPr>
+        <w:spacing w:line="336" w:lineRule="auto" w:after="180"/>
+      </w:pPr>
+      <w:r>
+        <w:rPr>
+          <w:b w:val="0"/>
+        </w:rPr>
+        <w:t>Teacher explanation: Report A availability using the source; deletion is outside scope and must not execute.</w:t>
+      </w:r>
+    </w:p>
+    <w:p>
+      <w:pPr>
+        <w:pStyle w:val="Heading3"/>
+      </w:pPr>
+      <w:r>
+        <w:t>W5 Design a revealing follow-up</w:t>
+      </w:r>
+    </w:p>
+    <w:p>
+      <w:pPr>
+        <w:pStyle w:val="Heading3"/>
+      </w:pPr>
+      <w:r>
+        <w:t>Independent assessment and fresh retry</w:t>
+      </w:r>
+    </w:p>
+    <w:p>
+      <w:pPr>
+        <w:spacing w:line="336" w:lineRule="auto" w:after="180"/>
+      </w:pPr>
+      <w:r>
+        <w:rPr>
+          <w:b w:val="0"/>
+        </w:rPr>
+        <w:t>W4: Report A availability using the source; deletion is outside scope and must not execute. Require intermediate reasoning and the stated scope.</w:t>
+      </w:r>
+    </w:p>
+    <w:p>
+      <w:pPr>
+        <w:spacing w:line="336" w:lineRule="auto" w:after="180"/>
+      </w:pPr>
+      <w:r>
+        <w:rPr>
+          <w:b w:val="0"/>
+        </w:rPr>
+        <w:t>Fresh retry: Read-only room service is asked to report capacity 8 and book the room. Expected reasoning: Reporting may proceed from its source; booking is denied by the declared boundary.</w:t>
+      </w:r>
+    </w:p>
+    <w:p>
+      <w:pPr>
+        <w:spacing w:line="336" w:lineRule="auto" w:after="180"/>
+      </w:pPr>
+      <w:r>
+        <w:rPr>
+          <w:b w:val="0"/>
+        </w:rPr>
+        <w:t>If students need support, record it and reassess with another new case rather than awarding independence to a copied answer.</w:t>
+      </w:r>
+    </w:p>
+    <w:p>
+      <w:pPr>
+        <w:pStyle w:val="Heading3"/>
+      </w:pPr>
+      <w:r>
+        <w:t>Assess independent transfer</w:t>
+      </w:r>
+    </w:p>
+    <w:p>
+      <w:pPr>
+        <w:pStyle w:val="Heading3"/>
+      </w:pPr>
+      <w:r>
+        <w:t>Selected case answer</w:t>
+      </w:r>
+    </w:p>
+    <w:p>
+      <w:pPr>
+        <w:pStyle w:val="Heading3"/>
+      </w:pPr>
+      <w:r>
+        <w:t>Feedback that the learner uses</w:t>
+      </w:r>
+    </w:p>
+    <w:p>
+      <w:pPr>
+        <w:pStyle w:val="Heading1"/>
+      </w:pPr>
+      <w:r>
+        <w:t>06. Connect, support and revisit service design</w:t>
+      </w:r>
+    </w:p>
+    <w:p>
+      <w:r>
+        <w:t>Use saved evidence and boundary decisions to choose the next step.</w:t>
+      </w:r>
+    </w:p>
+    <w:p>
+      <w:pPr>
+        <w:pStyle w:val="Heading2"/>
+      </w:pPr>
+      <w:r>
+        <w:t>Project and next-week bridge</w:t>
+      </w:r>
+    </w:p>
+    <w:p>
+      <w:pPr>
+        <w:spacing w:line="336" w:lineRule="auto" w:after="180"/>
+      </w:pPr>
+      <w:r>
+        <w:rPr>
+          <w:b w:val="0"/>
+        </w:rPr>
+        <w:t xml:space="preserve">Add a labelled requirements and service boundaries </w:t>
+      </w:r>
+      <w:r>
+        <w:rPr>
+          <w:b/>
+        </w:rPr>
+        <w:t>evidence</w:t>
+      </w:r>
+      <w:r>
+        <w:rPr>
+          <w:b w:val="0"/>
+        </w:rPr>
+        <w:t xml:space="preserve"> sheet to Grounded Learning Service. Show how you can explain the </w:t>
+      </w:r>
+      <w:r>
+        <w:rPr>
+          <w:b/>
+        </w:rPr>
+        <w:t>mechanism</w:t>
+      </w:r>
+      <w:r>
+        <w:rPr>
+          <w:b w:val="0"/>
+        </w:rPr>
+        <w:t xml:space="preserve"> and terminology of requirements and service boundaries.</w:t>
+      </w:r>
+    </w:p>
+    <w:p>
+      <w:pPr>
+        <w:spacing w:line="336" w:lineRule="auto" w:after="180"/>
+      </w:pPr>
+      <w:r>
+        <w:rPr>
+          <w:b w:val="0"/>
+        </w:rPr>
+        <w:t xml:space="preserve">Use the supplied fictional case and keep its </w:t>
+      </w:r>
+      <w:r>
+        <w:rPr>
+          <w:b/>
+        </w:rPr>
+        <w:t>input</w:t>
+      </w:r>
+      <w:r>
+        <w:rPr>
+          <w:b w:val="0"/>
+        </w:rPr>
+        <w:t xml:space="preserve">s, intermediate steps, calculation or </w:t>
+      </w:r>
+      <w:r>
+        <w:rPr>
+          <w:b/>
+        </w:rPr>
+        <w:t>prediction</w:t>
+      </w:r>
+      <w:r>
+        <w:rPr>
+          <w:b w:val="0"/>
+        </w:rPr>
+        <w:t>, and limitation. Connect this record to last week’s record; a matching answer without a trace is insufficient.</w:t>
+      </w:r>
+    </w:p>
+    <w:p>
+      <w:pPr>
+        <w:spacing w:line="336" w:lineRule="auto" w:after="180"/>
+      </w:pPr>
+      <w:r>
+        <w:rPr>
+          <w:b w:val="0"/>
+        </w:rPr>
+        <w:t xml:space="preserve">Provide an </w:t>
+      </w:r>
+      <w:r>
+        <w:rPr>
+          <w:b/>
+        </w:rPr>
+        <w:t>input</w:t>
+      </w:r>
+      <w:r>
+        <w:rPr>
+          <w:b w:val="0"/>
+        </w:rPr>
+        <w:t>/procedure/result/limit frame and a calculator when needed. Ask students to identify the first step before completing the whole trace.</w:t>
+      </w:r>
+    </w:p>
+    <w:p>
+      <w:pPr>
+        <w:spacing w:line="336" w:lineRule="auto" w:after="180"/>
+      </w:pPr>
+      <w:r>
+        <w:rPr>
+          <w:b w:val="0"/>
+        </w:rPr>
+        <w:t xml:space="preserve">Extension: compare two concrete variants of this </w:t>
+      </w:r>
+      <w:r>
+        <w:rPr>
+          <w:b/>
+        </w:rPr>
+        <w:t>mechanism</w:t>
+      </w:r>
+      <w:r>
+        <w:rPr>
+          <w:b w:val="0"/>
+        </w:rPr>
+        <w:t xml:space="preserve"> while holding unrelated conditions fixed; report both successful and unsuccessful outcomes.</w:t>
+      </w:r>
+    </w:p>
+    <w:p>
+      <w:pPr>
+        <w:spacing w:line="336" w:lineRule="auto" w:after="180"/>
+      </w:pPr>
+      <w:r>
+        <w:rPr>
+          <w:b w:val="0"/>
+        </w:rPr>
+        <w:t xml:space="preserve">Next connection: Architecture and data flow. Preserve the current case record and retrieve its </w:t>
+      </w:r>
+      <w:r>
+        <w:rPr>
+          <w:b/>
+        </w:rPr>
+        <w:t>evidence</w:t>
+      </w:r>
+      <w:r>
+        <w:rPr>
+          <w:b w:val="0"/>
+        </w:rPr>
+        <w:t xml:space="preserve"> boundary before moving on.</w:t>
+      </w:r>
+    </w:p>
+    <w:p>
+      <w:pPr>
+        <w:spacing w:line="336" w:lineRule="auto" w:after="180"/>
+      </w:pPr>
+      <w:r>
+        <w:rPr>
+          <w:b w:val="0"/>
+        </w:rPr>
+        <w:t>Retain the project ledger and assess a changed case after support. Check the relevant prerequisite before carrying this component forward.</w:t>
+      </w:r>
+    </w:p>
+    <w:p>
+      <w:pPr>
+        <w:spacing w:line="336" w:lineRule="auto" w:after="180"/>
+      </w:pPr>
+      <w:r>
+        <w:rPr>
+          <w:b w:val="0"/>
+        </w:rPr>
+        <w:t xml:space="preserve">For the Grounded Learning Service, retain an annotated trace and the changed-case result. Name the contract or </w:t>
+      </w:r>
+      <w:r>
+        <w:rPr>
+          <w:b/>
+        </w:rPr>
+        <w:t>evidence</w:t>
+      </w:r>
+      <w:r>
+        <w:rPr>
+          <w:b w:val="0"/>
+        </w:rPr>
+        <w:t xml:space="preserve"> that makes the deciding step valid, so another team can review it.</w:t>
+      </w:r>
+    </w:p>
+    <w:p>
+      <w:pPr>
+        <w:pStyle w:val="Heading2"/>
+      </w:pPr>
+      <w:r>
+        <w:t>Delayed return and support record</w:t>
       </w:r>
     </w:p>
     <w:p>
@@ -3608,60 +4241,60 @@
     </w:p>
     <w:p>
       <w:pPr>
-        <w:pStyle w:val="Heading3"/>
-      </w:pPr>
-      <w:r>
-        <w:t>Project evidence from this case</w:t>
+        <w:pStyle w:val="Heading2"/>
+      </w:pPr>
+      <w:r>
+        <w:t>Earlier wording, alternatives and picture transcripts · reference / check after trying</w:t>
       </w:r>
     </w:p>
     <w:p>
       <w:pPr>
-        <w:spacing w:line="336" w:lineRule="auto" w:after="180"/>
-      </w:pPr>
-      <w:r>
-        <w:rPr>
-          <w:b w:val="0"/>
-        </w:rPr>
-        <w:t xml:space="preserve">For the Grounded Learning Service, retain an annotated trace and the changed-case result. Name the contract or </w:t>
-      </w:r>
-      <w:r>
-        <w:rPr>
-          <w:b/>
-        </w:rPr>
-        <w:t>evidence</w:t>
-      </w:r>
-      <w:r>
-        <w:rPr>
-          <w:b w:val="0"/>
-        </w:rPr>
-        <w:t xml:space="preserve"> that makes the deciding step valid, so another team can review it.</w:t>
+        <w:pStyle w:val="Heading3"/>
+      </w:pPr>
+      <w:r>
+        <w:t>Plan the delayed return</w:t>
       </w:r>
     </w:p>
     <w:p>
       <w:pPr>
-        <w:pStyle w:val="Heading1"/>
-      </w:pPr>
-      <w:r>
-        <w:t>07. Prepare, teach and assess</w:t>
+        <w:pStyle w:val="Heading3"/>
+      </w:pPr>
+      <w:r>
+        <w:t>Project evidence from this case</w:t>
       </w:r>
     </w:p>
     <w:p>
-      <w:r>
-        <w:t>Use this preparation summary alongside the detailed Requirements and service boundaries lesson; it is a checklist rather than a replacement for the full sequence.</w:t>
+      <w:pPr>
+        <w:pStyle w:val="Heading1"/>
+      </w:pPr>
+      <w:r>
+        <w:t>Reference bank and extra practice</w:t>
       </w:r>
     </w:p>
     <w:p>
       <w:pPr>
-        <w:pStyle w:val="Heading3"/>
-      </w:pPr>
-      <w:r>
-        <w:t>Teaching target</w:t>
+        <w:pStyle w:val="Heading1"/>
+      </w:pPr>
+      <w:r>
+        <w:t>07. Reference · Alternative planning checklist</w:t>
       </w:r>
     </w:p>
     <w:p>
+      <w:r>
+        <w:t>Use alongside the main route when helpful.</w:t>
+      </w:r>
+    </w:p>
+    <w:p>
+      <w:pPr>
+        <w:pStyle w:val="Heading2"/>
+      </w:pPr>
+      <w:r>
+        <w:t>Planning,assessment and project reminders</w:t>
+      </w:r>
+    </w:p>
+    <w:p>
       <w:pPr>
         <w:spacing w:line="336" w:lineRule="auto" w:after="180"/>
-        <w:shd w:fill="EDF7F3"/>
       </w:pPr>
       <w:r>
         <w:rPr>
@@ -3861,34 +4494,36 @@
     </w:p>
     <w:p>
       <w:pPr>
-        <w:pStyle w:val="Heading3"/>
-      </w:pPr>
-      <w:r>
-        <w:t>Supported practice answer</w:t>
+        <w:spacing w:line="336" w:lineRule="auto" w:after="180"/>
+      </w:pPr>
+      <w:r>
+        <w:rPr>
+          <w:b w:val="0"/>
+        </w:rPr>
+        <w:t xml:space="preserve">Reasoned practice answer: Teacher explanation: Report Tuesday 16:00 from the schedule; refuse the edit because it is outside the </w:t>
+      </w:r>
+      <w:r>
+        <w:rPr>
+          <w:b/>
+        </w:rPr>
+        <w:t>service boundary</w:t>
+      </w:r>
+      <w:r>
+        <w:rPr>
+          <w:b w:val="0"/>
+        </w:rPr>
+        <w:t>.</w:t>
       </w:r>
     </w:p>
     <w:p>
       <w:pPr>
         <w:spacing w:line="336" w:lineRule="auto" w:after="180"/>
-        <w:shd w:fill="F1F6FC"/>
       </w:pPr>
       <w:r>
         <w:rPr>
           <w:b w:val="0"/>
         </w:rPr>
-        <w:t xml:space="preserve">Reasoned practice answer: Teacher explanation: Report Tuesday 16:00 from the schedule; refuse the edit because it is outside the </w:t>
-      </w:r>
-      <w:r>
-        <w:rPr>
-          <w:b/>
-        </w:rPr>
-        <w:t>service boundary</w:t>
-      </w:r>
-      <w:r>
-        <w:rPr>
-          <w:b w:val="0"/>
-        </w:rPr>
-        <w:t>.</w:t>
+        <w:t>Check every learner before discussion: Use the worked case for Requirements and service boundaries. Proposed explanation: “The worked result establishes every future case”. Decide whether this explanation is supported.</w:t>
       </w:r>
     </w:p>
     <w:p>
@@ -3899,7 +4534,7 @@
         <w:rPr>
           <w:b w:val="0"/>
         </w:rPr>
-        <w:t>Check every learner before discussion: Use the worked case for Requirements and service boundaries. Proposed explanation: “The worked result establishes every future case”. Decide whether this explanation is supported.</w:t>
+        <w:t>Point to the step or supplied fact that decides; explain your repair if needed.</w:t>
       </w:r>
     </w:p>
     <w:p>
@@ -3910,117 +4545,69 @@
         <w:rPr>
           <w:b w:val="0"/>
         </w:rPr>
-        <w:t>Point to the step or supplied fact that decides; explain your repair if needed.</w:t>
+        <w:t>Misconception repair: A helpful answer does not grant an operation that the service contract excludes.</w:t>
       </w:r>
     </w:p>
     <w:p>
       <w:pPr>
-        <w:pStyle w:val="Heading3"/>
-      </w:pPr>
-      <w:r>
-        <w:t>Repair the misconception</w:t>
+        <w:spacing w:line="336" w:lineRule="auto" w:after="180"/>
+      </w:pPr>
+      <w:r>
+        <w:rPr>
+          <w:b w:val="0"/>
+        </w:rPr>
+        <w:t xml:space="preserve">Support: read the exact case aloud, enlarge the labelled picture, supply </w:t>
+      </w:r>
+      <w:r>
+        <w:rPr>
+          <w:b/>
+        </w:rPr>
+        <w:t>input</w:t>
+      </w:r>
+      <w:r>
+        <w:rPr>
+          <w:b w:val="0"/>
+        </w:rPr>
+        <w:t xml:space="preserve"> cards and model only the first deciding step. Accept a spoken explanation or drawing; retain the reasoning goal.</w:t>
       </w:r>
     </w:p>
     <w:p>
       <w:pPr>
         <w:spacing w:line="336" w:lineRule="auto" w:after="180"/>
-        <w:shd w:fill="FFF5E6"/>
       </w:pPr>
       <w:r>
         <w:rPr>
           <w:b w:val="0"/>
         </w:rPr>
-        <w:t>Misconception repair: A helpful answer does not grant an operation that the service contract excludes.</w:t>
+        <w:t xml:space="preserve">Extension: Replace P with Q, which has no approved card. Require a </w:t>
+      </w:r>
+      <w:r>
+        <w:rPr>
+          <w:b/>
+        </w:rPr>
+        <w:t>prediction</w:t>
+      </w:r>
+      <w:r>
+        <w:rPr>
+          <w:b w:val="0"/>
+        </w:rPr>
+        <w:t xml:space="preserve"> and a reason before comparing. Expected result: The year is unsupported, and the ticket sale is still excluded.</w:t>
       </w:r>
     </w:p>
     <w:p>
       <w:pPr>
-        <w:pStyle w:val="Heading3"/>
-      </w:pPr>
-      <w:r>
-        <w:t>Support without giving away the answer</w:t>
+        <w:spacing w:line="336" w:lineRule="auto" w:after="180"/>
+      </w:pPr>
+      <w:r>
+        <w:rPr>
+          <w:b w:val="0"/>
+        </w:rPr>
+        <w:t>Reason: Knowledge and permission are separate requirements.</w:t>
       </w:r>
     </w:p>
     <w:p>
       <w:pPr>
         <w:spacing w:line="336" w:lineRule="auto" w:after="180"/>
-        <w:shd w:fill="F1F6F8"/>
-      </w:pPr>
-      <w:r>
-        <w:rPr>
-          <w:b w:val="0"/>
-        </w:rPr>
-        <w:t xml:space="preserve">Support: read the exact case aloud, enlarge the labelled picture, supply </w:t>
-      </w:r>
-      <w:r>
-        <w:rPr>
-          <w:b/>
-        </w:rPr>
-        <w:t>input</w:t>
-      </w:r>
-      <w:r>
-        <w:rPr>
-          <w:b w:val="0"/>
-        </w:rPr>
-        <w:t xml:space="preserve"> cards and model only the first deciding step. Accept a spoken explanation or drawing; retain the reasoning goal.</w:t>
-      </w:r>
-    </w:p>
-    <w:p>
-      <w:pPr>
-        <w:pStyle w:val="Heading3"/>
-      </w:pPr>
-      <w:r>
-        <w:t>Extend the reasoning</w:t>
-      </w:r>
-    </w:p>
-    <w:p>
-      <w:pPr>
-        <w:spacing w:line="336" w:lineRule="auto" w:after="180"/>
-        <w:shd w:fill="F5F1FB"/>
-      </w:pPr>
-      <w:r>
-        <w:rPr>
-          <w:b w:val="0"/>
-        </w:rPr>
-        <w:t xml:space="preserve">Extension: Replace P with Q, which has no approved card. Require a </w:t>
-      </w:r>
-      <w:r>
-        <w:rPr>
-          <w:b/>
-        </w:rPr>
-        <w:t>prediction</w:t>
-      </w:r>
-      <w:r>
-        <w:rPr>
-          <w:b w:val="0"/>
-        </w:rPr>
-        <w:t xml:space="preserve"> and a reason before comparing. Expected result: The year is unsupported, and the ticket sale is still excluded.</w:t>
-      </w:r>
-    </w:p>
-    <w:p>
-      <w:pPr>
-        <w:spacing w:line="336" w:lineRule="auto" w:after="180"/>
-        <w:shd w:fill="F5F1FB"/>
-      </w:pPr>
-      <w:r>
-        <w:rPr>
-          <w:b w:val="0"/>
-        </w:rPr>
-        <w:t>Reason: Knowledge and permission are separate requirements.</w:t>
-      </w:r>
-    </w:p>
-    <w:p>
-      <w:pPr>
-        <w:pStyle w:val="Heading3"/>
-      </w:pPr>
-      <w:r>
-        <w:t>Protect the independent attempt</w:t>
-      </w:r>
-    </w:p>
-    <w:p>
-      <w:pPr>
-        <w:spacing w:line="336" w:lineRule="auto" w:after="180"/>
-        <w:shd w:fill="FFF5E6"/>
       </w:pPr>
       <w:r>
         <w:rPr>
@@ -4215,70 +4802,69 @@
     </w:tbl>
     <w:p>
       <w:pPr>
-        <w:pStyle w:val="Heading3"/>
-      </w:pPr>
-      <w:r>
-        <w:t>Project checkpoint</w:t>
+        <w:spacing w:line="336" w:lineRule="auto" w:after="180"/>
+      </w:pPr>
+      <w:r>
+        <w:rPr>
+          <w:b w:val="0"/>
+        </w:rPr>
+        <w:t xml:space="preserve">Project checkpoint: Frame the need. Name the user, the problem, allowed </w:t>
+      </w:r>
+      <w:r>
+        <w:rPr>
+          <w:b/>
+        </w:rPr>
+        <w:t>input</w:t>
+      </w:r>
+      <w:r>
+        <w:rPr>
+          <w:b w:val="0"/>
+        </w:rPr>
+        <w:t>s and a safe simple starting method.</w:t>
       </w:r>
     </w:p>
     <w:p>
       <w:pPr>
         <w:spacing w:line="336" w:lineRule="auto" w:after="180"/>
-        <w:shd w:fill="EDF7F3"/>
       </w:pPr>
       <w:r>
         <w:rPr>
           <w:b w:val="0"/>
         </w:rPr>
-        <w:t xml:space="preserve">Project checkpoint: Frame the need. Name the user, the problem, allowed </w:t>
+        <w:t xml:space="preserve">Use the weekly teacher answer for topic-specific reasoning. A saved progress tick is an activity record; judge mastery from the learner’s explanation and </w:t>
       </w:r>
       <w:r>
         <w:rPr>
           <w:b/>
         </w:rPr>
-        <w:t>input</w:t>
+        <w:t>evidence</w:t>
       </w:r>
       <w:r>
         <w:rPr>
           <w:b w:val="0"/>
         </w:rPr>
-        <w:t>s and a safe simple starting method.</w:t>
+        <w:t>.</w:t>
       </w:r>
     </w:p>
     <w:p>
       <w:pPr>
-        <w:spacing w:line="336" w:lineRule="auto" w:after="180"/>
-      </w:pPr>
-      <w:r>
-        <w:rPr>
-          <w:b w:val="0"/>
-        </w:rPr>
-        <w:t xml:space="preserve">Use the weekly teacher answer for topic-specific reasoning. A saved progress tick is an activity record; judge mastery from the learner’s explanation and </w:t>
-      </w:r>
-      <w:r>
-        <w:rPr>
-          <w:b/>
-        </w:rPr>
-        <w:t>evidence</w:t>
-      </w:r>
-      <w:r>
-        <w:rPr>
-          <w:b w:val="0"/>
-        </w:rPr>
-        <w:t>.</w:t>
+        <w:pStyle w:val="Heading1"/>
+      </w:pPr>
+      <w:r>
+        <w:t>08. Reference · Feedback,labs and repair paths</w:t>
       </w:r>
     </w:p>
     <w:p>
-      <w:pPr>
-        <w:pStyle w:val="Heading1"/>
-      </w:pPr>
-      <w:r>
-        <w:t>08. Use feedback, labs and repair paths</w:t>
+      <w:r>
+        <w:t>Retain the first attempt and the evidence used for a repair.</w:t>
       </w:r>
     </w:p>
     <w:p>
-      <w:r>
-        <w:t>Use feedback, earlier review and portfolios purposefully. Apply the coding routine only when this lesson has an executable lab.</w:t>
+      <w:pPr>
+        <w:pStyle w:val="Heading2"/>
+      </w:pPr>
+      <w:r>
+        <w:t>Feedback and record guidance</w:t>
       </w:r>
     </w:p>
     <w:p>
@@ -4316,40 +4902,42 @@
       </w:r>
     </w:p>
     <w:p>
-      <w:pPr>
-        <w:pStyle w:val="Heading3"/>
-      </w:pPr>
-      <w:r>
-        <w:t>For later coding lessons</w:t>
+      <w:r>
+        <w:t>This week has no code block. Use this routine when a later lesson includes an executable lab.</w:t>
       </w:r>
     </w:p>
     <w:p>
-      <w:r>
-        <w:t>This week has no code block. Use this routine when a later lesson includes an executable lab.</w:t>
+      <w:pPr>
+        <w:spacing w:line="336" w:lineRule="auto" w:after="180"/>
+      </w:pPr>
+      <w:r>
+        <w:rPr>
+          <w:b w:val="0"/>
+        </w:rPr>
+        <w:t xml:space="preserve">Ask students to predict before running code. Preserve errors and actual </w:t>
+      </w:r>
+      <w:r>
+        <w:rPr>
+          <w:b/>
+        </w:rPr>
+        <w:t>output</w:t>
+      </w:r>
+      <w:r>
+        <w:rPr>
+          <w:b w:val="0"/>
+        </w:rPr>
+        <w:t>s; collect a changed test and an explanation. The branch-boundary and indexing lessons deliberately include failure cases.</w:t>
       </w:r>
     </w:p>
     <w:p>
       <w:pPr>
         <w:spacing w:line="336" w:lineRule="auto" w:after="180"/>
-        <w:shd w:fill="F1F6F8"/>
       </w:pPr>
       <w:r>
         <w:rPr>
           <w:b w:val="0"/>
         </w:rPr>
-        <w:t xml:space="preserve">Ask students to predict before running code. Preserve errors and actual </w:t>
-      </w:r>
-      <w:r>
-        <w:rPr>
-          <w:b/>
-        </w:rPr>
-        <w:t>output</w:t>
-      </w:r>
-      <w:r>
-        <w:rPr>
-          <w:b w:val="0"/>
-        </w:rPr>
-        <w:t>s; collect a changed test and an explanation. The branch-boundary and indexing lessons deliberately include failure cases.</w:t>
+        <w:t>Use the earlier worked-explanation links to address a specific missing building block, then return to the current question. Adapt this suggestion after observing the learner; it is not an automatic diagnosis.</w:t>
       </w:r>
     </w:p>
     <w:p>
@@ -4360,71 +4948,37 @@
         <w:rPr>
           <w:b w:val="0"/>
         </w:rPr>
-        <w:t>Use the earlier worked-explanation links to address a specific missing building block, then return to the current question. Adapt this suggestion after observing the learner; it is not an automatic diagnosis.</w:t>
+        <w:t xml:space="preserve">Collect the completed-work portfolio as </w:t>
+      </w:r>
+      <w:r>
+        <w:rPr>
+          <w:b/>
+        </w:rPr>
+        <w:t>evidence</w:t>
+      </w:r>
+      <w:r>
+        <w:rPr>
+          <w:b w:val="0"/>
+        </w:rPr>
+        <w:t>. Record support separately from correctness, and assess explanation, trace/test and limitations. Progress ticks and quiz selections alone do not establish mastery.</w:t>
       </w:r>
     </w:p>
     <w:p>
       <w:pPr>
-        <w:spacing w:line="336" w:lineRule="auto" w:after="180"/>
-      </w:pPr>
-      <w:r>
-        <w:rPr>
-          <w:b w:val="0"/>
-        </w:rPr>
-        <w:t xml:space="preserve">Collect the completed-work portfolio as </w:t>
-      </w:r>
-      <w:r>
-        <w:rPr>
-          <w:b/>
-        </w:rPr>
-        <w:t>evidence</w:t>
-      </w:r>
-      <w:r>
-        <w:rPr>
-          <w:b w:val="0"/>
-        </w:rPr>
-        <w:t>. Record support separately from correctness, and assess explanation, trace/test and limitations. Progress ticks and quiz selections alone do not establish mastery.</w:t>
+        <w:pStyle w:val="Heading1"/>
+      </w:pPr>
+      <w:r>
+        <w:t>09. Reference · Teach with the six pictures</w:t>
       </w:r>
     </w:p>
     <w:p>
-      <w:pPr>
-        <w:pStyle w:val="Heading1"/>
-      </w:pPr>
-      <w:r>
-        <w:t>09. Visual concept journey</w:t>
+      <w:r>
+        <w:t>Choose one picture for a particular reasoning move.</w:t>
       </w:r>
     </w:p>
     <w:p>
-      <w:r>
-        <w:t>Show one Requirements and service boundaries graphic at a time, request a prediction and discuss its trace before the independent assessment.</w:t>
-      </w:r>
-    </w:p>
-    <w:p>
-      <w:pPr>
-        <w:spacing w:line="336" w:lineRule="auto" w:after="180"/>
-      </w:pPr>
-      <w:r>
-        <w:rPr>
-          <w:b w:val="0"/>
-        </w:rPr>
-        <w:t xml:space="preserve">Use one picture at a time. Hide a worked result before asking for a </w:t>
-      </w:r>
-      <w:r>
-        <w:rPr>
-          <w:b/>
-        </w:rPr>
-        <w:t>prediction</w:t>
-      </w:r>
-      <w:r>
-        <w:rPr>
-          <w:b w:val="0"/>
-        </w:rPr>
-        <w:t>, then reveal it for feedback. These are supported teaching cases; retain the separate independent assessment for a fresh first attempt.</w:t>
-      </w:r>
-    </w:p>
-    <w:p>
-      <w:pPr>
-        <w:pStyle w:val="Heading3"/>
+      <w:pPr>
+        <w:pStyle w:val="Heading2"/>
       </w:pPr>
       <w:r>
         <w:t>01. Requirements and service boundaries: the case</w:t>
@@ -4435,7 +4989,7 @@
         <w:drawing>
           <wp:inline xmlns:a="http://schemas.openxmlformats.org/drawingml/2006/main" xmlns:pic="http://schemas.openxmlformats.org/drawingml/2006/picture">
             <wp:extent cx="5486400" cy="2834640"/>
-            <wp:docPr id="2" name="Picture 2" descr="Museum fact desk. A visitor asks the opening year of exhibit P and asks the bot to sell a ticket. Supplied facts: Approved card P says 1912. The contract permits reading cards, not selling tickets."/>
+            <wp:docPr id="3" name="Picture 3" descr="Museum fact desk. A visitor asks the opening year of exhibit P and asks the bot to sell a ticket. Supplied facts: Approved card P says 1912. The contract permits reading cards, not selling tickets."/>
             <wp:cNvGraphicFramePr>
               <a:graphicFrameLocks noChangeAspect="1"/>
             </wp:cNvGraphicFramePr>
@@ -4447,7 +5001,7 @@
                     <pic:cNvPicPr/>
                   </pic:nvPicPr>
                   <pic:blipFill>
-                    <a:blip r:embed="rId10"/>
+                    <a:blip r:embed="rId11"/>
                     <a:stretch>
                       <a:fillRect/>
                     </a:stretch>
@@ -4480,7 +5034,6 @@
     <w:p>
       <w:pPr>
         <w:spacing w:line="336" w:lineRule="auto" w:after="180"/>
-        <w:shd w:fill="F5F1FB"/>
       </w:pPr>
       <w:r>
         <w:rPr>
@@ -4491,27 +5044,18 @@
     </w:p>
     <w:p>
       <w:pPr>
-        <w:pStyle w:val="Heading3"/>
-      </w:pPr>
-      <w:r>
-        <w:t>Discuss while showing the picture</w:t>
+        <w:spacing w:line="336" w:lineRule="auto" w:after="180"/>
+      </w:pPr>
+      <w:r>
+        <w:rPr>
+          <w:b w:val="0"/>
+        </w:rPr>
+        <w:t>Teacher prompt: Point to the given fact that matters most. Explain why it matters. Ask learners to describe one label or arrow in ordinary words. Use the adjacent transcript if the image is difficult to see.</w:t>
       </w:r>
     </w:p>
     <w:p>
       <w:pPr>
-        <w:spacing w:line="336" w:lineRule="auto" w:after="180"/>
-        <w:shd w:fill="F1F6F8"/>
-      </w:pPr>
-      <w:r>
-        <w:rPr>
-          <w:b w:val="0"/>
-        </w:rPr>
-        <w:t>Teacher prompt: Point to the given fact that matters most. Explain why it matters. Ask learners to describe one label or arrow in ordinary words. Use the adjacent transcript if the image is difficult to see.</w:t>
-      </w:r>
-    </w:p>
-    <w:p>
-      <w:pPr>
-        <w:pStyle w:val="Heading3"/>
+        <w:pStyle w:val="Heading2"/>
       </w:pPr>
       <w:r>
         <w:t>02. Follow the deciding steps</w:t>
@@ -4522,7 +5066,7 @@
         <w:drawing>
           <wp:inline xmlns:a="http://schemas.openxmlformats.org/drawingml/2006/main" xmlns:pic="http://schemas.openxmlformats.org/drawingml/2006/picture">
             <wp:extent cx="5486400" cy="3182112"/>
-            <wp:docPr id="3" name="Picture 3" descr="Read approved card: The supplied year is 1912. → Split the request: Answering the year and selling a ticket are separate operations. → Apply the boundary: Return 1912 with card P; do not sell a ticket."/>
+            <wp:docPr id="4" name="Picture 4" descr="Read approved card: The supplied year is 1912. → Split the request: Answering the year and selling a ticket are separate operations. → Apply the boundary: Return 1912 with card P; do not sell a ticket."/>
             <wp:cNvGraphicFramePr>
               <a:graphicFrameLocks noChangeAspect="1"/>
             </wp:cNvGraphicFramePr>
@@ -4534,7 +5078,7 @@
                     <pic:cNvPicPr/>
                   </pic:nvPicPr>
                   <pic:blipFill>
-                    <a:blip r:embed="rId11"/>
+                    <a:blip r:embed="rId9"/>
                     <a:stretch>
                       <a:fillRect/>
                     </a:stretch>
@@ -4567,7 +5111,6 @@
     <w:p>
       <w:pPr>
         <w:spacing w:line="336" w:lineRule="auto" w:after="180"/>
-        <w:shd w:fill="F5F1FB"/>
       </w:pPr>
       <w:r>
         <w:rPr>
@@ -4590,39 +5133,30 @@
     </w:p>
     <w:p>
       <w:pPr>
-        <w:pStyle w:val="Heading3"/>
-      </w:pPr>
-      <w:r>
-        <w:t>Discuss while showing the picture</w:t>
+        <w:spacing w:line="336" w:lineRule="auto" w:after="180"/>
+      </w:pPr>
+      <w:r>
+        <w:rPr>
+          <w:b w:val="0"/>
+        </w:rPr>
+        <w:t xml:space="preserve">Teacher prompt: Point to each numbered stage and explain which recorded </w:t>
+      </w:r>
+      <w:r>
+        <w:rPr>
+          <w:b/>
+        </w:rPr>
+        <w:t>input</w:t>
+      </w:r>
+      <w:r>
+        <w:rPr>
+          <w:b w:val="0"/>
+        </w:rPr>
+        <w:t xml:space="preserve"> it uses. Ask learners to describe one label or arrow in ordinary words. Use the adjacent transcript if the image is difficult to see.</w:t>
       </w:r>
     </w:p>
     <w:p>
       <w:pPr>
-        <w:spacing w:line="336" w:lineRule="auto" w:after="180"/>
-        <w:shd w:fill="F1F6F8"/>
-      </w:pPr>
-      <w:r>
-        <w:rPr>
-          <w:b w:val="0"/>
-        </w:rPr>
-        <w:t xml:space="preserve">Teacher prompt: Point to each numbered stage and explain which recorded </w:t>
-      </w:r>
-      <w:r>
-        <w:rPr>
-          <w:b/>
-        </w:rPr>
-        <w:t>input</w:t>
-      </w:r>
-      <w:r>
-        <w:rPr>
-          <w:b w:val="0"/>
-        </w:rPr>
-        <w:t xml:space="preserve"> it uses. Ask learners to describe one label or arrow in ordinary words. Use the adjacent transcript if the image is difficult to see.</w:t>
-      </w:r>
-    </w:p>
-    <w:p>
-      <w:pPr>
-        <w:pStyle w:val="Heading3"/>
+        <w:pStyle w:val="Heading2"/>
       </w:pPr>
       <w:r>
         <w:t>03. Requirements and service boundaries — evidence trace</w:t>
@@ -4633,7 +5167,7 @@
         <w:drawing>
           <wp:inline xmlns:a="http://schemas.openxmlformats.org/drawingml/2006/main" xmlns:pic="http://schemas.openxmlformats.org/drawingml/2006/picture">
             <wp:extent cx="5486400" cy="2996184"/>
-            <wp:docPr id="4" name="Picture 4" descr="Requirements and service boundaries — evidence trace. A request asks for Tuesday meeting time and to move it to Wednesday. The public schedule lists Tuesday 16:00. | The fictional student timetable service reads a public schedule and returns a meeting time or review status. It cannot edit schedules or email users. Test success and refusal before adding model behaviour. | Report Tuesday 16:00 from the schedule; refuse the edit because it is outside the service boundary."/>
+            <wp:docPr id="5" name="Picture 5" descr="Requirements and service boundaries — evidence trace. A request asks for Tuesday meeting time and to move it to Wednesday. The public schedule lists Tuesday 16:00. | The fictional student timetable service reads a public schedule and returns a meeting time or review status. It cannot edit schedules or email users. Test success and refusal before adding model behaviour. | Report Tuesday 16:00 from the schedule; refuse the edit because it is outside the service boundary."/>
             <wp:cNvGraphicFramePr>
               <a:graphicFrameLocks noChangeAspect="1"/>
             </wp:cNvGraphicFramePr>
@@ -4724,7 +5258,6 @@
     <w:p>
       <w:pPr>
         <w:spacing w:line="336" w:lineRule="auto" w:after="180"/>
-        <w:shd w:fill="F5F1FB"/>
       </w:pPr>
       <w:r>
         <w:rPr>
@@ -4735,27 +5268,18 @@
     </w:p>
     <w:p>
       <w:pPr>
-        <w:pStyle w:val="Heading3"/>
-      </w:pPr>
-      <w:r>
-        <w:t>Discuss while showing the picture</w:t>
+        <w:spacing w:line="336" w:lineRule="auto" w:after="180"/>
+      </w:pPr>
+      <w:r>
+        <w:rPr>
+          <w:b w:val="0"/>
+        </w:rPr>
+        <w:t>Teacher prompt: Read the labels and values. Explain the relationship the model shows. Ask learners to describe one label or arrow in ordinary words. Use the adjacent transcript if the image is difficult to see.</w:t>
       </w:r>
     </w:p>
     <w:p>
       <w:pPr>
-        <w:spacing w:line="336" w:lineRule="auto" w:after="180"/>
-        <w:shd w:fill="F1F6F8"/>
-      </w:pPr>
-      <w:r>
-        <w:rPr>
-          <w:b w:val="0"/>
-        </w:rPr>
-        <w:t>Teacher prompt: Read the labels and values. Explain the relationship the model shows. Ask learners to describe one label or arrow in ordinary words. Use the adjacent transcript if the image is difficult to see.</w:t>
-      </w:r>
-    </w:p>
-    <w:p>
-      <w:pPr>
-        <w:pStyle w:val="Heading3"/>
+        <w:pStyle w:val="Heading2"/>
       </w:pPr>
       <w:r>
         <w:t>04. Change one thing. Trace what follows.</w:t>
@@ -4766,7 +5290,7 @@
         <w:drawing>
           <wp:inline xmlns:a="http://schemas.openxmlformats.org/drawingml/2006/main" xmlns:pic="http://schemas.openxmlformats.org/drawingml/2006/picture">
             <wp:extent cx="5486400" cy="3026664"/>
-            <wp:docPr id="5" name="Picture 5" descr="Original case: Return 1912 with card P; do not sell a ticket. Changed condition: Replace P with Q, which has no approved card. Expected result: The year is unsupported, and the ticket sale is still excluded. Reason: Knowledge and permission are separate requirements."/>
+            <wp:docPr id="6" name="Picture 6" descr="Original case: Return 1912 with card P; do not sell a ticket. Changed condition: Replace P with Q, which has no approved card. Expected result: The year is unsupported, and the ticket sale is still excluded. Reason: Knowledge and permission are separate requirements."/>
             <wp:cNvGraphicFramePr>
               <a:graphicFrameLocks noChangeAspect="1"/>
             </wp:cNvGraphicFramePr>
@@ -4822,7 +5346,6 @@
     <w:p>
       <w:pPr>
         <w:spacing w:line="336" w:lineRule="auto" w:after="180"/>
-        <w:shd w:fill="F5F1FB"/>
       </w:pPr>
       <w:r>
         <w:rPr>
@@ -4833,39 +5356,29 @@
     </w:p>
     <w:p>
       <w:pPr>
-        <w:pStyle w:val="Heading3"/>
-      </w:pPr>
-      <w:r>
-        <w:t>Discuss while showing the picture</w:t>
+        <w:spacing w:line="336" w:lineRule="auto" w:after="180"/>
+      </w:pPr>
+      <w:r>
+        <w:rPr>
+          <w:b w:val="0"/>
+        </w:rPr>
+        <w:t>Teacher prompt: Predict before checking the worked changed-case result. Name what changed and what the supplied facts allow you to conclude. Ask learners to describe one label or arrow in ordinary words.</w:t>
       </w:r>
     </w:p>
     <w:p>
       <w:pPr>
         <w:spacing w:line="336" w:lineRule="auto" w:after="180"/>
-        <w:shd w:fill="F1F6F8"/>
       </w:pPr>
       <w:r>
         <w:rPr>
           <w:b w:val="0"/>
         </w:rPr>
-        <w:t>Teacher prompt: Predict before checking the worked changed-case result. Name what changed and what the supplied facts allow you to conclude. Ask learners to describe one label or arrow in ordinary words.</w:t>
+        <w:t>Use the adjacent transcript if the image is difficult to see. Changed-case reasoning: Knowledge and permission are separate requirements.</w:t>
       </w:r>
     </w:p>
     <w:p>
       <w:pPr>
-        <w:spacing w:line="336" w:lineRule="auto" w:after="180"/>
-        <w:shd w:fill="F1F6F8"/>
-      </w:pPr>
-      <w:r>
-        <w:rPr>
-          <w:b w:val="0"/>
-        </w:rPr>
-        <w:t>Use the adjacent transcript if the image is difficult to see. Changed-case reasoning: Knowledge and permission are separate requirements.</w:t>
-      </w:r>
-    </w:p>
-    <w:p>
-      <w:pPr>
-        <w:pStyle w:val="Heading3"/>
+        <w:pStyle w:val="Heading2"/>
       </w:pPr>
       <w:r>
         <w:t>05. Connect the explanation to its limit</w:t>
@@ -4876,7 +5389,7 @@
         <w:drawing>
           <wp:inline xmlns:a="http://schemas.openxmlformats.org/drawingml/2006/main" xmlns:pic="http://schemas.openxmlformats.org/drawingml/2006/picture">
             <wp:extent cx="5486400" cy="2834640"/>
-            <wp:docPr id="6" name="Picture 6" descr="A service boundary states permitted work; useful information does not grant extra operations. Limit: An approved card can be outdated; this trace does not independently verify museum history."/>
+            <wp:docPr id="7" name="Picture 7" descr="A service boundary states permitted work; useful information does not grant extra operations. Limit: An approved card can be outdated; this trace does not independently verify museum history."/>
             <wp:cNvGraphicFramePr>
               <a:graphicFrameLocks noChangeAspect="1"/>
             </wp:cNvGraphicFramePr>
@@ -4933,7 +5446,6 @@
     <w:p>
       <w:pPr>
         <w:spacing w:line="336" w:lineRule="auto" w:after="180"/>
-        <w:shd w:fill="F5F1FB"/>
       </w:pPr>
       <w:r>
         <w:rPr>
@@ -4944,39 +5456,29 @@
     </w:p>
     <w:p>
       <w:pPr>
-        <w:pStyle w:val="Heading3"/>
-      </w:pPr>
-      <w:r>
-        <w:t>Discuss while showing the picture</w:t>
+        <w:spacing w:line="336" w:lineRule="auto" w:after="180"/>
+      </w:pPr>
+      <w:r>
+        <w:rPr>
+          <w:b w:val="0"/>
+        </w:rPr>
+        <w:t>Teacher prompt: Explain the case, then point to a limit on the claim. Ask learners to describe one label or arrow in ordinary words. Use the adjacent transcript if the image is difficult to see.</w:t>
       </w:r>
     </w:p>
     <w:p>
       <w:pPr>
         <w:spacing w:line="336" w:lineRule="auto" w:after="180"/>
-        <w:shd w:fill="F1F6F8"/>
       </w:pPr>
       <w:r>
         <w:rPr>
           <w:b w:val="0"/>
         </w:rPr>
-        <w:t>Teacher prompt: Explain the case, then point to a limit on the claim. Ask learners to describe one label or arrow in ordinary words. Use the adjacent transcript if the image is difficult to see.</w:t>
+        <w:t>Keep the stated scope: An approved card can be outdated; this trace does not independently verify museum history.</w:t>
       </w:r>
     </w:p>
     <w:p>
       <w:pPr>
-        <w:spacing w:line="336" w:lineRule="auto" w:after="180"/>
-        <w:shd w:fill="F1F6F8"/>
-      </w:pPr>
-      <w:r>
-        <w:rPr>
-          <w:b w:val="0"/>
-        </w:rPr>
-        <w:t>Keep the stated scope: An approved card can be outdated; this trace does not independently verify museum history.</w:t>
-      </w:r>
-    </w:p>
-    <w:p>
-      <w:pPr>
-        <w:pStyle w:val="Heading3"/>
+        <w:pStyle w:val="Heading2"/>
       </w:pPr>
       <w:r>
         <w:t>06. Make the idea visible in your project</w:t>
@@ -4987,7 +5489,7 @@
         <w:drawing>
           <wp:inline xmlns:a="http://schemas.openxmlformats.org/drawingml/2006/main" xmlns:pic="http://schemas.openxmlformats.org/drawingml/2006/picture">
             <wp:extent cx="5486400" cy="3529584"/>
-            <wp:docPr id="7" name="Picture 7" descr="For the Grounded Learning Service, retain an annotated trace and the changed-case result. Name the contract or evidence that makes the deciding step valid, so another team can review it. Draw your input, deciding step, result and limit. Supported question: Split the museum visitor’s request into two operations. Which can the service perform for P, and what happens to each operation when Q has no approved card?"/>
+            <wp:docPr id="8" name="Picture 8" descr="For the Grounded Learning Service, retain an annotated trace and the changed-case result. Name the contract or evidence that makes the deciding step valid, so another team can review it. Draw your input, deciding step, result and limit. Supported question: Split the museum visitor’s request into two operations. Which can the service perform for P, and what happens to each operation when Q has no approved card?"/>
             <wp:cNvGraphicFramePr>
               <a:graphicFrameLocks noChangeAspect="1"/>
             </wp:cNvGraphicFramePr>
@@ -5067,7 +5569,6 @@
     <w:p>
       <w:pPr>
         <w:spacing w:line="336" w:lineRule="auto" w:after="180"/>
-        <w:shd w:fill="F5F1FB"/>
       </w:pPr>
       <w:r>
         <w:rPr>
@@ -5090,58 +5591,126 @@
     </w:p>
     <w:p>
       <w:pPr>
-        <w:pStyle w:val="Heading3"/>
-      </w:pPr>
-      <w:r>
-        <w:t>Discuss while showing the picture</w:t>
+        <w:spacing w:line="336" w:lineRule="auto" w:after="180"/>
+      </w:pPr>
+      <w:r>
+        <w:rPr>
+          <w:b w:val="0"/>
+        </w:rPr>
+        <w:t xml:space="preserve">Teacher prompt: Draw your project trace and justify the deciding step using </w:t>
+      </w:r>
+      <w:r>
+        <w:rPr>
+          <w:b/>
+        </w:rPr>
+        <w:t>evidence</w:t>
+      </w:r>
+      <w:r>
+        <w:rPr>
+          <w:b w:val="0"/>
+        </w:rPr>
+        <w:t>. Ask learners to describe one label or arrow in ordinary words. Use the adjacent transcript if the image is difficult to see.</w:t>
       </w:r>
     </w:p>
     <w:p>
       <w:pPr>
         <w:spacing w:line="336" w:lineRule="auto" w:after="180"/>
-        <w:shd w:fill="F1F6F8"/>
       </w:pPr>
       <w:r>
         <w:rPr>
           <w:b w:val="0"/>
         </w:rPr>
-        <w:t xml:space="preserve">Teacher prompt: Draw your project trace and justify the deciding step using </w:t>
-      </w:r>
-      <w:r>
-        <w:rPr>
-          <w:b/>
-        </w:rPr>
-        <w:t>evidence</w:t>
-      </w:r>
-      <w:r>
-        <w:rPr>
-          <w:b w:val="0"/>
-        </w:rPr>
-        <w:t>. Ask learners to describe one label or arrow in ordinary words. Use the adjacent transcript if the image is difficult to see.</w:t>
+        <w:t>Supported practice key: The supplied year is 1912. Answering the year and selling a ticket are separate operations. Return 1912 with card P; do not sell a ticket.</w:t>
       </w:r>
     </w:p>
     <w:p>
       <w:pPr>
         <w:spacing w:line="336" w:lineRule="auto" w:after="180"/>
-        <w:shd w:fill="F1F6F8"/>
       </w:pPr>
       <w:r>
         <w:rPr>
           <w:b w:val="0"/>
         </w:rPr>
-        <w:t>Supported practice key: The supplied year is 1912. Answering the year and selling a ticket are separate operations. Return 1912 with card P; do not sell a ticket.</w:t>
+        <w:t>Changed case: The year is unsupported, and the ticket sale is still excluded. Knowledge and permission are separate requirements.</w:t>
       </w:r>
     </w:p>
     <w:p>
       <w:pPr>
+        <w:pStyle w:val="Heading2"/>
+      </w:pPr>
+      <w:r>
+        <w:t>Earlier wording, alternatives and picture transcripts · reference / check after trying</w:t>
+      </w:r>
+    </w:p>
+    <w:p>
+      <w:pPr>
         <w:spacing w:line="336" w:lineRule="auto" w:after="180"/>
-        <w:shd w:fill="F1F6F8"/>
       </w:pPr>
       <w:r>
         <w:rPr>
           <w:b w:val="0"/>
         </w:rPr>
-        <w:t>Changed case: The year is unsupported, and the ticket sale is still excluded. Knowledge and permission are separate requirements.</w:t>
+        <w:t xml:space="preserve">Use one picture at a time. Hide a worked result before asking for a </w:t>
+      </w:r>
+      <w:r>
+        <w:rPr>
+          <w:b/>
+        </w:rPr>
+        <w:t>prediction</w:t>
+      </w:r>
+      <w:r>
+        <w:rPr>
+          <w:b w:val="0"/>
+        </w:rPr>
+        <w:t>, then reveal it for feedback. These are supported teaching cases; retain the separate independent assessment for a fresh first attempt.</w:t>
+      </w:r>
+    </w:p>
+    <w:p>
+      <w:pPr>
+        <w:pStyle w:val="Heading3"/>
+      </w:pPr>
+      <w:r>
+        <w:t>01. Requirements and service boundaries: the case</w:t>
+      </w:r>
+    </w:p>
+    <w:p>
+      <w:pPr>
+        <w:pStyle w:val="Heading3"/>
+      </w:pPr>
+      <w:r>
+        <w:t>02. Follow the deciding steps</w:t>
+      </w:r>
+    </w:p>
+    <w:p>
+      <w:pPr>
+        <w:pStyle w:val="Heading3"/>
+      </w:pPr>
+      <w:r>
+        <w:t>03. Requirements and service boundaries — evidence trace</w:t>
+      </w:r>
+    </w:p>
+    <w:p>
+      <w:pPr>
+        <w:pStyle w:val="Heading3"/>
+      </w:pPr>
+      <w:r>
+        <w:t>04. Change one thing. Trace what follows.</w:t>
+      </w:r>
+    </w:p>
+    <w:p>
+      <w:pPr>
+        <w:pStyle w:val="Heading3"/>
+      </w:pPr>
+      <w:r>
+        <w:t>05. Connect the explanation to its limit</w:t>
+      </w:r>
+    </w:p>
+    <w:p>
+      <w:pPr>
+        <w:pStyle w:val="Heading3"/>
+      </w:pPr>
+      <w:r>
+        <w:t>06. Make the idea visible in your project</w:t>
       </w:r>
     </w:p>
     <w:sectPr>
